--- a/03-dpj/DPJ-1_Proposal_Judul_Kandang_Ayam_Broiler.docx
+++ b/03-dpj/DPJ-1_Proposal_Judul_Kandang_Ayam_Broiler.docx
@@ -33,7 +33,7 @@
           <w:sz w:val="24"/>
           <w:szCs w:val="24"/>
         </w:rPr>
-        <w:t xml:space="preserve">Opsi Alat 1 dari 3 — Pemantauan WiFi CSI pada Kandang Ayam Broiler</w:t>
+        <w:t xml:space="preserve">Opsi Alat 1 dari 4 — Pemantauan Wi-Fi CSI pada Kandang Ayam Broiler</w:t>
       </w:r>
     </w:p>
     <w:p>
@@ -67,13 +67,12 @@
           <w:sz w:val="28"/>
           <w:szCs w:val="28"/>
         </w:rPr>
-        <w:t xml:space="preserve">Estimasi Indeks Aktivitas Kawanan Broiler Berbasis Wi-Fi Channel State Information pada ESP32: Studi Kelayakan Pemantauan Dini Kesehatan Unggas</w:t>
-      </w:r>
-    </w:p>
-    <w:p>
-      <w:pPr>
-        <w:pStyle w:val="Heading1"/>
-        <w:spacing w:after="240" w:before="480" w:line="360"/>
+        <w:t xml:space="preserve">ESTIMASI INDEKS AKTIVITAS KAWANAN BROILER BERBASIS WI-FI CHANNEL STATE INFORMATION PADA ESP32: STUDI KELAYAKAN PEMANTAUAN DINI KESEHATAN UNGGAS</w:t>
+      </w:r>
+    </w:p>
+    <w:p>
+      <w:pPr>
+        <w:spacing w:after="120" w:line="322" w:lineRule="atLeast"/>
         <w:jc w:val="center"/>
       </w:pPr>
       <w:r>
@@ -82,10 +81,98 @@
           <w:b/>
           <w:bCs/>
           <w:color w:val="000000"/>
+          <w:sz w:val="24"/>
+          <w:szCs w:val="24"/>
+        </w:rPr>
+        <w:t xml:space="preserve">Judul Alternatif 1: </w:t>
+      </w:r>
+      <w:r>
+        <w:rPr>
+          <w:rFonts w:ascii="Times New Roman" w:eastAsia="SimSun"/>
+          <w:color w:val="000000"/>
+          <w:sz w:val="24"/>
+          <w:szCs w:val="24"/>
+        </w:rPr>
+        <w:t xml:space="preserve">Deteksi Perubahan Aktivitas Kawanan Ayam Berbasis Wi-Fi CSI untuk Sistem Peringatan Dini di Peternakan Rakyat</w:t>
+      </w:r>
+    </w:p>
+    <w:p>
+      <w:pPr>
+        <w:spacing w:after="240" w:line="322" w:lineRule="atLeast"/>
+        <w:jc w:val="center"/>
+      </w:pPr>
+      <w:r>
+        <w:rPr>
+          <w:rFonts w:ascii="Times New Roman" w:eastAsia="SimHei"/>
+          <w:b/>
+          <w:bCs/>
+          <w:color w:val="000000"/>
+          <w:sz w:val="24"/>
+          <w:szCs w:val="24"/>
+        </w:rPr>
+        <w:t xml:space="preserve">Judul Alternatif 2: </w:t>
+      </w:r>
+      <w:r>
+        <w:rPr>
+          <w:rFonts w:ascii="Times New Roman" w:eastAsia="SimSun"/>
+          <w:color w:val="000000"/>
+          <w:sz w:val="24"/>
+          <w:szCs w:val="24"/>
+        </w:rPr>
+        <w:t xml:space="preserve">Sistem Monitoring Perilaku Kawanan Unggas Device-Free Berbasis Wi-Fi CSI pada ESP32 dengan Dataset Publik</w:t>
+      </w:r>
+    </w:p>
+    <w:p>
+      <w:pPr>
+        <w:pStyle w:val="Heading1"/>
+        <w:spacing w:after="40" w:before="480" w:line="360"/>
+        <w:jc w:val="center"/>
+      </w:pPr>
+      <w:r>
+        <w:rPr>
+          <w:rFonts w:ascii="Times New Roman" w:eastAsia="SimHei"/>
+          <w:b/>
+          <w:bCs/>
+          <w:color w:val="000000"/>
           <w:sz w:val="32"/>
           <w:szCs w:val="32"/>
         </w:rPr>
-        <w:t xml:space="preserve">1. Latar Belakang</w:t>
+        <w:t xml:space="preserve">BAB I</w:t>
+      </w:r>
+    </w:p>
+    <w:p>
+      <w:pPr>
+        <w:pStyle w:val="Heading1"/>
+        <w:spacing w:after="240" w:before="0" w:line="360"/>
+        <w:jc w:val="center"/>
+      </w:pPr>
+      <w:r>
+        <w:rPr>
+          <w:rFonts w:ascii="Times New Roman" w:eastAsia="SimHei"/>
+          <w:b/>
+          <w:bCs/>
+          <w:color w:val="000000"/>
+          <w:sz w:val="32"/>
+          <w:szCs w:val="32"/>
+        </w:rPr>
+        <w:t xml:space="preserve">PENDAHULUAN</w:t>
+      </w:r>
+    </w:p>
+    <w:p>
+      <w:pPr>
+        <w:pStyle w:val="Heading2"/>
+        <w:spacing w:after="160" w:before="320" w:line="360"/>
+      </w:pPr>
+      <w:r>
+        <w:rPr>
+          <w:rFonts w:ascii="Times New Roman" w:eastAsia="SimHei"/>
+          <w:b/>
+          <w:bCs/>
+          <w:color w:val="000000"/>
+          <w:sz w:val="30"/>
+          <w:szCs w:val="30"/>
+        </w:rPr>
+        <w:t xml:space="preserve">1.1 Latar Belakang</w:t>
       </w:r>
     </w:p>
     <w:p>
@@ -101,7 +188,7 @@
           <w:sz w:val="24"/>
           <w:szCs w:val="24"/>
         </w:rPr>
-        <w:t xml:space="preserve">Penyakit unggas pada peternakan skala kecil dan menengah masih sering terdeteksi terlambat. Keterlambatan deteksi menyebabkan penyebaran ke seluruh kawanan, kenaikan mortalitas, dan kerugian ekonomi yang berarti bagi peternak rakyat yang mengelola 10 hingga 50 ekor per siklus. Tinjauan sistematis He dan kawan-kawan menunjukkan bahwa peringatan dini penyakit ayam selama ini bertumpu pada pemantauan gejala klinis, dan seluruh moda pemantauan otomatis yang tersedia mengandalkan kamera atau sensor lekat yang mahal serta rumit bagi peternak kecil [9]. Kondisi ini membuka kebutuhan akan metode pemantauan yang murah, tanpa kamera saat operasi, dan tidak menuntut pemasangan perangkat pada tiap ekor.</w:t>
+        <w:t xml:space="preserve">Perkembangan teknologi telah memengaruhi berbagai aktivitas peternakan, termasuk cara peternak memantau kondisi kawanan unggas yang dipeliharanya. Saat ini, peternakan skala kecil dan menengah dituntut meningkatkan efisiensi produksi di tengah keterbatasan tenaga kerja, sementara penyakit unggas masih sering terdeteksi terlambat. Keterlambatan deteksi menyebabkan penyebaran ke seluruh kawanan, kenaikan mortalitas, dan kerugian ekonomi yang berarti bagi peternak rakyat yang mengelola 10 hingga 50 ekor per siklus. Tinjauan sistematis He et al. (2022) menunjukkan bahwa peringatan dini penyakit ayam selama ini bertumpu pada pemantauan gejala klinis, dan seluruh moda pemantauan otomatis yang tersedia mengandalkan kamera atau sensor lekat yang mahal serta rumit bagi peternak kecil [9]. Kondisi tersebut menunjukkan bahwa dibutuhkan metode pemantauan yang murah, tanpa kamera saat operasi, dan tidak menuntut pemasangan perangkat pada tiap ekor.</w:t>
       </w:r>
     </w:p>
     <w:p>
@@ -117,7 +204,7 @@
           <w:sz w:val="24"/>
           <w:szCs w:val="24"/>
         </w:rPr>
-        <w:t xml:space="preserve">Wi-Fi Channel State Information (CSI) menawarkan jalur alternatif yang menarik. CSI adalah data per-subcarrier yang melaporkan bagaimana sinyal Wi-Fi termodulasi oleh lingkungan fisik, sehingga gerakan benda di antara pemancar dan penerima meninggalkan jejak yang terukur pada amplitudo dan fase sinyal. Survei Ma dan kawan-kawan mengkatalogkan kemampuan moda ini untuk manusia, mulai dari pengenalan aktivitas, deteksi jatuh, hingga estimasi respirasi [1]. Pada ternak besar, CSI telah terbukti memantau respirasi babi dengan akurasi tinggi di kandang nyata [3] [4] dan mengenali perilaku estrus sapi perlah [5]. Sementara itu, Hernandez dan Bulut membuktikan bahwa sensing Wi-Fi berbasis CSI dapat dijalankan pada perangkat murah kelas Internet of Things, sehingga hambatan biaya perangkat keras semakin rendah [2].</w:t>
+        <w:t xml:space="preserve">Wi-Fi Channel State Information (CSI) merupakan jalur teknologi yang menawarkan alternatif atas moda tersebut. CSI adalah data per-subcarrier yang melaporkan bagaimana sinyal Wi-Fi termodulasi oleh lingkungan fisik, sehingga gerakan benda di antara pemancar dan penerima meninggalkan jejak yang terukur pada amplitudo dan fase sinyal. Ma et al. (2019) menjelaskan bahwa keluarga aplikasi sensing Wi-Fi telah mencakup pengenalan aktivitas, deteksi jatuh, dan estimasi respirasi manusia [1]. Hernandez dan Bulut (2020) menunjukkan bahwa sensing Wi-Fi berbasis CSI dapat dijalankan pada perangkat murah kelas Internet of Things, sehingga hambatan biaya perangkat keras semakin rendah [2]. Pada penelitian ini, CSI digunakan untuk membaca jejak gerak kolektif kawanan ayam broiler tanpa kamera dan tanpa perangkat lekat.</w:t>
       </w:r>
     </w:p>
     <w:p>
@@ -133,7 +220,7 @@
           <w:sz w:val="24"/>
           <w:szCs w:val="24"/>
         </w:rPr>
-        <w:t xml:space="preserve">Meskipun demikian, pencarian literatur yang dilakukan sebelum penyusunan proposal ini tidak menemukan satu pun publikasi Wi-Fi CSI pada unggas, termasuk pada tinjauan peringatan dini penyakit ayam yang menyebut tiga moda utama tanpa menyebut Wi-Fi [9]. Pemantauan broiler hingga kini didominasi akselerometer lekat [6] dan computer vision [7] [8]. Dengan demikian, penerapan CSI pada kawanan unggas kecil-kecil banyak merupakan wilayah yang belum dipetakan. Klaim kebaruan yang jujur adalah sensing kolektif device-free pada kawanan kecil, bukan klaim pertama untuk hewan secara umum, karena babi dan sapi telah mendahului [3] [4] [5].</w:t>
+        <w:t xml:space="preserve">Pada hewan ternak besar, kemampuan CSI telah terbukti pada lingkungan kandang nyata. Hao et al. (2019) memantau respirasi babi menggunakan informasi kanal jaringan Wi-Fi [3], Lu et al. (2019) melanjutkan pemantauan frekuensi respirasi babi dengan teknologi wireless sensing [4], dan Hao et al. (2020) mengenali perilaku mounting sapi perlah dari sinyal Wi-Fi dengan ribuan sampel uji [5]. Ketiganya bekerja pada satu sampai dua hewan bermassa besar per area, sehingga masih membuka pertanyaan apakah pendekatan yang sama dapat bekerja pada kawanan unggas yang jauh lebih kecil massanya dan jauh lebih banyak jumlahnya. Pencarian literatur yang dilakukan sebelum penyusunan proposal ini tidak menemukan satu pun publikasi Wi-Fi CSI pada unggas, termasuk pada tinjauan peringatan dini penyakit ayam yang menyebut tiga moda utama tanpa menyebut Wi-Fi [9]. Pemantauan broiler hingga kini didominasi akselerometer lekat [6], computer vision [7] [8], sehingga penerapan CSI pada kawanan unggas merupakan wilayah yang belum dipetakan.</w:t>
       </w:r>
     </w:p>
     <w:p>
@@ -165,7 +252,7 @@
           <w:sz w:val="24"/>
           <w:szCs w:val="24"/>
         </w:rPr>
-        <w:t xml:space="preserve">Berdasarkan reformulasi tersebut, proposal ini menawarkan studi kelayakan estimasi indeks aktivitas kawanan broiler menggunakan Wi-Fi CSI pada ESP32. Sistem memantau tingkat aktivitas kolektif kawanan secara kontinyu; bila indeks menyimpang dari pola baseline hari-hari sebelumnya, sistem mengirim peringatan kepada peternak; sistem tidak dan tidak akan mengidentifikasi ayam mana yang sakit. Dengan posisi sebagai studi kelayakan, penelitian ini tetap menghasilkan temuan berharga berupa karakteristik sinyal, protokol pengukuran, dan dataset awal, sekalipun kontras sinyal terbukti lemah. Tabel 1 merangkum usulan judul utama beserta dua alternatif yang dipersiapkan untuk didiskusikan dengan pembimbing.</w:t>
+        <w:t xml:space="preserve">Berdasarkan uraian tersebut, penelitian ini dilakukan untuk menguji kelayakan estimasi indeks aktivitas kawanan broiler menggunakan Wi-Fi CSI pada ESP32 sebagai dasar peringatan dini perubahan kondisi kawanan. Sistem yang dikembangkan mengintegrasikan firmware capture CSI pada ESP32, pengolahan sinyal pada server platform open-source RuView, indeks aktivitas kawanan, dan saluran peringatan melalui dashboard serta MQTT. Pengembangan ini diharapkan dapat memberikan alat bantu pemantauan berbiaya rendah bagi peternak rakyat sekaligus karakterisasi sinyal awal bagi penelitian sensing unggas berikutnya. Tabel 1.1 merangkum usulan judul utama beserta dua judul alternatif yang dipersiapkan untuk didiskusikan dengan pembimbing.</w:t>
       </w:r>
     </w:p>
     <w:p>
@@ -181,7 +268,7 @@
           <w:sz w:val="21"/>
           <w:szCs w:val="21"/>
         </w:rPr>
-        <w:t xml:space="preserve">Tabel 1 Usulan judul penelitian</w:t>
+        <w:t xml:space="preserve">Tabel 1.1 Usulan judul penelitian</w:t>
       </w:r>
     </w:p>
     <w:tbl>
@@ -630,9 +717,8 @@
     </w:p>
     <w:p>
       <w:pPr>
-        <w:pStyle w:val="Heading1"/>
-        <w:spacing w:after="240" w:before="480" w:line="360"/>
-        <w:jc w:val="center"/>
+        <w:pStyle w:val="Heading2"/>
+        <w:spacing w:after="160" w:before="320" w:line="360"/>
       </w:pPr>
       <w:r>
         <w:rPr>
@@ -640,10 +726,74 @@
           <w:b/>
           <w:bCs/>
           <w:color w:val="000000"/>
-          <w:sz w:val="32"/>
-          <w:szCs w:val="32"/>
-        </w:rPr>
-        <w:t xml:space="preserve">2. Rumusan Masalah dan Batasan</w:t>
+          <w:sz w:val="30"/>
+          <w:szCs w:val="30"/>
+        </w:rPr>
+        <w:t xml:space="preserve">1.2 Rumusan Masalah</w:t>
+      </w:r>
+    </w:p>
+    <w:p>
+      <w:pPr>
+        <w:spacing w:after="0" w:line="360"/>
+        <w:ind w:firstLine="709"/>
+        <w:jc w:val="both"/>
+      </w:pPr>
+      <w:r>
+        <w:rPr>
+          <w:rFonts w:ascii="Times New Roman" w:eastAsia="SimSun"/>
+          <w:color w:val="000000"/>
+          <w:sz w:val="24"/>
+          <w:szCs w:val="24"/>
+        </w:rPr>
+        <w:t xml:space="preserve">Berdasarkan latar belakang permasalahan yang telah diuraikan serta untuk menjawab permasalahan yang menjadi fokus dalam penelitian ini, maka dapat dirumuskan beberapa rumusan masalah yang akan dikaji lebih lanjut. Rumusan masalah pada penelitian ini sebagai berikut.</w:t>
+      </w:r>
+    </w:p>
+    <w:p>
+      <w:pPr>
+        <w:spacing w:after="60" w:line="360"/>
+        <w:ind w:left="1069" w:hanging="360"/>
+        <w:jc w:val="left"/>
+      </w:pPr>
+      <w:r>
+        <w:rPr>
+          <w:rFonts w:ascii="Times New Roman" w:eastAsia="SimSun"/>
+          <w:color w:val="000000"/>
+          <w:sz w:val="24"/>
+          <w:szCs w:val="24"/>
+        </w:rPr>
+        <w:t xml:space="preserve">1. Bagaimana rancangan uji fisik Delta-CSI dua node ESP32 menghasilkan kontras sinyal yang dapat diandalkan antara kondisi kandang kosong, satu ekor bergerak, dan kawanan penuh bergerak terhadap noise floor?</w:t>
+      </w:r>
+    </w:p>
+    <w:p>
+      <w:pPr>
+        <w:spacing w:after="60" w:line="360"/>
+        <w:ind w:left="1069" w:hanging="360"/>
+        <w:jc w:val="left"/>
+      </w:pPr>
+      <w:r>
+        <w:rPr>
+          <w:rFonts w:ascii="Times New Roman" w:eastAsia="SimSun"/>
+          <w:color w:val="000000"/>
+          <w:sz w:val="24"/>
+          <w:szCs w:val="24"/>
+        </w:rPr>
+        <w:t xml:space="preserve">2. Bagaimana indeks aktivitas kawanan dibangun dari energi motion-band amplitudo CSI window 60 detik dan seberapa konsisten hasilnya terhadap referensi aktivitas dari kamera sinkron pada tiap window pengamatan?</w:t>
+      </w:r>
+    </w:p>
+    <w:p>
+      <w:pPr>
+        <w:spacing w:after="60" w:line="360"/>
+        <w:ind w:left="1069" w:hanging="360"/>
+        <w:jc w:val="left"/>
+      </w:pPr>
+      <w:r>
+        <w:rPr>
+          <w:rFonts w:ascii="Times New Roman" w:eastAsia="SimSun"/>
+          <w:color w:val="000000"/>
+          <w:sz w:val="24"/>
+          <w:szCs w:val="24"/>
+        </w:rPr>
+        <w:t xml:space="preserve">3. Bagaimana efektivitas control chart berbasis z-score adaptif pada indeks aktivitas dalam memberi peringatan perubahan pola kawanan dengan tingkat alarm palsu paling banyak satu per 24 jam dan precision@k minimal 0,5 terhadap audit kamera retrospektif?</w:t>
       </w:r>
     </w:p>
     <w:p>
@@ -660,7 +810,7 @@
           <w:sz w:val="30"/>
           <w:szCs w:val="30"/>
         </w:rPr>
-        <w:t xml:space="preserve">2.1 Rumusan Masalah</w:t>
+        <w:t xml:space="preserve">1.3 Tujuan Penelitian</w:t>
       </w:r>
     </w:p>
     <w:p>
@@ -676,17 +826,13 @@
           <w:sz w:val="24"/>
           <w:szCs w:val="24"/>
         </w:rPr>
-        <w:t xml:space="preserve">Tiga pertanyaan penelitian berikut dirumuskan agar setiap jawabannya dapat dipetakan langsung ke protokol pengukuran yang tersedia dalam satu semester.</w:t>
-      </w:r>
-    </w:p>
-    <w:p>
-      <w:pPr>
-        <w:pStyle w:val="ListParagraph"/>
-        <w:numPr>
-          <w:ilvl w:val="0"/>
-          <w:numId w:val="{list-dpj-1-0}"/>
-        </w:numPr>
+        <w:t xml:space="preserve">Penelitian ini bertujuan untuk menguji kelayakan estimasi indeks aktivitas kawanan broiler berbasis Wi-Fi CSI pada ESP32 sebagai dasar peringatan dini perubahan kondisi kawanan. Adapun tujuan dari penelitian ini adalah sebagai berikut.</w:t>
+      </w:r>
+    </w:p>
+    <w:p>
+      <w:pPr>
         <w:spacing w:after="60" w:line="360"/>
+        <w:ind w:left="1069" w:hanging="360"/>
         <w:jc w:val="left"/>
       </w:pPr>
       <w:r>
@@ -696,17 +842,13 @@
           <w:sz w:val="24"/>
           <w:szCs w:val="24"/>
         </w:rPr>
-        <w:t xml:space="preserve">Sejauh mana sinyal Wi-Fi CSI yang ditangkap ESP32 menghasilkan kontras yang dapat diandalkan antara kondisi kandang kosong, satu ekor bergerak, dan kawanan penuh bergerak terhadap noise floor (uji Delta-CSI)?</w:t>
-      </w:r>
-    </w:p>
-    <w:p>
-      <w:pPr>
-        <w:pStyle w:val="ListParagraph"/>
-        <w:numPr>
-          <w:ilvl w:val="0"/>
-          <w:numId w:val="{list-dpj-1-0}"/>
-        </w:numPr>
+        <w:t xml:space="preserve">1. Merancang uji fisik Delta-CSI tiga skenario (kandang kosong, satu ekor bergerak, kawanan penuh) di lokasi nyata pada minggu awal sebagai gerbang go/no-go kelayakan fisik sinyal.</w:t>
+      </w:r>
+    </w:p>
+    <w:p>
+      <w:pPr>
         <w:spacing w:after="60" w:line="360"/>
+        <w:ind w:left="1069" w:hanging="360"/>
         <w:jc w:val="left"/>
       </w:pPr>
       <w:r>
@@ -716,17 +858,13 @@
           <w:sz w:val="24"/>
           <w:szCs w:val="24"/>
         </w:rPr>
-        <w:t xml:space="preserve">Seberapa konsisten indeks aktivitas kawanan hasil agregasi energi motion-band CSI terhadap referensi aktivitas dari kamera sinkron pada tiap window pengamatan?</w:t>
-      </w:r>
-    </w:p>
-    <w:p>
-      <w:pPr>
-        <w:pStyle w:val="ListParagraph"/>
-        <w:numPr>
-          <w:ilvl w:val="0"/>
-          <w:numId w:val="{list-dpj-1-0}"/>
-        </w:numPr>
+        <w:t xml:space="preserve">2. Mengimplementasikan indeks aktivitas kawanan kontinyu dari energi motion-band amplitudo CSI dengan window 60 detik dan memvalidasinya terhadap referensi kamera sinkron.</w:t>
+      </w:r>
+    </w:p>
+    <w:p>
+      <w:pPr>
         <w:spacing w:after="60" w:line="360"/>
+        <w:ind w:left="1069" w:hanging="360"/>
         <w:jc w:val="left"/>
       </w:pPr>
       <w:r>
@@ -736,7 +874,7 @@
           <w:sz w:val="24"/>
           <w:szCs w:val="24"/>
         </w:rPr>
-        <w:t xml:space="preserve">Seberapa efektif control chart berbasis z-score adaptif pada indeks aktivitas mendeteksi perubahan pola kawanan dengan tingkat alarm palsu paling banyak satu per 24 jam dan precision@k minimal 0,5 terhadap audit kamera retrospektif?</w:t>
+        <w:t xml:space="preserve">3. Mengetahui hasil pengujian control chart z-score adaptif dalam mendeteksi perubahan pola kawanan melalui metrik alarm palsu per 24 jam dan precision@k, serta menyusun protokol pengukuran dan dataset awal yang terdokumentasi untuk penelitian lanjutan.</w:t>
       </w:r>
     </w:p>
     <w:p>
@@ -753,7 +891,7 @@
           <w:sz w:val="30"/>
           <w:szCs w:val="30"/>
         </w:rPr>
-        <w:t xml:space="preserve">2.2 Batasan Masalah</w:t>
+        <w:t xml:space="preserve">1.4 Batasan Masalah</w:t>
       </w:r>
     </w:p>
     <w:p>
@@ -769,17 +907,13 @@
           <w:sz w:val="24"/>
           <w:szCs w:val="24"/>
         </w:rPr>
-        <w:t xml:space="preserve">Batasan berikut disusun agar janji penelitian tetap berada di dalam wilayah yang dapat dibuktikan, sesuai hasil review kritis terhadap rencana awal.</w:t>
-      </w:r>
-    </w:p>
-    <w:p>
-      <w:pPr>
-        <w:pStyle w:val="ListParagraph"/>
-        <w:numPr>
-          <w:ilvl w:val="0"/>
-          <w:numId w:val="1"/>
-        </w:numPr>
+        <w:t xml:space="preserve">Agar penelitian ini memiliki ruang lingkup yang jelas dan terarah sesuai dengan tujuan yang telah ditetapkan, maka ditentukan batasan masalah guna membatasi pembahasan terhadap aspek-aspek yang relevan dengan topik penelitian. Adapun batasan masalah pada penelitian ini sebagai berikut.</w:t>
+      </w:r>
+    </w:p>
+    <w:p>
+      <w:pPr>
         <w:spacing w:after="60" w:line="360"/>
+        <w:ind w:left="1069" w:hanging="360"/>
         <w:jc w:val="left"/>
       </w:pPr>
       <w:r>
@@ -789,17 +923,13 @@
           <w:sz w:val="24"/>
           <w:szCs w:val="24"/>
         </w:rPr>
-        <w:t xml:space="preserve">Unit analisis adalah kawanan 10 hingga 15 ekor broiler dalam satu kandang, bukan ayam per-ekor; atribusi individu dinyatakan di luar lingkup.</w:t>
-      </w:r>
-    </w:p>
-    <w:p>
-      <w:pPr>
-        <w:pStyle w:val="ListParagraph"/>
-        <w:numPr>
-          <w:ilvl w:val="0"/>
-          <w:numId w:val="1"/>
-        </w:numPr>
+        <w:t xml:space="preserve">1. Unit analisis adalah kawanan 10 hingga 15 ekor broiler dalam satu kandang mitra 【lokasi kandang】 dengan siklus pemeliharaan normal, bukan ayam per-ekor.</w:t>
+      </w:r>
+    </w:p>
+    <w:p>
+      <w:pPr>
         <w:spacing w:after="60" w:line="360"/>
+        <w:ind w:left="1069" w:hanging="360"/>
         <w:jc w:val="left"/>
       </w:pPr>
       <w:r>
@@ -809,17 +939,13 @@
           <w:sz w:val="24"/>
           <w:szCs w:val="24"/>
         </w:rPr>
-        <w:t xml:space="preserve">Tidak ada kelas positif penyakit terverifikasi; evaluasi utama memakai metrik yang jujur untuk kondisi tanpa label, dan jalur sekunder hanya berjalan bila event proxy etis berlabel tersedia.</w:t>
-      </w:r>
-    </w:p>
-    <w:p>
-      <w:pPr>
-        <w:pStyle w:val="ListParagraph"/>
-        <w:numPr>
-          <w:ilvl w:val="0"/>
-          <w:numId w:val="1"/>
-        </w:numPr>
+        <w:t xml:space="preserve">2. Tidak ada kelas positif penyakit terverifikasi dalam satu semester; evaluasi utama memakai metrik yang jujur untuk kondisi tanpa label, dan jalur sekunder hanya berjalan bila event proxy etis berlabel tersedia dari vaksinasi atau pembatasan pakan terkontrol.</w:t>
+      </w:r>
+    </w:p>
+    <w:p>
+      <w:pPr>
         <w:spacing w:after="60" w:line="360"/>
+        <w:ind w:left="1069" w:hanging="360"/>
         <w:jc w:val="left"/>
       </w:pPr>
       <w:r>
@@ -829,17 +955,13 @@
           <w:sz w:val="24"/>
           <w:szCs w:val="24"/>
         </w:rPr>
-        <w:t xml:space="preserve">Kamera hanya dipakai pada fase pelabelan dan audit; saat operasi harian sistem berjalan tanpa kamera.</w:t>
-      </w:r>
-    </w:p>
-    <w:p>
-      <w:pPr>
-        <w:pStyle w:val="ListParagraph"/>
-        <w:numPr>
-          <w:ilvl w:val="0"/>
-          <w:numId w:val="1"/>
-        </w:numPr>
+        <w:t xml:space="preserve">3. Kamera hanya dipakai pada fase pelabelan dan audit; saat operasi harian sistem berjalan tanpa kamera.</w:t>
+      </w:r>
+    </w:p>
+    <w:p>
+      <w:pPr>
         <w:spacing w:after="60" w:line="360"/>
+        <w:ind w:left="1069" w:hanging="360"/>
         <w:jc w:val="left"/>
       </w:pPr>
       <w:r>
@@ -849,17 +971,13 @@
           <w:sz w:val="24"/>
           <w:szCs w:val="24"/>
         </w:rPr>
-        <w:t xml:space="preserve">Objek terbatas pada satu kandang mitra 【lokasi kandang】, sehingga desain evaluasi memakai split blok-waktu untuk mengelola risiko pseudoreplikasi.</w:t>
-      </w:r>
-    </w:p>
-    <w:p>
-      <w:pPr>
-        <w:pStyle w:val="ListParagraph"/>
-        <w:numPr>
-          <w:ilvl w:val="0"/>
-          <w:numId w:val="1"/>
-        </w:numPr>
+        <w:t xml:space="preserve">4. Objek terbatas pada satu kandang mitra, sehingga desain evaluasi memakai split blok-waktu (latih pada hari A sampai B, uji pada hari C) untuk mengelola risiko pseudoreplikasi.</w:t>
+      </w:r>
+    </w:p>
+    <w:p>
+      <w:pPr>
         <w:spacing w:after="60" w:line="360"/>
+        <w:ind w:left="1069" w:hanging="360"/>
         <w:jc w:val="left"/>
       </w:pPr>
       <w:r>
@@ -869,14 +987,29 @@
           <w:sz w:val="24"/>
           <w:szCs w:val="24"/>
         </w:rPr>
-        <w:t xml:space="preserve">Sistem diposisikan sebagai alat bantu peringatan dini untuk peternak, bukan alat diagnosis medis hewan.</w:t>
-      </w:r>
-    </w:p>
-    <w:p>
-      <w:pPr>
-        <w:pStyle w:val="Heading1"/>
-        <w:spacing w:after="240" w:before="480" w:line="360"/>
-        <w:jc w:val="center"/>
+        <w:t xml:space="preserve">5. Sistem diposisikan sebagai alat bantu peringatan dini untuk peternak, bukan alat diagnosis medis hewan.</w:t>
+      </w:r>
+    </w:p>
+    <w:p>
+      <w:pPr>
+        <w:spacing w:after="60" w:line="360"/>
+        <w:ind w:left="1069" w:hanging="360"/>
+        <w:jc w:val="left"/>
+      </w:pPr>
+      <w:r>
+        <w:rPr>
+          <w:rFonts w:ascii="Times New Roman" w:eastAsia="SimSun"/>
+          <w:color w:val="000000"/>
+          <w:sz w:val="24"/>
+          <w:szCs w:val="24"/>
+        </w:rPr>
+        <w:t xml:space="preserve">6. Penelitian ini tidak membahas identifikasi ayam per-ekor, diagnosis penyakit, pengukuran fisiologi per-ekor seperti denyut jantung unggas, maupun perluasan ke kandang skala industri.</w:t>
+      </w:r>
+    </w:p>
+    <w:p>
+      <w:pPr>
+        <w:pStyle w:val="Heading2"/>
+        <w:spacing w:after="160" w:before="320" w:line="360"/>
       </w:pPr>
       <w:r>
         <w:rPr>
@@ -884,16 +1017,33 @@
           <w:b/>
           <w:bCs/>
           <w:color w:val="000000"/>
-          <w:sz w:val="32"/>
-          <w:szCs w:val="32"/>
-        </w:rPr>
-        <w:t xml:space="preserve">3. Tujuan dan Manfaat</w:t>
-      </w:r>
-    </w:p>
-    <w:p>
-      <w:pPr>
-        <w:pStyle w:val="Heading2"/>
-        <w:spacing w:after="160" w:before="320" w:line="360"/>
+          <w:sz w:val="30"/>
+          <w:szCs w:val="30"/>
+        </w:rPr>
+        <w:t xml:space="preserve">1.5 Manfaat Penelitian</w:t>
+      </w:r>
+    </w:p>
+    <w:p>
+      <w:pPr>
+        <w:spacing w:after="0" w:line="360"/>
+        <w:ind w:firstLine="709"/>
+        <w:jc w:val="both"/>
+      </w:pPr>
+      <w:r>
+        <w:rPr>
+          <w:rFonts w:ascii="Times New Roman" w:eastAsia="SimSun"/>
+          <w:color w:val="000000"/>
+          <w:sz w:val="24"/>
+          <w:szCs w:val="24"/>
+        </w:rPr>
+        <w:t xml:space="preserve">Penerapan sensing Wi-Fi pada kawanan unggas kecil-kecil banyak merupakan wilayah yang belum terpetakan sehingga hasil penelitian ini berpotensi menjadi rujukan bagi kajian lanjutan. Proses pengujian yang bergerbang juga memberi contoh tata kelola risiko dan kejujuran metrik pada penelitian tugas akhir. Manfaat penelitian ini diuraikan sebagai berikut.</w:t>
+      </w:r>
+    </w:p>
+    <w:p>
+      <w:pPr>
+        <w:pStyle w:val="Heading1"/>
+        <w:spacing w:after="40" w:before="480" w:line="360"/>
+        <w:jc w:val="center"/>
       </w:pPr>
       <w:r>
         <w:rPr>
@@ -901,96 +1051,17 @@
           <w:b/>
           <w:bCs/>
           <w:color w:val="000000"/>
-          <w:sz w:val="30"/>
-          <w:szCs w:val="30"/>
-        </w:rPr>
-        <w:t xml:space="preserve">3.1 Tujuan Penelitian</w:t>
-      </w:r>
-    </w:p>
-    <w:p>
-      <w:pPr>
-        <w:pStyle w:val="ListParagraph"/>
-        <w:numPr>
-          <w:ilvl w:val="0"/>
-          <w:numId w:val="{list-dpj-2-0}"/>
-        </w:numPr>
-        <w:spacing w:after="60" w:line="360"/>
-        <w:jc w:val="left"/>
-      </w:pPr>
-      <w:r>
-        <w:rPr>
-          <w:rFonts w:ascii="Times New Roman" w:eastAsia="SimSun"/>
-          <w:color w:val="000000"/>
-          <w:sz w:val="24"/>
-          <w:szCs w:val="24"/>
-        </w:rPr>
-        <w:t xml:space="preserve">Mengukur kelayakan fisik sinyal Wi-Fi CSI pada ESP32 untuk sensing kawanan broiler melalui uji Delta-CSI tiga skenario di kandang nyata sebagai gerbang go/no-go.</w:t>
-      </w:r>
-    </w:p>
-    <w:p>
-      <w:pPr>
-        <w:pStyle w:val="ListParagraph"/>
-        <w:numPr>
-          <w:ilvl w:val="0"/>
-          <w:numId w:val="{list-dpj-2-0}"/>
-        </w:numPr>
-        <w:spacing w:after="60" w:line="360"/>
-        <w:jc w:val="left"/>
-      </w:pPr>
-      <w:r>
-        <w:rPr>
-          <w:rFonts w:ascii="Times New Roman" w:eastAsia="SimSun"/>
-          <w:color w:val="000000"/>
-          <w:sz w:val="24"/>
-          <w:szCs w:val="24"/>
-        </w:rPr>
-        <w:t xml:space="preserve">Membangun indeks aktivitas kawanan kontinyu dari energi motion-band amplitudo CSI dengan window 60 detik, dan memvalidasinya terhadap referensi kamera sinkron.</w:t>
-      </w:r>
-    </w:p>
-    <w:p>
-      <w:pPr>
-        <w:pStyle w:val="ListParagraph"/>
-        <w:numPr>
-          <w:ilvl w:val="0"/>
-          <w:numId w:val="{list-dpj-2-0}"/>
-        </w:numPr>
-        <w:spacing w:after="60" w:line="360"/>
-        <w:jc w:val="left"/>
-      </w:pPr>
-      <w:r>
-        <w:rPr>
-          <w:rFonts w:ascii="Times New Roman" w:eastAsia="SimSun"/>
-          <w:color w:val="000000"/>
-          <w:sz w:val="24"/>
-          <w:szCs w:val="24"/>
-        </w:rPr>
-        <w:t xml:space="preserve">Mengevaluasi kemampuan control chart z-score adaptif memberi peringatan perubahan pola kawanan dengan metrik alarm palsu per 24 jam dan precision@k.</w:t>
-      </w:r>
-    </w:p>
-    <w:p>
-      <w:pPr>
-        <w:pStyle w:val="ListParagraph"/>
-        <w:numPr>
-          <w:ilvl w:val="0"/>
-          <w:numId w:val="{list-dpj-2-0}"/>
-        </w:numPr>
-        <w:spacing w:after="60" w:line="360"/>
-        <w:jc w:val="left"/>
-      </w:pPr>
-      <w:r>
-        <w:rPr>
-          <w:rFonts w:ascii="Times New Roman" w:eastAsia="SimSun"/>
-          <w:color w:val="000000"/>
-          <w:sz w:val="24"/>
-          <w:szCs w:val="24"/>
-        </w:rPr>
-        <w:t xml:space="preserve">Menyusun protokol pengukuran, log kejadian harian, dan dataset awal CSI kawanan unggas yang terdokumentasi untuk penelitian lanjutan.</w:t>
-      </w:r>
-    </w:p>
-    <w:p>
-      <w:pPr>
-        <w:pStyle w:val="Heading2"/>
-        <w:spacing w:after="160" w:before="320" w:line="360"/>
+          <w:sz w:val="32"/>
+          <w:szCs w:val="32"/>
+        </w:rPr>
+        <w:t xml:space="preserve">BAB II</w:t>
+      </w:r>
+    </w:p>
+    <w:p>
+      <w:pPr>
+        <w:pStyle w:val="Heading1"/>
+        <w:spacing w:after="240" w:before="0" w:line="360"/>
+        <w:jc w:val="center"/>
       </w:pPr>
       <w:r>
         <w:rPr>
@@ -998,10 +1069,27 @@
           <w:b/>
           <w:bCs/>
           <w:color w:val="000000"/>
+          <w:sz w:val="32"/>
+          <w:szCs w:val="32"/>
+        </w:rPr>
+        <w:t xml:space="preserve">KAJIAN PUSTAKA</w:t>
+      </w:r>
+    </w:p>
+    <w:p>
+      <w:pPr>
+        <w:pStyle w:val="Heading2"/>
+        <w:spacing w:after="160" w:before="320" w:line="360"/>
+      </w:pPr>
+      <w:r>
+        <w:rPr>
+          <w:rFonts w:ascii="Times New Roman" w:eastAsia="SimHei"/>
+          <w:b/>
+          <w:bCs/>
+          <w:color w:val="000000"/>
           <w:sz w:val="30"/>
           <w:szCs w:val="30"/>
         </w:rPr>
-        <w:t xml:space="preserve">3.2 Manfaat Penelitian</w:t>
+        <w:t xml:space="preserve">2.1 Wi-Fi Channel State Information</w:t>
       </w:r>
     </w:p>
     <w:p>
@@ -1017,14 +1105,13 @@
           <w:sz w:val="24"/>
           <w:szCs w:val="24"/>
         </w:rPr>
-        <w:t xml:space="preserve">Bagi peternakan rakyat, penelitian ini menguji kemungkinan alat peringatan dini berbiaya rendah yang tidak menuntut kamera di kandang dan tidak memasang sensor pada tiap ekor, sehingga dapat dipelihara peternak skala 10 hingga 50 ekor. Bagi komunitas ilmiah, penelitian ini mengisi celah literatur sensing kolektif device-free pada kawanan unggas kecil-kecil banyak yang belum dipetakan siapa pun, dan menyediakan karakteristik sinyal serta protokol evaluasi yang dapat direplikasi. Bagi mahasiswa, penelitian ini melatih kemampuan eksperimen fisik, pengolahan sinyal, evaluasi model time-series, dan tata kelola klaim yang jujur terhadap keterbatasan data.</w:t>
-      </w:r>
-    </w:p>
-    <w:p>
-      <w:pPr>
-        <w:pStyle w:val="Heading1"/>
-        <w:spacing w:after="240" w:before="480" w:line="360"/>
-        <w:jc w:val="center"/>
+        <w:t xml:space="preserve">Wi-Fi Channel State Information (CSI) merupakan informasi per-subcarrier yang menggambarkan bagaimana sinyal Wi-Fi merambat dari pemancar ke penerima, mencakup amplitudo dan fase pada tiap subcarrier. Ketika orang, hewan, atau benda bergerak di antara kedua node, jalur pantulan sinyal berubah sehingga pola CSI ikut berubah; perubahan inilah yang dimanfaatkan sebagai sumber data sensing. Ma et al. (2019) menjelaskan bahwa keluarga aplikasi sensing Wi-Fi berbasis CSI mencakup pengenalan aktivitas, deteksi jatuh, estimasi respirasi, dan lokalisasi, dengan tantangan umum berupa sensitivitas lingkungan dan kebutuhan kalibrasi [1]. Karakteristik tersebut menempatkan CSI sebagai sensor tidak kasatmata yang tidak memerlukan kamera maupun perangkat yang dikenakan pada objek, sehingga sesuai untuk kandang yang padat dan lembap seperti pada penelitian ini.</w:t>
+      </w:r>
+    </w:p>
+    <w:p>
+      <w:pPr>
+        <w:pStyle w:val="Heading2"/>
+        <w:spacing w:after="160" w:before="320" w:line="360"/>
       </w:pPr>
       <w:r>
         <w:rPr>
@@ -1032,10 +1119,10 @@
           <w:b/>
           <w:bCs/>
           <w:color w:val="000000"/>
-          <w:sz w:val="32"/>
-          <w:szCs w:val="32"/>
-        </w:rPr>
-        <w:t xml:space="preserve">4. Tinjauan Pustaka</w:t>
+          <w:sz w:val="30"/>
+          <w:szCs w:val="30"/>
+        </w:rPr>
+        <w:t xml:space="preserve">2.2 Mikrokontroler ESP32</w:t>
       </w:r>
     </w:p>
     <w:p>
@@ -1051,7 +1138,24 @@
           <w:sz w:val="24"/>
           <w:szCs w:val="24"/>
         </w:rPr>
-        <w:t xml:space="preserve">Fondasi teknis sensing Wi-Fi berbasis CSI telah matang pada manusia. Survei Ma dan kawan-kawan mengkatalogkan pengenalan aktivitas, deteksi jatuh, estimasi respirasi, dan lokalisasi sebagai keluarga aplikasi utama, beserta tantangan sinyal seperti sensitivitas lingkungan dan kebutuhan kalibrasi [1]. Baru-baru ini perangkat murah turut dibuktikan memadai: Hernandez dan Bulut menunjukkan sensing Wi-Fi mandiri berbasis mikrokontroler kelas IoT untuk deteksi mobilitas aktif [2], yang menjadi dasar pemilihan ESP32 sebagai perangkat capture pada penelitian ini.</w:t>
+        <w:t xml:space="preserve">ESP32 merupakan mikrokontroler murah dengan konektivitas Wi-Fi bawaan yang menyediakan akses CSI pada firmware khusus. Hernandez dan Bulut (2020) menunjukkan bahwa sensing Wi-Fi mandiri dapat berjalan penuh pada perangkat kelas IoT tanpa laptop atau kartu jaringan kelas riset, sehingga biaya per node sensing menjadi sangat rendah [2]. Kemampuan ini menjadi dasar pemilihan ESP32 sebagai perangkat capture pada penelitian ini: tiga node (satu access point, dua station) dapat dipasang mengapit area kawanan dengan anggaran yang masih terjangkau bagi mahasiswa. Dengan perangkat murah tersebut, replikasi protokol pengukuran oleh peneliti lain atau peternak lain juga menjadi lebih realistis.</w:t>
+      </w:r>
+    </w:p>
+    <w:p>
+      <w:pPr>
+        <w:pStyle w:val="Heading2"/>
+        <w:spacing w:after="160" w:before="320" w:line="360"/>
+      </w:pPr>
+      <w:r>
+        <w:rPr>
+          <w:rFonts w:ascii="Times New Roman" w:eastAsia="SimHei"/>
+          <w:b/>
+          <w:bCs/>
+          <w:color w:val="000000"/>
+          <w:sz w:val="30"/>
+          <w:szCs w:val="30"/>
+        </w:rPr>
+        <w:t xml:space="preserve">2.3 Platform RuView</w:t>
       </w:r>
     </w:p>
     <w:p>
@@ -1067,7 +1171,7 @@
           <w:sz w:val="24"/>
           <w:szCs w:val="24"/>
         </w:rPr>
-        <w:t xml:space="preserve">Pada ternak, CSI telah dieksplorasi untuk hewan besar per-individu. Hao dan kawan-kawan memantau respirasi babi menggunakan informasi kanal jaringan Wi-Fi di lingkungan kandang nyata [3], Lu dan kawan-kawan melanjutkan pemantauan frekuensi respirasi babi dengan teknologi wireless sensing [4], dan Hao serta kawan-kawan mengenali perilaku mounting sapi perah dari sinyal Wi-Fi dengan ribuan sampel uji [5]. Ketiganya memakai satu sampai dua hewan besar per area dan perangkat riset kelas atas, sehingga hasilnya belum tentu berlaku untuk kawanan unggas kecil dengan perangkat murah satu antena.</w:t>
+        <w:t xml:space="preserve">Penelitian ini tidak membangun rantai pengambilan sinyal dari nol. Sistem dibangun di atas RuView, sebuah proyek open-source (github.com/ruvnet/RuView) yang menyediakan firmware ESP32 untuk penangkapan CSI, server pengolahan sinyal berbasis Rust, dashboard web, serta saluran alert melalui MQTT dan Home Assistant. Posisi RuView pada penelitian ini adalah infrastruktur capture, pipeline DSP dasar, dan alert; logika khusus unggas tetap menjadi tanggung jawab penelitian. RuView juga menyediakan modul ternak ind_livestock_monitor yang memuat desain alert stillness, escape, dan labored breathing untuk unggas; modul ini dipakai sebagai acuan desain, bukan dijalankan langsung pada skenario kandang broiler.</w:t>
       </w:r>
     </w:p>
     <w:p>
@@ -1083,89 +1187,7 @@
           <w:sz w:val="24"/>
           <w:szCs w:val="24"/>
         </w:rPr>
-        <w:t xml:space="preserve">Pemantauan broiler yang ada kini memakai moda lain. Yang dan kawan-kawan mengklasifikasi perilaku broiler dari akselerometer triaksial dengan machine learning [6]; Campbell dan kawan-kawan memantau aktivitas broiler komersial melalui clustering trajektori berbasis kamera [7]; Okinda dan kawan-kawan membangun sistem machine vision untuk deteksi dini burung sakit pada model broiler [8]. Ketiga moda ini menuntut biaya perangkat, pemeliharaan, atau kamera yang sulit bagi peternak kecil, dan ketiganya juga menegaskan bahwa indikator perilaku mendahului gejala klinis. Review He dan kawan-kawan merangkum kemajuan peringatan dini penyakit ayam dari gejala klinis dan menempatkan pemantauan otomatis sebagai arah penting [9].</w:t>
-      </w:r>
-    </w:p>
-    <w:p>
-      <w:pPr>
-        <w:spacing w:after="0" w:line="360"/>
-        <w:ind w:firstLine="709"/>
-        <w:jc w:val="both"/>
-      </w:pPr>
-      <w:r>
-        <w:rPr>
-          <w:rFonts w:ascii="Times New Roman" w:eastAsia="SimSun"/>
-          <w:color w:val="000000"/>
-          <w:sz w:val="24"/>
-          <w:szCs w:val="24"/>
-        </w:rPr>
-        <w:t xml:space="preserve">Untuk pengolahan sinyal tanpa label, pendekatan anomali tanpa supervisi telah dibuktikan layak pada lingkungan industri ekstrem oleh Antonini dan kawan-kawan dengan sistem TinyML adaptif [10]. Pola pendekatan ini sejalan dengan kebutuhan penelitian ini: control chart dan z-score adaptif pada indeks aktivitas yang tidak memerlukan contoh kegagalan, dengan audit retrospektif sebagai penilaian kualitas alarm.</w:t>
-      </w:r>
-    </w:p>
-    <w:p>
-      <w:pPr>
-        <w:spacing w:after="0" w:line="360"/>
-        <w:ind w:firstLine="709"/>
-        <w:jc w:val="both"/>
-      </w:pPr>
-      <w:r>
-        <w:rPr>
-          <w:rFonts w:ascii="Times New Roman" w:eastAsia="SimSun"/>
-          <w:color w:val="000000"/>
-          <w:sz w:val="24"/>
-          <w:szCs w:val="24"/>
-        </w:rPr>
-        <w:t xml:space="preserve">Dari pemetaan tersebut, celah penelitian teridentifikasi dengan jelas: tidak ditemukan satu pun publikasi Wi-Fi CSI pada unggas, dan literatur CSI ternak belum pernah menghadapi kawanan kecil-kecil banyak. Klaim kebaruan penelitian ini dibatasi secara disiplin: studi kelayakan pertama sensing kolektif device-free Wi-Fi CSI pada kawanan broiler menggunakan mikrokontroler murah pada rentang literatur yang berhasil dicari. Klaim pertama untuk hewan secara umum gugur karena babi dan sapi telah mendahului [3] [4] [5], dan klaim kebaruan geografis tidak dipakai.</w:t>
-      </w:r>
-    </w:p>
-    <w:p>
-      <w:pPr>
-        <w:pStyle w:val="Heading1"/>
-        <w:spacing w:after="240" w:before="480" w:line="360"/>
-        <w:jc w:val="center"/>
-      </w:pPr>
-      <w:r>
-        <w:rPr>
-          <w:rFonts w:ascii="Times New Roman" w:eastAsia="SimHei"/>
-          <w:b/>
-          <w:bCs/>
-          <w:color w:val="000000"/>
-          <w:sz w:val="32"/>
-          <w:szCs w:val="32"/>
-        </w:rPr>
-        <w:t xml:space="preserve">5. Basis Teknologi: Platform RuView</w:t>
-      </w:r>
-    </w:p>
-    <w:p>
-      <w:pPr>
-        <w:spacing w:after="0" w:line="360"/>
-        <w:ind w:firstLine="709"/>
-        <w:jc w:val="both"/>
-      </w:pPr>
-      <w:r>
-        <w:rPr>
-          <w:rFonts w:ascii="Times New Roman" w:eastAsia="SimSun"/>
-          <w:color w:val="000000"/>
-          <w:sz w:val="24"/>
-          <w:szCs w:val="24"/>
-        </w:rPr>
-        <w:t xml:space="preserve">Penelitian ini tidak membangun rantai pengambilan sinyal dari nol. Sistem dibangun di atas RuView, sebuah proyek open-source (github.com/ruvnet/RuView) yang menyediakan firmware ESP32 untuk penangkapan CSI, server pengolahan sinyal berbasis Rust, dashboard web, serta saluran alert melalui MQTT dan Home Assistant. Posisi RuView pada penelitian ini adalah infrastruktur capture, pipeline DSP dasar, dan alert; logika khusus unggas tetap menjadi tanggung jawab penelitian. RuView juga menyediakan modul ternak ind_livestock_monitor yang memuat desain alert stillness, escape, dan labored breathing untuk unggas; modul ini dipakai sebagai acuan desain, bukan dijalankan langsung pada skenario kandang broiler.</w:t>
-      </w:r>
-    </w:p>
-    <w:p>
-      <w:pPr>
-        <w:spacing w:after="0" w:line="360"/>
-        <w:ind w:firstLine="709"/>
-        <w:jc w:val="both"/>
-      </w:pPr>
-      <w:r>
-        <w:rPr>
-          <w:rFonts w:ascii="Times New Roman" w:eastAsia="SimSun"/>
-          <w:color w:val="000000"/>
-          <w:sz w:val="24"/>
-          <w:szCs w:val="24"/>
-        </w:rPr>
-        <w:t xml:space="preserve">Tabel 2 memetakan fitur RuView yang dipakai beserta status keterujinya, agar janji teknis proposal ini selalu berada di atas fitur yang benar-benar terukur. Dua hal jujur perlu dicatat sejak awal. Pertama, filter bandpass napas dan jantung pada RuView memiliki rentang yang dikodekan permanen untuk manusia pada semua lapisan; bila penelitian melanjutkan ke estimasi napas unggas, konstanta filter wajib diubah di firmware dan server, dan denyut jantung ayam (250 hingga 330 denyut per menit) tidak mungkin diukur tanpa desain ulang filter. Kedua, fitur pose on-device pada RuView berstatus stub dengan kualitas terukur yang sangat rendah, sehingga tidak dijanjikan sama sekali dalam proposal ini.</w:t>
+        <w:t xml:space="preserve">Tabel 2.1 memetakan fitur RuView yang dipakai beserta status keterujinya, agar janji teknis proposal ini selalu berada di atas fitur yang benar-benar terukur. Dua hal jujur perlu dicatat sejak awal. Pertama, filter bandpass napas dan jantung pada RuView memiliki rentang yang dikodekan permanen untuk manusia pada semua lapisan; bila penelitian melanjutkan ke estimasi napas unggas, konstanta filter wajib diubah di firmware dan server, dan denyut jantung ayam (250 hingga 330 denyut per menit) tidak mungkin diukur tanpa desain ulang filter. Kedua, fitur pose on-device pada RuView berstatus stub dengan kualitas terukur yang sangat rendah (PCK@20 sekitar 3 persen), sehingga tidak dijanjikan sama sekali dalam proposal ini.</w:t>
       </w:r>
     </w:p>
     <w:p>
@@ -1181,7 +1203,7 @@
           <w:sz w:val="21"/>
           <w:szCs w:val="21"/>
         </w:rPr>
-        <w:t xml:space="preserve">Tabel 2 Pemetaan fitur RuView untuk alat kandang broiler</w:t>
+        <w:t xml:space="preserve">Tabel 2.1 Pemetaan fitur RuView untuk alat kandang broiler</w:t>
       </w:r>
     </w:p>
     <w:tbl>
@@ -2236,9 +2258,8 @@
     </w:p>
     <w:p>
       <w:pPr>
-        <w:pStyle w:val="Heading1"/>
-        <w:spacing w:after="240" w:before="480" w:line="360"/>
-        <w:jc w:val="center"/>
+        <w:pStyle w:val="Heading2"/>
+        <w:spacing w:after="160" w:before="320" w:line="360"/>
       </w:pPr>
       <w:r>
         <w:rPr>
@@ -2246,10 +2267,26 @@
           <w:b/>
           <w:bCs/>
           <w:color w:val="000000"/>
-          <w:sz w:val="32"/>
-          <w:szCs w:val="32"/>
-        </w:rPr>
-        <w:t xml:space="preserve">6. Metodologi Penelitian</w:t>
+          <w:sz w:val="30"/>
+          <w:szCs w:val="30"/>
+        </w:rPr>
+        <w:t xml:space="preserve">2.4 Pemantauan Perilaku Unggas</w:t>
+      </w:r>
+    </w:p>
+    <w:p>
+      <w:pPr>
+        <w:spacing w:after="0" w:line="360"/>
+        <w:ind w:firstLine="709"/>
+        <w:jc w:val="both"/>
+      </w:pPr>
+      <w:r>
+        <w:rPr>
+          <w:rFonts w:ascii="Times New Roman" w:eastAsia="SimSun"/>
+          <w:color w:val="000000"/>
+          <w:sz w:val="24"/>
+          <w:szCs w:val="24"/>
+        </w:rPr>
+        <w:t xml:space="preserve">Pemantauan broiler yang ada kini memakai moda lain di luar CSI. Yang et al. (2021) mengklasifikasi perilaku broiler dari akselerometer triaksial dengan machine learning [6]; Campbell et al. (2024) memantau aktivitas broiler komersial melalui clustering trajektori berbasis kamera [7]; dan Okinda et al. (2019) membangun sistem machine vision untuk deteksi dini burung sakit pada model broiler [8]. Ketiga moda ini menuntut biaya perangkat, pemeliharaan, atau kamera yang sulit bagi peternak kecil, dan ketiganya juga menegaskan bahwa indikator perilaku mendahului gejala klinis. Review He et al. (2022) merangkum kemajuan peringatan dini penyakit ayam dari gejala klinis dan menempatkan pemantauan otomatis sebagai arah penting [9]. Posisi penelitian ini adalah melengkapi moda tersebut dengan sensor yang tidak lekat dan tidak berkamera, dengan imbalan resolusi informasi yang lebih kasar pada tingkat kawanan.</w:t>
       </w:r>
     </w:p>
     <w:p>
@@ -2266,7 +2303,7 @@
           <w:sz w:val="30"/>
           <w:szCs w:val="30"/>
         </w:rPr>
-        <w:t xml:space="preserve">6.1 Desain Penelitian</w:t>
+        <w:t xml:space="preserve">2.5 Deteksi Anomali Tanpa Label</w:t>
       </w:r>
     </w:p>
     <w:p>
@@ -2282,7 +2319,7 @@
           <w:sz w:val="24"/>
           <w:szCs w:val="24"/>
         </w:rPr>
-        <w:t xml:space="preserve">Penelitian ini adalah studi kelayakan kuantitatif dengan desain pre-eksperimental satu kelompok dan gerbang go/no-go pada minggu ketiga. Desain dipilih agar keputusan lanjut atau pivot terjadi sebelum pipeline besar dibangun, mengikuti prinsip bahwa biaya menemukan kelemahan di awal jauh lebih murah daripada di akhir. Seluruh keputusan teknis diikat pada hasil terukur, bukan pada preferensi, dan setiap tahap menghasilkan artefak yang tetap bernilai sekalipun penelitian dihentikan pada gerbang tersebut.</w:t>
+        <w:t xml:space="preserve">Kondisi penelitian ini tidak menyediakan contoh kegagalan yang berlabel, sehingga pendekatan evaluasi harus jujur terhadap keterbatasan tersebut. Antonini et al. (2023) membuktikan bahwa deteksi anomali tanpa supervisi dapat berjalan pada lingkungan industri ekstrem dengan sistem TinyML adaptif [10]. Pola pendekatan ini sejalan dengan kebutuhan penelitian ini: control chart dan z-score adaptif pada indeks aktivitas yang tidak memerlukan contoh kegagalan, dengan audit retrospektif kamera sebagai penilaian kualitas alarm. Strategi semacam ini umum dipakai pada pemantauan proses industri dan dapat ditransfer ke pemantauan aktivitas kawanan tanpa mengubah prinsip kerjanya.</w:t>
       </w:r>
     </w:p>
     <w:p>
@@ -2299,7 +2336,7 @@
           <w:sz w:val="30"/>
           <w:szCs w:val="30"/>
         </w:rPr>
-        <w:t xml:space="preserve">6.2 Objek, Lokasi, dan Kesejahteraan Hewan</w:t>
+        <w:t xml:space="preserve">2.6 Penelitian Terdahulu</w:t>
       </w:r>
     </w:p>
     <w:p>
@@ -2315,13 +2352,1446 @@
           <w:sz w:val="24"/>
           <w:szCs w:val="24"/>
         </w:rPr>
-        <w:t xml:space="preserve">Objek penelitian adalah kawanan broiler 10 hingga 15 ekor pada kandang mitra 【lokasi kandang】 dengan siklus pemeliharaan normal. Tiga ESP32 (satu access point, dua station) dipasang TX-RX mengapit area kawanan agar geometri antena memotong zona Fresnel area bergerak. Penelitian bersifat observasional terhadap hewan, namun tetap memerlukan persetujuan kesejahteraan hewan; dokumen persetujuan disiapkan sebelum pengambilan data, dan jalur kelas positif dikoordinasikan dengan puskeswan atau fakultas kedokteran hewan sejak awal untuk event proxy etis berlabel seperti vaksinasi, heat stress ringan, atau pembatasan pakan terkontrol.</w:t>
-      </w:r>
-    </w:p>
-    <w:p>
-      <w:pPr>
-        <w:pStyle w:val="Heading2"/>
-        <w:spacing w:after="160" w:before="320" w:line="360"/>
+        <w:t xml:space="preserve">Berdasarkan tabel perbandingan di atas, terlihat bahwa penelitian-penelitian sebelumnya terpisah pada dua kelompok: sensing CSI yang matang pada ternak besar per-individu, serta pemantauan unggas yang seluruhnya memakai sensor lekat atau kamera. Belum banyak penelitian yang secara spesifik menerapkan sensing CSI pada kawanan unggas kecil-kecil banyak dengan perangkat murah, terdapat juga beberapa celah masalah (gap) yang belum terselesaikan secara simultan oleh peneliti sebelumnya. Penelitian ini mengisi celah tersebut dengan langkah-langkah berikut.</w:t>
+      </w:r>
+    </w:p>
+    <w:p>
+      <w:pPr>
+        <w:spacing w:after="60" w:line="360"/>
+        <w:ind w:left="1069" w:hanging="360"/>
+        <w:jc w:val="left"/>
+      </w:pPr>
+      <w:r>
+        <w:rPr>
+          <w:rFonts w:ascii="Times New Roman" w:eastAsia="SimSun"/>
+          <w:color w:val="000000"/>
+          <w:sz w:val="24"/>
+          <w:szCs w:val="24"/>
+        </w:rPr>
+        <w:t xml:space="preserve">1. Memindahkan unit analisis sensing CSI unggas dari individu ke kawanan sehingga keterbatasan fisika sinyal pada broiler bermassa kecil tetap dijawab secara jujur.</w:t>
+      </w:r>
+    </w:p>
+    <w:p>
+      <w:pPr>
+        <w:spacing w:after="60" w:line="360"/>
+        <w:ind w:left="1069" w:hanging="360"/>
+        <w:jc w:val="left"/>
+      </w:pPr>
+      <w:r>
+        <w:rPr>
+          <w:rFonts w:ascii="Times New Roman" w:eastAsia="SimSun"/>
+          <w:color w:val="000000"/>
+          <w:sz w:val="24"/>
+          <w:szCs w:val="24"/>
+        </w:rPr>
+        <w:t xml:space="preserve">2. Memakai perangkat murah ESP32 dan platform open-source RuView agar seluruh rantai capture hingga alert dapat direplikasi peternak dan peneliti lain.</w:t>
+      </w:r>
+    </w:p>
+    <w:p>
+      <w:pPr>
+        <w:spacing w:after="60" w:line="360"/>
+        <w:ind w:left="1069" w:hanging="360"/>
+        <w:jc w:val="left"/>
+      </w:pPr>
+      <w:r>
+        <w:rPr>
+          <w:rFonts w:ascii="Times New Roman" w:eastAsia="SimSun"/>
+          <w:color w:val="000000"/>
+          <w:sz w:val="24"/>
+          <w:szCs w:val="24"/>
+        </w:rPr>
+        <w:t xml:space="preserve">3. Menempatkan luaran sebagai studi kelayakan bergerbang dengan dataset awal dan protokol pengukuran sebagai artefak yang tetap bernilai.</w:t>
+      </w:r>
+    </w:p>
+    <w:p>
+      <w:pPr>
+        <w:keepNext/>
+        <w:spacing w:after="80" w:before="200" w:line="300"/>
+        <w:jc w:val="center"/>
+      </w:pPr>
+      <w:r>
+        <w:rPr>
+          <w:rFonts w:ascii="Times New Roman" w:eastAsia="SimSun"/>
+          <w:color w:val="000000"/>
+          <w:sz w:val="21"/>
+          <w:szCs w:val="21"/>
+        </w:rPr>
+        <w:t xml:space="preserve">Tabel 2.2 Perbandingan penelitian terdahulu</w:t>
+      </w:r>
+    </w:p>
+    <w:tbl>
+      <w:tblPr>
+        <w:tblW w:type="pct" w:w="5000"/>
+        <w:tblBorders>
+          <w:top w:val="single" w:color="000000" w:sz="4"/>
+          <w:left w:val="none"/>
+          <w:bottom w:val="single" w:color="000000" w:sz="4"/>
+          <w:right w:val="none"/>
+          <w:insideH w:val="none"/>
+          <w:insideV w:val="none"/>
+        </w:tblBorders>
+      </w:tblPr>
+      <w:tblGrid>
+        <w:gridCol w:w="3515"/>
+        <w:gridCol w:w="1318"/>
+        <w:gridCol w:w="1318"/>
+        <w:gridCol w:w="1318"/>
+        <w:gridCol w:w="1318"/>
+      </w:tblGrid>
+      <w:tr>
+        <w:trPr>
+          <w:cantSplit/>
+          <w:tblHeader/>
+        </w:trPr>
+        <w:tc>
+          <w:tcPr>
+            <w:tcW w:type="pct" w:w="2000"/>
+            <w:tcBorders>
+              <w:top w:val="none"/>
+              <w:left w:val="none"/>
+              <w:bottom w:val="single" w:color="000000" w:sz="2"/>
+              <w:right w:val="none"/>
+            </w:tcBorders>
+            <w:shd w:fill="F5F7FA" w:val="clear"/>
+            <w:tcMar>
+              <w:top w:type="dxa" w:w="60"/>
+              <w:left w:type="dxa" w:w="120"/>
+              <w:bottom w:type="dxa" w:w="60"/>
+              <w:right w:type="dxa" w:w="120"/>
+            </w:tcMar>
+          </w:tcPr>
+          <w:p>
+            <w:pPr>
+              <w:spacing w:line="280"/>
+              <w:jc w:val="center"/>
+            </w:pPr>
+            <w:r>
+              <w:rPr>
+                <w:rFonts w:ascii="Times New Roman" w:eastAsia="SimSun"/>
+                <w:b/>
+                <w:bCs/>
+                <w:color w:val="000000"/>
+                <w:sz w:val="21"/>
+                <w:szCs w:val="21"/>
+              </w:rPr>
+              <w:t xml:space="preserve">Peneliti (Tahun) dan Judul Singkat</w:t>
+            </w:r>
+          </w:p>
+        </w:tc>
+        <w:tc>
+          <w:tcPr>
+            <w:tcW w:type="pct" w:w="750"/>
+            <w:tcBorders>
+              <w:top w:val="none"/>
+              <w:left w:val="none"/>
+              <w:bottom w:val="single" w:color="000000" w:sz="2"/>
+              <w:right w:val="none"/>
+            </w:tcBorders>
+            <w:shd w:fill="F5F7FA" w:val="clear"/>
+            <w:tcMar>
+              <w:top w:type="dxa" w:w="60"/>
+              <w:left w:type="dxa" w:w="120"/>
+              <w:bottom w:type="dxa" w:w="60"/>
+              <w:right w:type="dxa" w:w="120"/>
+            </w:tcMar>
+          </w:tcPr>
+          <w:p>
+            <w:pPr>
+              <w:spacing w:line="280"/>
+              <w:jc w:val="center"/>
+            </w:pPr>
+            <w:r>
+              <w:rPr>
+                <w:rFonts w:ascii="Times New Roman" w:eastAsia="SimSun"/>
+                <w:b/>
+                <w:bCs/>
+                <w:color w:val="000000"/>
+                <w:sz w:val="21"/>
+                <w:szCs w:val="21"/>
+              </w:rPr>
+              <w:t xml:space="preserve">Sinyal CSI</w:t>
+            </w:r>
+          </w:p>
+        </w:tc>
+        <w:tc>
+          <w:tcPr>
+            <w:tcW w:type="pct" w:w="750"/>
+            <w:tcBorders>
+              <w:top w:val="none"/>
+              <w:left w:val="none"/>
+              <w:bottom w:val="single" w:color="000000" w:sz="2"/>
+              <w:right w:val="none"/>
+            </w:tcBorders>
+            <w:shd w:fill="F5F7FA" w:val="clear"/>
+            <w:tcMar>
+              <w:top w:type="dxa" w:w="60"/>
+              <w:left w:type="dxa" w:w="120"/>
+              <w:bottom w:type="dxa" w:w="60"/>
+              <w:right w:type="dxa" w:w="120"/>
+            </w:tcMar>
+          </w:tcPr>
+          <w:p>
+            <w:pPr>
+              <w:spacing w:line="280"/>
+              <w:jc w:val="center"/>
+            </w:pPr>
+            <w:r>
+              <w:rPr>
+                <w:rFonts w:ascii="Times New Roman" w:eastAsia="SimSun"/>
+                <w:b/>
+                <w:bCs/>
+                <w:color w:val="000000"/>
+                <w:sz w:val="21"/>
+                <w:szCs w:val="21"/>
+              </w:rPr>
+              <w:t xml:space="preserve">Target Unggas</w:t>
+            </w:r>
+          </w:p>
+        </w:tc>
+        <w:tc>
+          <w:tcPr>
+            <w:tcW w:type="pct" w:w="750"/>
+            <w:tcBorders>
+              <w:top w:val="none"/>
+              <w:left w:val="none"/>
+              <w:bottom w:val="single" w:color="000000" w:sz="2"/>
+              <w:right w:val="none"/>
+            </w:tcBorders>
+            <w:shd w:fill="F5F7FA" w:val="clear"/>
+            <w:tcMar>
+              <w:top w:type="dxa" w:w="60"/>
+              <w:left w:type="dxa" w:w="120"/>
+              <w:bottom w:type="dxa" w:w="60"/>
+              <w:right w:type="dxa" w:w="120"/>
+            </w:tcMar>
+          </w:tcPr>
+          <w:p>
+            <w:pPr>
+              <w:spacing w:line="280"/>
+              <w:jc w:val="center"/>
+            </w:pPr>
+            <w:r>
+              <w:rPr>
+                <w:rFonts w:ascii="Times New Roman" w:eastAsia="SimSun"/>
+                <w:b/>
+                <w:bCs/>
+                <w:color w:val="000000"/>
+                <w:sz w:val="21"/>
+                <w:szCs w:val="21"/>
+              </w:rPr>
+              <w:t xml:space="preserve">Bebas Perangkat Lekat</w:t>
+            </w:r>
+          </w:p>
+        </w:tc>
+        <w:tc>
+          <w:tcPr>
+            <w:tcW w:type="pct" w:w="750"/>
+            <w:tcBorders>
+              <w:top w:val="none"/>
+              <w:left w:val="none"/>
+              <w:bottom w:val="single" w:color="000000" w:sz="2"/>
+              <w:right w:val="none"/>
+            </w:tcBorders>
+            <w:shd w:fill="F5F7FA" w:val="clear"/>
+            <w:tcMar>
+              <w:top w:type="dxa" w:w="60"/>
+              <w:left w:type="dxa" w:w="120"/>
+              <w:bottom w:type="dxa" w:w="60"/>
+              <w:right w:type="dxa" w:w="120"/>
+            </w:tcMar>
+          </w:tcPr>
+          <w:p>
+            <w:pPr>
+              <w:spacing w:line="280"/>
+              <w:jc w:val="center"/>
+            </w:pPr>
+            <w:r>
+              <w:rPr>
+                <w:rFonts w:ascii="Times New Roman" w:eastAsia="SimSun"/>
+                <w:b/>
+                <w:bCs/>
+                <w:color w:val="000000"/>
+                <w:sz w:val="21"/>
+                <w:szCs w:val="21"/>
+              </w:rPr>
+              <w:t xml:space="preserve">Perangkat Murah</w:t>
+            </w:r>
+          </w:p>
+        </w:tc>
+      </w:tr>
+      <w:tr>
+        <w:trPr>
+          <w:cantSplit/>
+        </w:trPr>
+        <w:tc>
+          <w:tcPr>
+            <w:tcW w:type="pct" w:w="2000"/>
+            <w:tcBorders>
+              <w:top w:val="none"/>
+              <w:left w:val="none"/>
+              <w:bottom w:val="none"/>
+              <w:right w:val="none"/>
+            </w:tcBorders>
+            <w:tcMar>
+              <w:top w:type="dxa" w:w="60"/>
+              <w:left w:type="dxa" w:w="120"/>
+              <w:bottom w:type="dxa" w:w="60"/>
+              <w:right w:type="dxa" w:w="120"/>
+            </w:tcMar>
+          </w:tcPr>
+          <w:p>
+            <w:pPr>
+              <w:spacing w:line="280"/>
+              <w:jc w:val="left"/>
+            </w:pPr>
+            <w:r>
+              <w:rPr>
+                <w:rFonts w:ascii="Times New Roman" w:eastAsia="SimSun"/>
+                <w:color w:val="000000"/>
+                <w:sz w:val="21"/>
+                <w:szCs w:val="21"/>
+              </w:rPr>
+              <w:t xml:space="preserve">Hao et al. (2019) — monitoring respirasi babi via CSI</w:t>
+            </w:r>
+          </w:p>
+        </w:tc>
+        <w:tc>
+          <w:tcPr>
+            <w:tcW w:type="pct" w:w="750"/>
+            <w:tcBorders>
+              <w:top w:val="none"/>
+              <w:left w:val="none"/>
+              <w:bottom w:val="none"/>
+              <w:right w:val="none"/>
+            </w:tcBorders>
+            <w:tcMar>
+              <w:top w:type="dxa" w:w="60"/>
+              <w:left w:type="dxa" w:w="120"/>
+              <w:bottom w:type="dxa" w:w="60"/>
+              <w:right w:type="dxa" w:w="120"/>
+            </w:tcMar>
+          </w:tcPr>
+          <w:p>
+            <w:pPr>
+              <w:spacing w:line="280"/>
+              <w:jc w:val="center"/>
+            </w:pPr>
+            <w:r>
+              <w:rPr>
+                <w:rFonts w:ascii="Times New Roman" w:eastAsia="SimSun"/>
+                <w:color w:val="000000"/>
+                <w:sz w:val="21"/>
+                <w:szCs w:val="21"/>
+              </w:rPr>
+              <w:t xml:space="preserve">√</w:t>
+            </w:r>
+          </w:p>
+        </w:tc>
+        <w:tc>
+          <w:tcPr>
+            <w:tcW w:type="pct" w:w="750"/>
+            <w:tcBorders>
+              <w:top w:val="none"/>
+              <w:left w:val="none"/>
+              <w:bottom w:val="none"/>
+              <w:right w:val="none"/>
+            </w:tcBorders>
+            <w:tcMar>
+              <w:top w:type="dxa" w:w="60"/>
+              <w:left w:type="dxa" w:w="120"/>
+              <w:bottom w:type="dxa" w:w="60"/>
+              <w:right w:type="dxa" w:w="120"/>
+            </w:tcMar>
+          </w:tcPr>
+          <w:p>
+            <w:pPr>
+              <w:spacing w:line="280"/>
+              <w:jc w:val="center"/>
+            </w:pPr>
+            <w:r>
+              <w:rPr>
+                <w:rFonts w:ascii="Times New Roman" w:eastAsia="SimSun"/>
+                <w:color w:val="000000"/>
+                <w:sz w:val="21"/>
+                <w:szCs w:val="21"/>
+              </w:rPr>
+              <w:t xml:space="preserve">−</w:t>
+            </w:r>
+          </w:p>
+        </w:tc>
+        <w:tc>
+          <w:tcPr>
+            <w:tcW w:type="pct" w:w="750"/>
+            <w:tcBorders>
+              <w:top w:val="none"/>
+              <w:left w:val="none"/>
+              <w:bottom w:val="none"/>
+              <w:right w:val="none"/>
+            </w:tcBorders>
+            <w:tcMar>
+              <w:top w:type="dxa" w:w="60"/>
+              <w:left w:type="dxa" w:w="120"/>
+              <w:bottom w:type="dxa" w:w="60"/>
+              <w:right w:type="dxa" w:w="120"/>
+            </w:tcMar>
+          </w:tcPr>
+          <w:p>
+            <w:pPr>
+              <w:spacing w:line="280"/>
+              <w:jc w:val="center"/>
+            </w:pPr>
+            <w:r>
+              <w:rPr>
+                <w:rFonts w:ascii="Times New Roman" w:eastAsia="SimSun"/>
+                <w:color w:val="000000"/>
+                <w:sz w:val="21"/>
+                <w:szCs w:val="21"/>
+              </w:rPr>
+              <w:t xml:space="preserve">√</w:t>
+            </w:r>
+          </w:p>
+        </w:tc>
+        <w:tc>
+          <w:tcPr>
+            <w:tcW w:type="pct" w:w="750"/>
+            <w:tcBorders>
+              <w:top w:val="none"/>
+              <w:left w:val="none"/>
+              <w:bottom w:val="none"/>
+              <w:right w:val="none"/>
+            </w:tcBorders>
+            <w:tcMar>
+              <w:top w:type="dxa" w:w="60"/>
+              <w:left w:type="dxa" w:w="120"/>
+              <w:bottom w:type="dxa" w:w="60"/>
+              <w:right w:type="dxa" w:w="120"/>
+            </w:tcMar>
+          </w:tcPr>
+          <w:p>
+            <w:pPr>
+              <w:spacing w:line="280"/>
+              <w:jc w:val="center"/>
+            </w:pPr>
+            <w:r>
+              <w:rPr>
+                <w:rFonts w:ascii="Times New Roman" w:eastAsia="SimSun"/>
+                <w:color w:val="000000"/>
+                <w:sz w:val="21"/>
+                <w:szCs w:val="21"/>
+              </w:rPr>
+              <w:t xml:space="preserve">−</w:t>
+            </w:r>
+          </w:p>
+        </w:tc>
+      </w:tr>
+      <w:tr>
+        <w:trPr>
+          <w:cantSplit/>
+        </w:trPr>
+        <w:tc>
+          <w:tcPr>
+            <w:tcW w:type="pct" w:w="2000"/>
+            <w:tcBorders>
+              <w:top w:val="none"/>
+              <w:left w:val="none"/>
+              <w:bottom w:val="none"/>
+              <w:right w:val="none"/>
+            </w:tcBorders>
+            <w:tcMar>
+              <w:top w:type="dxa" w:w="60"/>
+              <w:left w:type="dxa" w:w="120"/>
+              <w:bottom w:type="dxa" w:w="60"/>
+              <w:right w:type="dxa" w:w="120"/>
+            </w:tcMar>
+          </w:tcPr>
+          <w:p>
+            <w:pPr>
+              <w:spacing w:line="280"/>
+              <w:jc w:val="left"/>
+            </w:pPr>
+            <w:r>
+              <w:rPr>
+                <w:rFonts w:ascii="Times New Roman" w:eastAsia="SimSun"/>
+                <w:color w:val="000000"/>
+                <w:sz w:val="21"/>
+                <w:szCs w:val="21"/>
+              </w:rPr>
+              <w:t xml:space="preserve">Lu et al. (2019) — frekuensi respirasi babi, wireless sensing</w:t>
+            </w:r>
+          </w:p>
+        </w:tc>
+        <w:tc>
+          <w:tcPr>
+            <w:tcW w:type="pct" w:w="750"/>
+            <w:tcBorders>
+              <w:top w:val="none"/>
+              <w:left w:val="none"/>
+              <w:bottom w:val="none"/>
+              <w:right w:val="none"/>
+            </w:tcBorders>
+            <w:tcMar>
+              <w:top w:type="dxa" w:w="60"/>
+              <w:left w:type="dxa" w:w="120"/>
+              <w:bottom w:type="dxa" w:w="60"/>
+              <w:right w:type="dxa" w:w="120"/>
+            </w:tcMar>
+          </w:tcPr>
+          <w:p>
+            <w:pPr>
+              <w:spacing w:line="280"/>
+              <w:jc w:val="center"/>
+            </w:pPr>
+            <w:r>
+              <w:rPr>
+                <w:rFonts w:ascii="Times New Roman" w:eastAsia="SimSun"/>
+                <w:color w:val="000000"/>
+                <w:sz w:val="21"/>
+                <w:szCs w:val="21"/>
+              </w:rPr>
+              <w:t xml:space="preserve">√</w:t>
+            </w:r>
+          </w:p>
+        </w:tc>
+        <w:tc>
+          <w:tcPr>
+            <w:tcW w:type="pct" w:w="750"/>
+            <w:tcBorders>
+              <w:top w:val="none"/>
+              <w:left w:val="none"/>
+              <w:bottom w:val="none"/>
+              <w:right w:val="none"/>
+            </w:tcBorders>
+            <w:tcMar>
+              <w:top w:type="dxa" w:w="60"/>
+              <w:left w:type="dxa" w:w="120"/>
+              <w:bottom w:type="dxa" w:w="60"/>
+              <w:right w:type="dxa" w:w="120"/>
+            </w:tcMar>
+          </w:tcPr>
+          <w:p>
+            <w:pPr>
+              <w:spacing w:line="280"/>
+              <w:jc w:val="center"/>
+            </w:pPr>
+            <w:r>
+              <w:rPr>
+                <w:rFonts w:ascii="Times New Roman" w:eastAsia="SimSun"/>
+                <w:color w:val="000000"/>
+                <w:sz w:val="21"/>
+                <w:szCs w:val="21"/>
+              </w:rPr>
+              <w:t xml:space="preserve">−</w:t>
+            </w:r>
+          </w:p>
+        </w:tc>
+        <w:tc>
+          <w:tcPr>
+            <w:tcW w:type="pct" w:w="750"/>
+            <w:tcBorders>
+              <w:top w:val="none"/>
+              <w:left w:val="none"/>
+              <w:bottom w:val="none"/>
+              <w:right w:val="none"/>
+            </w:tcBorders>
+            <w:tcMar>
+              <w:top w:type="dxa" w:w="60"/>
+              <w:left w:type="dxa" w:w="120"/>
+              <w:bottom w:type="dxa" w:w="60"/>
+              <w:right w:type="dxa" w:w="120"/>
+            </w:tcMar>
+          </w:tcPr>
+          <w:p>
+            <w:pPr>
+              <w:spacing w:line="280"/>
+              <w:jc w:val="center"/>
+            </w:pPr>
+            <w:r>
+              <w:rPr>
+                <w:rFonts w:ascii="Times New Roman" w:eastAsia="SimSun"/>
+                <w:color w:val="000000"/>
+                <w:sz w:val="21"/>
+                <w:szCs w:val="21"/>
+              </w:rPr>
+              <w:t xml:space="preserve">√</w:t>
+            </w:r>
+          </w:p>
+        </w:tc>
+        <w:tc>
+          <w:tcPr>
+            <w:tcW w:type="pct" w:w="750"/>
+            <w:tcBorders>
+              <w:top w:val="none"/>
+              <w:left w:val="none"/>
+              <w:bottom w:val="none"/>
+              <w:right w:val="none"/>
+            </w:tcBorders>
+            <w:tcMar>
+              <w:top w:type="dxa" w:w="60"/>
+              <w:left w:type="dxa" w:w="120"/>
+              <w:bottom w:type="dxa" w:w="60"/>
+              <w:right w:type="dxa" w:w="120"/>
+            </w:tcMar>
+          </w:tcPr>
+          <w:p>
+            <w:pPr>
+              <w:spacing w:line="280"/>
+              <w:jc w:val="center"/>
+            </w:pPr>
+            <w:r>
+              <w:rPr>
+                <w:rFonts w:ascii="Times New Roman" w:eastAsia="SimSun"/>
+                <w:color w:val="000000"/>
+                <w:sz w:val="21"/>
+                <w:szCs w:val="21"/>
+              </w:rPr>
+              <w:t xml:space="preserve">−</w:t>
+            </w:r>
+          </w:p>
+        </w:tc>
+      </w:tr>
+      <w:tr>
+        <w:trPr>
+          <w:cantSplit/>
+        </w:trPr>
+        <w:tc>
+          <w:tcPr>
+            <w:tcW w:type="pct" w:w="2000"/>
+            <w:tcBorders>
+              <w:top w:val="none"/>
+              <w:left w:val="none"/>
+              <w:bottom w:val="none"/>
+              <w:right w:val="none"/>
+            </w:tcBorders>
+            <w:tcMar>
+              <w:top w:type="dxa" w:w="60"/>
+              <w:left w:type="dxa" w:w="120"/>
+              <w:bottom w:type="dxa" w:w="60"/>
+              <w:right w:type="dxa" w:w="120"/>
+            </w:tcMar>
+          </w:tcPr>
+          <w:p>
+            <w:pPr>
+              <w:spacing w:line="280"/>
+              <w:jc w:val="left"/>
+            </w:pPr>
+            <w:r>
+              <w:rPr>
+                <w:rFonts w:ascii="Times New Roman" w:eastAsia="SimSun"/>
+                <w:color w:val="000000"/>
+                <w:sz w:val="21"/>
+                <w:szCs w:val="21"/>
+              </w:rPr>
+              <w:t xml:space="preserve">Hao et al. (2020) — perilaku mounting sapi perah via Wi-Fi</w:t>
+            </w:r>
+          </w:p>
+        </w:tc>
+        <w:tc>
+          <w:tcPr>
+            <w:tcW w:type="pct" w:w="750"/>
+            <w:tcBorders>
+              <w:top w:val="none"/>
+              <w:left w:val="none"/>
+              <w:bottom w:val="none"/>
+              <w:right w:val="none"/>
+            </w:tcBorders>
+            <w:tcMar>
+              <w:top w:type="dxa" w:w="60"/>
+              <w:left w:type="dxa" w:w="120"/>
+              <w:bottom w:type="dxa" w:w="60"/>
+              <w:right w:type="dxa" w:w="120"/>
+            </w:tcMar>
+          </w:tcPr>
+          <w:p>
+            <w:pPr>
+              <w:spacing w:line="280"/>
+              <w:jc w:val="center"/>
+            </w:pPr>
+            <w:r>
+              <w:rPr>
+                <w:rFonts w:ascii="Times New Roman" w:eastAsia="SimSun"/>
+                <w:color w:val="000000"/>
+                <w:sz w:val="21"/>
+                <w:szCs w:val="21"/>
+              </w:rPr>
+              <w:t xml:space="preserve">√</w:t>
+            </w:r>
+          </w:p>
+        </w:tc>
+        <w:tc>
+          <w:tcPr>
+            <w:tcW w:type="pct" w:w="750"/>
+            <w:tcBorders>
+              <w:top w:val="none"/>
+              <w:left w:val="none"/>
+              <w:bottom w:val="none"/>
+              <w:right w:val="none"/>
+            </w:tcBorders>
+            <w:tcMar>
+              <w:top w:type="dxa" w:w="60"/>
+              <w:left w:type="dxa" w:w="120"/>
+              <w:bottom w:type="dxa" w:w="60"/>
+              <w:right w:type="dxa" w:w="120"/>
+            </w:tcMar>
+          </w:tcPr>
+          <w:p>
+            <w:pPr>
+              <w:spacing w:line="280"/>
+              <w:jc w:val="center"/>
+            </w:pPr>
+            <w:r>
+              <w:rPr>
+                <w:rFonts w:ascii="Times New Roman" w:eastAsia="SimSun"/>
+                <w:color w:val="000000"/>
+                <w:sz w:val="21"/>
+                <w:szCs w:val="21"/>
+              </w:rPr>
+              <w:t xml:space="preserve">−</w:t>
+            </w:r>
+          </w:p>
+        </w:tc>
+        <w:tc>
+          <w:tcPr>
+            <w:tcW w:type="pct" w:w="750"/>
+            <w:tcBorders>
+              <w:top w:val="none"/>
+              <w:left w:val="none"/>
+              <w:bottom w:val="none"/>
+              <w:right w:val="none"/>
+            </w:tcBorders>
+            <w:tcMar>
+              <w:top w:type="dxa" w:w="60"/>
+              <w:left w:type="dxa" w:w="120"/>
+              <w:bottom w:type="dxa" w:w="60"/>
+              <w:right w:type="dxa" w:w="120"/>
+            </w:tcMar>
+          </w:tcPr>
+          <w:p>
+            <w:pPr>
+              <w:spacing w:line="280"/>
+              <w:jc w:val="center"/>
+            </w:pPr>
+            <w:r>
+              <w:rPr>
+                <w:rFonts w:ascii="Times New Roman" w:eastAsia="SimSun"/>
+                <w:color w:val="000000"/>
+                <w:sz w:val="21"/>
+                <w:szCs w:val="21"/>
+              </w:rPr>
+              <w:t xml:space="preserve">√</w:t>
+            </w:r>
+          </w:p>
+        </w:tc>
+        <w:tc>
+          <w:tcPr>
+            <w:tcW w:type="pct" w:w="750"/>
+            <w:tcBorders>
+              <w:top w:val="none"/>
+              <w:left w:val="none"/>
+              <w:bottom w:val="none"/>
+              <w:right w:val="none"/>
+            </w:tcBorders>
+            <w:tcMar>
+              <w:top w:type="dxa" w:w="60"/>
+              <w:left w:type="dxa" w:w="120"/>
+              <w:bottom w:type="dxa" w:w="60"/>
+              <w:right w:type="dxa" w:w="120"/>
+            </w:tcMar>
+          </w:tcPr>
+          <w:p>
+            <w:pPr>
+              <w:spacing w:line="280"/>
+              <w:jc w:val="center"/>
+            </w:pPr>
+            <w:r>
+              <w:rPr>
+                <w:rFonts w:ascii="Times New Roman" w:eastAsia="SimSun"/>
+                <w:color w:val="000000"/>
+                <w:sz w:val="21"/>
+                <w:szCs w:val="21"/>
+              </w:rPr>
+              <w:t xml:space="preserve">−</w:t>
+            </w:r>
+          </w:p>
+        </w:tc>
+      </w:tr>
+      <w:tr>
+        <w:trPr>
+          <w:cantSplit/>
+        </w:trPr>
+        <w:tc>
+          <w:tcPr>
+            <w:tcW w:type="pct" w:w="2000"/>
+            <w:tcBorders>
+              <w:top w:val="none"/>
+              <w:left w:val="none"/>
+              <w:bottom w:val="none"/>
+              <w:right w:val="none"/>
+            </w:tcBorders>
+            <w:tcMar>
+              <w:top w:type="dxa" w:w="60"/>
+              <w:left w:type="dxa" w:w="120"/>
+              <w:bottom w:type="dxa" w:w="60"/>
+              <w:right w:type="dxa" w:w="120"/>
+            </w:tcMar>
+          </w:tcPr>
+          <w:p>
+            <w:pPr>
+              <w:spacing w:line="280"/>
+              <w:jc w:val="left"/>
+            </w:pPr>
+            <w:r>
+              <w:rPr>
+                <w:rFonts w:ascii="Times New Roman" w:eastAsia="SimSun"/>
+                <w:color w:val="000000"/>
+                <w:sz w:val="21"/>
+                <w:szCs w:val="21"/>
+              </w:rPr>
+              <w:t xml:space="preserve">Yang et al. (2021) — klasifikasi perilaku broiler akselerometer</w:t>
+            </w:r>
+          </w:p>
+        </w:tc>
+        <w:tc>
+          <w:tcPr>
+            <w:tcW w:type="pct" w:w="750"/>
+            <w:tcBorders>
+              <w:top w:val="none"/>
+              <w:left w:val="none"/>
+              <w:bottom w:val="none"/>
+              <w:right w:val="none"/>
+            </w:tcBorders>
+            <w:tcMar>
+              <w:top w:type="dxa" w:w="60"/>
+              <w:left w:type="dxa" w:w="120"/>
+              <w:bottom w:type="dxa" w:w="60"/>
+              <w:right w:type="dxa" w:w="120"/>
+            </w:tcMar>
+          </w:tcPr>
+          <w:p>
+            <w:pPr>
+              <w:spacing w:line="280"/>
+              <w:jc w:val="center"/>
+            </w:pPr>
+            <w:r>
+              <w:rPr>
+                <w:rFonts w:ascii="Times New Roman" w:eastAsia="SimSun"/>
+                <w:color w:val="000000"/>
+                <w:sz w:val="21"/>
+                <w:szCs w:val="21"/>
+              </w:rPr>
+              <w:t xml:space="preserve">−</w:t>
+            </w:r>
+          </w:p>
+        </w:tc>
+        <w:tc>
+          <w:tcPr>
+            <w:tcW w:type="pct" w:w="750"/>
+            <w:tcBorders>
+              <w:top w:val="none"/>
+              <w:left w:val="none"/>
+              <w:bottom w:val="none"/>
+              <w:right w:val="none"/>
+            </w:tcBorders>
+            <w:tcMar>
+              <w:top w:type="dxa" w:w="60"/>
+              <w:left w:type="dxa" w:w="120"/>
+              <w:bottom w:type="dxa" w:w="60"/>
+              <w:right w:type="dxa" w:w="120"/>
+            </w:tcMar>
+          </w:tcPr>
+          <w:p>
+            <w:pPr>
+              <w:spacing w:line="280"/>
+              <w:jc w:val="center"/>
+            </w:pPr>
+            <w:r>
+              <w:rPr>
+                <w:rFonts w:ascii="Times New Roman" w:eastAsia="SimSun"/>
+                <w:color w:val="000000"/>
+                <w:sz w:val="21"/>
+                <w:szCs w:val="21"/>
+              </w:rPr>
+              <w:t xml:space="preserve">√</w:t>
+            </w:r>
+          </w:p>
+        </w:tc>
+        <w:tc>
+          <w:tcPr>
+            <w:tcW w:type="pct" w:w="750"/>
+            <w:tcBorders>
+              <w:top w:val="none"/>
+              <w:left w:val="none"/>
+              <w:bottom w:val="none"/>
+              <w:right w:val="none"/>
+            </w:tcBorders>
+            <w:tcMar>
+              <w:top w:type="dxa" w:w="60"/>
+              <w:left w:type="dxa" w:w="120"/>
+              <w:bottom w:type="dxa" w:w="60"/>
+              <w:right w:type="dxa" w:w="120"/>
+            </w:tcMar>
+          </w:tcPr>
+          <w:p>
+            <w:pPr>
+              <w:spacing w:line="280"/>
+              <w:jc w:val="center"/>
+            </w:pPr>
+            <w:r>
+              <w:rPr>
+                <w:rFonts w:ascii="Times New Roman" w:eastAsia="SimSun"/>
+                <w:color w:val="000000"/>
+                <w:sz w:val="21"/>
+                <w:szCs w:val="21"/>
+              </w:rPr>
+              <w:t xml:space="preserve">−</w:t>
+            </w:r>
+          </w:p>
+        </w:tc>
+        <w:tc>
+          <w:tcPr>
+            <w:tcW w:type="pct" w:w="750"/>
+            <w:tcBorders>
+              <w:top w:val="none"/>
+              <w:left w:val="none"/>
+              <w:bottom w:val="none"/>
+              <w:right w:val="none"/>
+            </w:tcBorders>
+            <w:tcMar>
+              <w:top w:type="dxa" w:w="60"/>
+              <w:left w:type="dxa" w:w="120"/>
+              <w:bottom w:type="dxa" w:w="60"/>
+              <w:right w:type="dxa" w:w="120"/>
+            </w:tcMar>
+          </w:tcPr>
+          <w:p>
+            <w:pPr>
+              <w:spacing w:line="280"/>
+              <w:jc w:val="center"/>
+            </w:pPr>
+            <w:r>
+              <w:rPr>
+                <w:rFonts w:ascii="Times New Roman" w:eastAsia="SimSun"/>
+                <w:color w:val="000000"/>
+                <w:sz w:val="21"/>
+                <w:szCs w:val="21"/>
+              </w:rPr>
+              <w:t xml:space="preserve">−</w:t>
+            </w:r>
+          </w:p>
+        </w:tc>
+      </w:tr>
+      <w:tr>
+        <w:trPr>
+          <w:cantSplit/>
+        </w:trPr>
+        <w:tc>
+          <w:tcPr>
+            <w:tcW w:type="pct" w:w="2000"/>
+            <w:tcBorders>
+              <w:top w:val="none"/>
+              <w:left w:val="none"/>
+              <w:bottom w:val="none"/>
+              <w:right w:val="none"/>
+            </w:tcBorders>
+            <w:tcMar>
+              <w:top w:type="dxa" w:w="60"/>
+              <w:left w:type="dxa" w:w="120"/>
+              <w:bottom w:type="dxa" w:w="60"/>
+              <w:right w:type="dxa" w:w="120"/>
+            </w:tcMar>
+          </w:tcPr>
+          <w:p>
+            <w:pPr>
+              <w:spacing w:line="280"/>
+              <w:jc w:val="left"/>
+            </w:pPr>
+            <w:r>
+              <w:rPr>
+                <w:rFonts w:ascii="Times New Roman" w:eastAsia="SimSun"/>
+                <w:color w:val="000000"/>
+                <w:sz w:val="21"/>
+                <w:szCs w:val="21"/>
+              </w:rPr>
+              <w:t xml:space="preserve">Campbell et al. (2024) — aktivitas broiler via kamera</w:t>
+            </w:r>
+          </w:p>
+        </w:tc>
+        <w:tc>
+          <w:tcPr>
+            <w:tcW w:type="pct" w:w="750"/>
+            <w:tcBorders>
+              <w:top w:val="none"/>
+              <w:left w:val="none"/>
+              <w:bottom w:val="none"/>
+              <w:right w:val="none"/>
+            </w:tcBorders>
+            <w:tcMar>
+              <w:top w:type="dxa" w:w="60"/>
+              <w:left w:type="dxa" w:w="120"/>
+              <w:bottom w:type="dxa" w:w="60"/>
+              <w:right w:type="dxa" w:w="120"/>
+            </w:tcMar>
+          </w:tcPr>
+          <w:p>
+            <w:pPr>
+              <w:spacing w:line="280"/>
+              <w:jc w:val="center"/>
+            </w:pPr>
+            <w:r>
+              <w:rPr>
+                <w:rFonts w:ascii="Times New Roman" w:eastAsia="SimSun"/>
+                <w:color w:val="000000"/>
+                <w:sz w:val="21"/>
+                <w:szCs w:val="21"/>
+              </w:rPr>
+              <w:t xml:space="preserve">−</w:t>
+            </w:r>
+          </w:p>
+        </w:tc>
+        <w:tc>
+          <w:tcPr>
+            <w:tcW w:type="pct" w:w="750"/>
+            <w:tcBorders>
+              <w:top w:val="none"/>
+              <w:left w:val="none"/>
+              <w:bottom w:val="none"/>
+              <w:right w:val="none"/>
+            </w:tcBorders>
+            <w:tcMar>
+              <w:top w:type="dxa" w:w="60"/>
+              <w:left w:type="dxa" w:w="120"/>
+              <w:bottom w:type="dxa" w:w="60"/>
+              <w:right w:type="dxa" w:w="120"/>
+            </w:tcMar>
+          </w:tcPr>
+          <w:p>
+            <w:pPr>
+              <w:spacing w:line="280"/>
+              <w:jc w:val="center"/>
+            </w:pPr>
+            <w:r>
+              <w:rPr>
+                <w:rFonts w:ascii="Times New Roman" w:eastAsia="SimSun"/>
+                <w:color w:val="000000"/>
+                <w:sz w:val="21"/>
+                <w:szCs w:val="21"/>
+              </w:rPr>
+              <w:t xml:space="preserve">√</w:t>
+            </w:r>
+          </w:p>
+        </w:tc>
+        <w:tc>
+          <w:tcPr>
+            <w:tcW w:type="pct" w:w="750"/>
+            <w:tcBorders>
+              <w:top w:val="none"/>
+              <w:left w:val="none"/>
+              <w:bottom w:val="none"/>
+              <w:right w:val="none"/>
+            </w:tcBorders>
+            <w:tcMar>
+              <w:top w:type="dxa" w:w="60"/>
+              <w:left w:type="dxa" w:w="120"/>
+              <w:bottom w:type="dxa" w:w="60"/>
+              <w:right w:type="dxa" w:w="120"/>
+            </w:tcMar>
+          </w:tcPr>
+          <w:p>
+            <w:pPr>
+              <w:spacing w:line="280"/>
+              <w:jc w:val="center"/>
+            </w:pPr>
+            <w:r>
+              <w:rPr>
+                <w:rFonts w:ascii="Times New Roman" w:eastAsia="SimSun"/>
+                <w:color w:val="000000"/>
+                <w:sz w:val="21"/>
+                <w:szCs w:val="21"/>
+              </w:rPr>
+              <w:t xml:space="preserve">√</w:t>
+            </w:r>
+          </w:p>
+        </w:tc>
+        <w:tc>
+          <w:tcPr>
+            <w:tcW w:type="pct" w:w="750"/>
+            <w:tcBorders>
+              <w:top w:val="none"/>
+              <w:left w:val="none"/>
+              <w:bottom w:val="none"/>
+              <w:right w:val="none"/>
+            </w:tcBorders>
+            <w:tcMar>
+              <w:top w:type="dxa" w:w="60"/>
+              <w:left w:type="dxa" w:w="120"/>
+              <w:bottom w:type="dxa" w:w="60"/>
+              <w:right w:type="dxa" w:w="120"/>
+            </w:tcMar>
+          </w:tcPr>
+          <w:p>
+            <w:pPr>
+              <w:spacing w:line="280"/>
+              <w:jc w:val="center"/>
+            </w:pPr>
+            <w:r>
+              <w:rPr>
+                <w:rFonts w:ascii="Times New Roman" w:eastAsia="SimSun"/>
+                <w:color w:val="000000"/>
+                <w:sz w:val="21"/>
+                <w:szCs w:val="21"/>
+              </w:rPr>
+              <w:t xml:space="preserve">−</w:t>
+            </w:r>
+          </w:p>
+        </w:tc>
+      </w:tr>
+      <w:tr>
+        <w:trPr>
+          <w:cantSplit/>
+        </w:trPr>
+        <w:tc>
+          <w:tcPr>
+            <w:tcW w:type="pct" w:w="2000"/>
+            <w:tcBorders>
+              <w:top w:val="none"/>
+              <w:left w:val="none"/>
+              <w:bottom w:val="none"/>
+              <w:right w:val="none"/>
+            </w:tcBorders>
+            <w:tcMar>
+              <w:top w:type="dxa" w:w="60"/>
+              <w:left w:type="dxa" w:w="120"/>
+              <w:bottom w:type="dxa" w:w="60"/>
+              <w:right w:type="dxa" w:w="120"/>
+            </w:tcMar>
+          </w:tcPr>
+          <w:p>
+            <w:pPr>
+              <w:spacing w:line="280"/>
+              <w:jc w:val="left"/>
+            </w:pPr>
+            <w:r>
+              <w:rPr>
+                <w:rFonts w:ascii="Times New Roman" w:eastAsia="SimSun"/>
+                <w:color w:val="000000"/>
+                <w:sz w:val="21"/>
+                <w:szCs w:val="21"/>
+              </w:rPr>
+              <w:t xml:space="preserve">Okinda et al. (2019) — deteksi dini burung sakit, machine vision</w:t>
+            </w:r>
+          </w:p>
+        </w:tc>
+        <w:tc>
+          <w:tcPr>
+            <w:tcW w:type="pct" w:w="750"/>
+            <w:tcBorders>
+              <w:top w:val="none"/>
+              <w:left w:val="none"/>
+              <w:bottom w:val="none"/>
+              <w:right w:val="none"/>
+            </w:tcBorders>
+            <w:tcMar>
+              <w:top w:type="dxa" w:w="60"/>
+              <w:left w:type="dxa" w:w="120"/>
+              <w:bottom w:type="dxa" w:w="60"/>
+              <w:right w:type="dxa" w:w="120"/>
+            </w:tcMar>
+          </w:tcPr>
+          <w:p>
+            <w:pPr>
+              <w:spacing w:line="280"/>
+              <w:jc w:val="center"/>
+            </w:pPr>
+            <w:r>
+              <w:rPr>
+                <w:rFonts w:ascii="Times New Roman" w:eastAsia="SimSun"/>
+                <w:color w:val="000000"/>
+                <w:sz w:val="21"/>
+                <w:szCs w:val="21"/>
+              </w:rPr>
+              <w:t xml:space="preserve">−</w:t>
+            </w:r>
+          </w:p>
+        </w:tc>
+        <w:tc>
+          <w:tcPr>
+            <w:tcW w:type="pct" w:w="750"/>
+            <w:tcBorders>
+              <w:top w:val="none"/>
+              <w:left w:val="none"/>
+              <w:bottom w:val="none"/>
+              <w:right w:val="none"/>
+            </w:tcBorders>
+            <w:tcMar>
+              <w:top w:type="dxa" w:w="60"/>
+              <w:left w:type="dxa" w:w="120"/>
+              <w:bottom w:type="dxa" w:w="60"/>
+              <w:right w:type="dxa" w:w="120"/>
+            </w:tcMar>
+          </w:tcPr>
+          <w:p>
+            <w:pPr>
+              <w:spacing w:line="280"/>
+              <w:jc w:val="center"/>
+            </w:pPr>
+            <w:r>
+              <w:rPr>
+                <w:rFonts w:ascii="Times New Roman" w:eastAsia="SimSun"/>
+                <w:color w:val="000000"/>
+                <w:sz w:val="21"/>
+                <w:szCs w:val="21"/>
+              </w:rPr>
+              <w:t xml:space="preserve">√</w:t>
+            </w:r>
+          </w:p>
+        </w:tc>
+        <w:tc>
+          <w:tcPr>
+            <w:tcW w:type="pct" w:w="750"/>
+            <w:tcBorders>
+              <w:top w:val="none"/>
+              <w:left w:val="none"/>
+              <w:bottom w:val="none"/>
+              <w:right w:val="none"/>
+            </w:tcBorders>
+            <w:tcMar>
+              <w:top w:type="dxa" w:w="60"/>
+              <w:left w:type="dxa" w:w="120"/>
+              <w:bottom w:type="dxa" w:w="60"/>
+              <w:right w:type="dxa" w:w="120"/>
+            </w:tcMar>
+          </w:tcPr>
+          <w:p>
+            <w:pPr>
+              <w:spacing w:line="280"/>
+              <w:jc w:val="center"/>
+            </w:pPr>
+            <w:r>
+              <w:rPr>
+                <w:rFonts w:ascii="Times New Roman" w:eastAsia="SimSun"/>
+                <w:color w:val="000000"/>
+                <w:sz w:val="21"/>
+                <w:szCs w:val="21"/>
+              </w:rPr>
+              <w:t xml:space="preserve">√</w:t>
+            </w:r>
+          </w:p>
+        </w:tc>
+        <w:tc>
+          <w:tcPr>
+            <w:tcW w:type="pct" w:w="750"/>
+            <w:tcBorders>
+              <w:top w:val="none"/>
+              <w:left w:val="none"/>
+              <w:bottom w:val="none"/>
+              <w:right w:val="none"/>
+            </w:tcBorders>
+            <w:tcMar>
+              <w:top w:type="dxa" w:w="60"/>
+              <w:left w:type="dxa" w:w="120"/>
+              <w:bottom w:type="dxa" w:w="60"/>
+              <w:right w:type="dxa" w:w="120"/>
+            </w:tcMar>
+          </w:tcPr>
+          <w:p>
+            <w:pPr>
+              <w:spacing w:line="280"/>
+              <w:jc w:val="center"/>
+            </w:pPr>
+            <w:r>
+              <w:rPr>
+                <w:rFonts w:ascii="Times New Roman" w:eastAsia="SimSun"/>
+                <w:color w:val="000000"/>
+                <w:sz w:val="21"/>
+                <w:szCs w:val="21"/>
+              </w:rPr>
+              <w:t xml:space="preserve">−</w:t>
+            </w:r>
+          </w:p>
+        </w:tc>
+      </w:tr>
+      <w:tr>
+        <w:trPr>
+          <w:cantSplit/>
+        </w:trPr>
+        <w:tc>
+          <w:tcPr>
+            <w:tcW w:type="pct" w:w="2000"/>
+            <w:tcBorders>
+              <w:top w:val="none"/>
+              <w:left w:val="none"/>
+              <w:bottom w:val="none"/>
+              <w:right w:val="none"/>
+            </w:tcBorders>
+            <w:tcMar>
+              <w:top w:type="dxa" w:w="60"/>
+              <w:left w:type="dxa" w:w="120"/>
+              <w:bottom w:type="dxa" w:w="60"/>
+              <w:right w:type="dxa" w:w="120"/>
+            </w:tcMar>
+          </w:tcPr>
+          <w:p>
+            <w:pPr>
+              <w:spacing w:line="280"/>
+              <w:jc w:val="left"/>
+            </w:pPr>
+            <w:r>
+              <w:rPr>
+                <w:rFonts w:ascii="Times New Roman" w:eastAsia="SimSun"/>
+                <w:color w:val="000000"/>
+                <w:sz w:val="21"/>
+                <w:szCs w:val="21"/>
+              </w:rPr>
+              <w:t xml:space="preserve">Penelitian Ini</w:t>
+            </w:r>
+          </w:p>
+        </w:tc>
+        <w:tc>
+          <w:tcPr>
+            <w:tcW w:type="pct" w:w="750"/>
+            <w:tcBorders>
+              <w:top w:val="none"/>
+              <w:left w:val="none"/>
+              <w:bottom w:val="none"/>
+              <w:right w:val="none"/>
+            </w:tcBorders>
+            <w:tcMar>
+              <w:top w:type="dxa" w:w="60"/>
+              <w:left w:type="dxa" w:w="120"/>
+              <w:bottom w:type="dxa" w:w="60"/>
+              <w:right w:type="dxa" w:w="120"/>
+            </w:tcMar>
+          </w:tcPr>
+          <w:p>
+            <w:pPr>
+              <w:spacing w:line="280"/>
+              <w:jc w:val="center"/>
+            </w:pPr>
+            <w:r>
+              <w:rPr>
+                <w:rFonts w:ascii="Times New Roman" w:eastAsia="SimSun"/>
+                <w:color w:val="000000"/>
+                <w:sz w:val="21"/>
+                <w:szCs w:val="21"/>
+              </w:rPr>
+              <w:t xml:space="preserve">√</w:t>
+            </w:r>
+          </w:p>
+        </w:tc>
+        <w:tc>
+          <w:tcPr>
+            <w:tcW w:type="pct" w:w="750"/>
+            <w:tcBorders>
+              <w:top w:val="none"/>
+              <w:left w:val="none"/>
+              <w:bottom w:val="none"/>
+              <w:right w:val="none"/>
+            </w:tcBorders>
+            <w:tcMar>
+              <w:top w:type="dxa" w:w="60"/>
+              <w:left w:type="dxa" w:w="120"/>
+              <w:bottom w:type="dxa" w:w="60"/>
+              <w:right w:type="dxa" w:w="120"/>
+            </w:tcMar>
+          </w:tcPr>
+          <w:p>
+            <w:pPr>
+              <w:spacing w:line="280"/>
+              <w:jc w:val="center"/>
+            </w:pPr>
+            <w:r>
+              <w:rPr>
+                <w:rFonts w:ascii="Times New Roman" w:eastAsia="SimSun"/>
+                <w:color w:val="000000"/>
+                <w:sz w:val="21"/>
+                <w:szCs w:val="21"/>
+              </w:rPr>
+              <w:t xml:space="preserve">√</w:t>
+            </w:r>
+          </w:p>
+        </w:tc>
+        <w:tc>
+          <w:tcPr>
+            <w:tcW w:type="pct" w:w="750"/>
+            <w:tcBorders>
+              <w:top w:val="none"/>
+              <w:left w:val="none"/>
+              <w:bottom w:val="none"/>
+              <w:right w:val="none"/>
+            </w:tcBorders>
+            <w:tcMar>
+              <w:top w:type="dxa" w:w="60"/>
+              <w:left w:type="dxa" w:w="120"/>
+              <w:bottom w:type="dxa" w:w="60"/>
+              <w:right w:type="dxa" w:w="120"/>
+            </w:tcMar>
+          </w:tcPr>
+          <w:p>
+            <w:pPr>
+              <w:spacing w:line="280"/>
+              <w:jc w:val="center"/>
+            </w:pPr>
+            <w:r>
+              <w:rPr>
+                <w:rFonts w:ascii="Times New Roman" w:eastAsia="SimSun"/>
+                <w:color w:val="000000"/>
+                <w:sz w:val="21"/>
+                <w:szCs w:val="21"/>
+              </w:rPr>
+              <w:t xml:space="preserve">√</w:t>
+            </w:r>
+          </w:p>
+        </w:tc>
+        <w:tc>
+          <w:tcPr>
+            <w:tcW w:type="pct" w:w="750"/>
+            <w:tcBorders>
+              <w:top w:val="none"/>
+              <w:left w:val="none"/>
+              <w:bottom w:val="none"/>
+              <w:right w:val="none"/>
+            </w:tcBorders>
+            <w:tcMar>
+              <w:top w:type="dxa" w:w="60"/>
+              <w:left w:type="dxa" w:w="120"/>
+              <w:bottom w:type="dxa" w:w="60"/>
+              <w:right w:type="dxa" w:w="120"/>
+            </w:tcMar>
+          </w:tcPr>
+          <w:p>
+            <w:pPr>
+              <w:spacing w:line="280"/>
+              <w:jc w:val="center"/>
+            </w:pPr>
+            <w:r>
+              <w:rPr>
+                <w:rFonts w:ascii="Times New Roman" w:eastAsia="SimSun"/>
+                <w:color w:val="000000"/>
+                <w:sz w:val="21"/>
+                <w:szCs w:val="21"/>
+              </w:rPr>
+              <w:t xml:space="preserve">√</w:t>
+            </w:r>
+          </w:p>
+        </w:tc>
+      </w:tr>
+    </w:tbl>
+    <w:p>
+      <w:pPr>
+        <w:spacing w:after="160" w:line="240"/>
+      </w:pPr>
+      <w:r>
+        <w:rPr>
+          <w:sz w:val="12"/>
+          <w:szCs w:val="12"/>
+        </w:rPr>
+        <w:t xml:space="preserve"> </w:t>
+      </w:r>
+    </w:p>
+    <w:p>
+      <w:pPr>
+        <w:pStyle w:val="Heading1"/>
+        <w:spacing w:after="40" w:before="480" w:line="360"/>
+        <w:jc w:val="center"/>
       </w:pPr>
       <w:r>
         <w:rPr>
@@ -2329,10 +3799,45 @@
           <w:b/>
           <w:bCs/>
           <w:color w:val="000000"/>
+          <w:sz w:val="32"/>
+          <w:szCs w:val="32"/>
+        </w:rPr>
+        <w:t xml:space="preserve">BAB III</w:t>
+      </w:r>
+    </w:p>
+    <w:p>
+      <w:pPr>
+        <w:pStyle w:val="Heading1"/>
+        <w:spacing w:after="240" w:before="0" w:line="360"/>
+        <w:jc w:val="center"/>
+      </w:pPr>
+      <w:r>
+        <w:rPr>
+          <w:rFonts w:ascii="Times New Roman" w:eastAsia="SimHei"/>
+          <w:b/>
+          <w:bCs/>
+          <w:color w:val="000000"/>
+          <w:sz w:val="32"/>
+          <w:szCs w:val="32"/>
+        </w:rPr>
+        <w:t xml:space="preserve">METODE PENELITIAN</w:t>
+      </w:r>
+    </w:p>
+    <w:p>
+      <w:pPr>
+        <w:pStyle w:val="Heading2"/>
+        <w:spacing w:after="160" w:before="320" w:line="360"/>
+      </w:pPr>
+      <w:r>
+        <w:rPr>
+          <w:rFonts w:ascii="Times New Roman" w:eastAsia="SimHei"/>
+          <w:b/>
+          <w:bCs/>
+          <w:color w:val="000000"/>
           <w:sz w:val="30"/>
           <w:szCs w:val="30"/>
         </w:rPr>
-        <w:t xml:space="preserve">6.3 Protokol Pengumpulan Data dan Kalibrasi</w:t>
+        <w:t xml:space="preserve">3.1 Tahapan Penelitian</w:t>
       </w:r>
     </w:p>
     <w:p>
@@ -2348,7 +3853,23 @@
           <w:sz w:val="24"/>
           <w:szCs w:val="24"/>
         </w:rPr>
-        <w:t xml:space="preserve">Gerbang pertama adalah uji Delta-CSI fisik pada minggu pertama hingga ketiga. Dua ESP32 diposisikan mengapit kandang, lalu amplitudo CSI direkam window 60 detik untuk tiga skenario: kandang kosong, satu ayam bergerak, dan kawanan penuh bergerak; ketiganya dibandingkan terhadap noise floor. Setelah gerbang lolos, kalibrasi baseline kandang kosong direkam minimal 600 frame mengikuti protokol RuView, kemudian data eksperimen dikumpulkan dalam blok hari berturut-turut dengan kamera sinkron untuk ground truth dan log kejadian harian (jadwal pakan, cahaya, suhu, kelembapan litter, panen) sebagai kovariat. Evaluasi memakai split blok-waktu, yaitu latih pada hari A sampai B dan uji pada hari C, karena split acak pada data time-series membocorkan informasi dan membuat hasil terlalu optimistis.</w:t>
+        <w:t xml:space="preserve">Penelitian dalam proposal ini dilaksanakan melalui beberapa tahapan yang tersusun secara sistematis sehingga membentuk suatu alur penelitian yang terstruktur. Tahap pertama adalah studi literatur, yaitu pemetaan sensing CSI pada ternak, pemantauan perilaku unggas, dan metode evaluasi tanpa label, yang berujung pada penetapan metrik dan target yang jujur. Tahap kedua adalah perancangan sistem, mencakup arsitektur node, penempatan antena mengapit zona Fresnel area kawanan, dan protokol pengumpulan data. Tahap ketiga adalah implementasi, yaitu pemasangan perangkat, uji fisik Delta-CSI, pengumpulan dataset, dan pembangunan indeks aktivitas kawanan. Tahap terakhir adalah pengujian dan evaluasi, yaitu pengujian control chart terhadap audit kamera retrospektif dan penyusunan laporan kelayakan. Apabila dalam proses pengujian ditemukan kendala seperti alarm palsu berulang atau kontras sinyal yang lemah, maka dilakukan evaluasi dan perbaikan secara berulang hingga sistem dapat bekerja secara optimal.</w:t>
+      </w:r>
+    </w:p>
+    <w:p>
+      <w:pPr>
+        <w:spacing w:after="0" w:line="360"/>
+        <w:ind w:firstLine="709"/>
+        <w:jc w:val="both"/>
+      </w:pPr>
+      <w:r>
+        <w:rPr>
+          <w:rFonts w:ascii="Times New Roman" w:eastAsia="SimSun"/>
+          <w:color w:val="000000"/>
+          <w:sz w:val="24"/>
+          <w:szCs w:val="24"/>
+        </w:rPr>
+        <w:t xml:space="preserve">Setiap tahap dirancang menghasilkan artefak tetap, mulai dari karakterisasi sinyal, protokol pengukuran, dataset awal, hingga laporan evaluasi, sehingga penelitian tetap bernilai sekalipun berhenti pada salah satu gerbang. Desain penelitian yang dipakai adalah studi kelayakan kuantitatif dengan gerbang go/no-go pada minggu ketiga; keputusan lanjut atau pivot diambil sebelum pipeline besar dibangun mengikuti prinsip bahwa biaya menemukan kelemahan di awal jauh lebih murah daripada di akhir.</w:t>
       </w:r>
     </w:p>
     <w:p>
@@ -2365,7 +3886,7 @@
           <w:sz w:val="30"/>
           <w:szCs w:val="30"/>
         </w:rPr>
-        <w:t xml:space="preserve">6.4 Ekstraksi Fitur dan Model</w:t>
+        <w:t xml:space="preserve">3.2 Studi Literatur</w:t>
       </w:r>
     </w:p>
     <w:p>
@@ -2381,7 +3902,7 @@
           <w:sz w:val="24"/>
           <w:szCs w:val="24"/>
         </w:rPr>
-        <w:t xml:space="preserve">Fitur diekstraksi dari amplitudo CSI saja karena fase ESP32 satu antena berderau tinggi; fase dibuang dan keputusan ini dinyatakan sejak desain fitur. Fitur per window 60 detik meliputi energi motion-band, varians amplitudo, dan statistik akselerasi fase. Model utama adalah z-score adaptif terhadap baseline hari-hari sebelumnya, dipadukan satu klasifikator SVM RBF yang dieksekusi di laptop; komponen CNN dan TFLite dinyatakan sebagai pekerjaan lanjutan dan tidak dijanjikan dalam lingkup skripsi ini. Pemilihan model sederhana disengaja: target penelitian adalah kelayakan sinyal dan kejujuran metrik, bukan prestasi klasifikasi.</w:t>
+        <w:t xml:space="preserve">Studi literatur dilakukan terhadap tiga kelompok sumber, yaitu sensing Wi-Fi berbasis CSI pada manusia dan ternak, pemantauan perilaku unggas, serta metode deteksi anomali tanpa label. Sumber diutamakan dari jurnal dan prosiding terindeks (ACM, IEEE, Elsevier, MDPI, Sensors) pada rentang 2014 hingga 2024. Setiap referensi yang dikutip diverifikasi keasliannya melalui API Crossref dengan mencocokkan judul, penulis, tahun, dan venue terhadap DOI yang terdaftar, sehingga tidak ada satu pun referensi fiktif dalam dokumen ini. Hasil studi literatur dikonsolidasikan pada Bab II dan menjadi dasar pemilihan metrik serta penetapan celah penelitian pada subbab 2.6.</w:t>
       </w:r>
     </w:p>
     <w:p>
@@ -2398,7 +3919,7 @@
           <w:sz w:val="30"/>
           <w:szCs w:val="30"/>
         </w:rPr>
-        <w:t xml:space="preserve">6.5 Metrik Evaluasi</w:t>
+        <w:t xml:space="preserve">3.3 Perancangan Arsitektur Sistem</w:t>
       </w:r>
     </w:p>
     <w:p>
@@ -2414,7 +3935,7 @@
           <w:sz w:val="24"/>
           <w:szCs w:val="24"/>
         </w:rPr>
-        <w:t xml:space="preserve">Evaluasi memakai dua jalur yang jujur terhadap kondisi tanpa kelas positif. Jalur utama, yang selalu berjalan, memakai control chart pada indeks aktivitas dengan dua metrik: alarm palsu per 24 jam dengan target paling banyak satu per hari, dan precision@k minimal 0,5 berdasarkan audit kamera retrospektif pada k event teratas. Jalur sekunder hanya berjalan bila event proxy etis berlabel tersedia, memakai F1 minimal 0,70 pada level kawanan dengan split blok-waktu. Target macro F1 di atas 0,80 sengaja tidak dijanjikan karena secara metodologis tidak terdefinisi tanpa minimal 50 event anomali.</w:t>
+        <w:t xml:space="preserve">Arsitektur sistem terdiri atas tiga lapisan. Lapisan sensing berisi tiga ESP32 (satu access point, dua station) yang dipasang TX-RX mengapit area kawanan agar geometri antena memotong zona Fresnel area bergerak; ketiganya mengirim frame CSI melalui UDP sesuai format frame ADR-018 milik RuView. Lapisan pengolahan berisi server Rust RuView pada single board computer yang melakukan dekoding frame, kalibrasi, ekstraksi motion-band power, dan agregasi indeks aktivitas per window 60 detik. Lapisan penyajian berisi dashboard web dan saluran alert MQTT ke perangkat peternak. Pemisahan tiga lapisan ini menjaga agar penggantian komponen pada satu lapisan tidak merombak lapisan lain.</w:t>
       </w:r>
     </w:p>
     <w:p>
@@ -2431,7 +3952,7 @@
           <w:sz w:val="30"/>
           <w:szCs w:val="30"/>
         </w:rPr>
-        <w:t xml:space="preserve">6.6 Gerbang Go/No-Go</w:t>
+        <w:t xml:space="preserve">3.4 Perancangan Perangkat Keras</w:t>
       </w:r>
     </w:p>
     <w:p>
@@ -2447,14 +3968,13 @@
           <w:sz w:val="24"/>
           <w:szCs w:val="24"/>
         </w:rPr>
-        <w:t xml:space="preserve">Minggu ketiga ditetapkan sebagai gerbang keputusan. Bila aktivitas kawanan penuh tidak terlihat dari derau pada uji Delta-CSI, judul, metrik, dan arsitektur dipivot sebelum satu baris pipeline besar ditulis, dan kegagalan ini dicatat sebagai temuan studi kelayakan, bukan kegagalan skripsi. Bila kontras sinyal memadai, penelitian lanjut ke pengumpulan dataset dan evaluasi sesuai rencana. Kriteria kontras minimum ditetapkan bersama pembimbing pada pertemuan penjajakan judul sehingga keputusan go/no-go bersifat objektif.</w:t>
-      </w:r>
-    </w:p>
-    <w:p>
-      <w:pPr>
-        <w:pStyle w:val="Heading1"/>
-        <w:spacing w:after="240" w:before="480" w:line="360"/>
-        <w:jc w:val="center"/>
+        <w:t xml:space="preserve">Perangkat keras utama adalah empat unit ESP32-S3 (tiga terpasang, satu cadangan) dengan housing tertutup, pigtail antena berkualitas, dan grounding untuk menghadapi amonia serta kelembapan kandang. Daya diberikan melalui adaptor dengan backup sederhana agar rekaman blok hari tidak terputus. Server pengolahan berjalan pada single board computer (Orange Pi atau Raspberry Pi) dengan kartu memori berkapasitas cukup untuk rekaman JSONL selama beberapa blok hari. Kamera sinkron dipasang hanya pada fase pelabelan dan audit, diposisikan sehingga tidak menambah beban operasional harian peternak.</w:t>
+      </w:r>
+    </w:p>
+    <w:p>
+      <w:pPr>
+        <w:pStyle w:val="Heading2"/>
+        <w:spacing w:after="160" w:before="320" w:line="360"/>
       </w:pPr>
       <w:r>
         <w:rPr>
@@ -2462,10 +3982,10 @@
           <w:b/>
           <w:bCs/>
           <w:color w:val="000000"/>
-          <w:sz w:val="32"/>
-          <w:szCs w:val="32"/>
-        </w:rPr>
-        <w:t xml:space="preserve">7. Manajemen Risiko dan Rencana Fallback</w:t>
+          <w:sz w:val="30"/>
+          <w:szCs w:val="30"/>
+        </w:rPr>
+        <w:t xml:space="preserve">3.5 Perancangan Perangkat Lunak dan Dataset</w:t>
       </w:r>
     </w:p>
     <w:p>
@@ -2481,7 +4001,171 @@
           <w:sz w:val="24"/>
           <w:szCs w:val="24"/>
         </w:rPr>
-        <w:t xml:space="preserve">Tabel 3 merangkum risiko utama beserta mitigasinya. Setiap risiko dipasangkan dengan rencana fallback yang menjaga penelitian tetap menghasilkan temuan, sehingga tidak ada satu pun skenario kegagalan yang mengosongkan skripsi.</w:t>
+        <w:t xml:space="preserve">Perangkat lunak penelitian terdiri atas tiga bagian. Bagian pertama adalah capture dan kalibrasi: baseline kandang kosong direkam minimal 600 frame mengikuti protokol RuView sebelum eksperimen dimulai. Bagian kedua adalah ekstraksi fitur: fitur per window 60 detik diambil dari amplitudo CSI saja karena fase ESP32 satu antena berderau tinggi; fitur meliputi energi motion-band, varians amplitudo, dan statistik akselerasi fase, dan keputusan membuang fase dinyatakan sejak desain fitur. Bagian ketiga adalah model: z-score adaptif terhadap baseline hari-hari sebelumnya dipadukan satu klasifikator SVM RBF yang dieksekusi di laptop; komponen CNN dan TFLite dinyatakan sebagai pekerjaan lanjutan dan tidak dijanjikan dalam lingkup skripsi ini.</w:t>
+      </w:r>
+    </w:p>
+    <w:p>
+      <w:pPr>
+        <w:spacing w:after="0" w:line="360"/>
+        <w:ind w:firstLine="709"/>
+        <w:jc w:val="both"/>
+      </w:pPr>
+      <w:r>
+        <w:rPr>
+          <w:rFonts w:ascii="Times New Roman" w:eastAsia="SimSun"/>
+          <w:color w:val="000000"/>
+          <w:sz w:val="24"/>
+          <w:szCs w:val="24"/>
+        </w:rPr>
+        <w:t xml:space="preserve">Dataset disusun dalam blok hari berturut-turut dengan kamera sinkron untuk ground truth dan log kejadian harian (jadwal pakan, cahaya, suhu, kelembapan litter, panen) sebagai kovariat. Evaluasi memakai split blok-waktu, yaitu latih pada hari A sampai B dan uji pada hari C, karena split acak pada data time-series membocorkan informasi dan membuat hasil terlalu optimistis. Seluruh dataset, log, dan kode analisis disimpan terdokumentasi agar dapat dirilis sebagai dataset awal sensing kawanan unggas bila pembimbing menyetujui.</w:t>
+      </w:r>
+    </w:p>
+    <w:p>
+      <w:pPr>
+        <w:pStyle w:val="Heading2"/>
+        <w:spacing w:after="160" w:before="320" w:line="360"/>
+      </w:pPr>
+      <w:r>
+        <w:rPr>
+          <w:rFonts w:ascii="Times New Roman" w:eastAsia="SimHei"/>
+          <w:b/>
+          <w:bCs/>
+          <w:color w:val="000000"/>
+          <w:sz w:val="30"/>
+          <w:szCs w:val="30"/>
+        </w:rPr>
+        <w:t xml:space="preserve">3.6 Objek, Lokasi, dan Kesejahteraan Hewan</w:t>
+      </w:r>
+    </w:p>
+    <w:p>
+      <w:pPr>
+        <w:spacing w:after="0" w:line="360"/>
+        <w:ind w:firstLine="709"/>
+        <w:jc w:val="both"/>
+      </w:pPr>
+      <w:r>
+        <w:rPr>
+          <w:rFonts w:ascii="Times New Roman" w:eastAsia="SimSun"/>
+          <w:color w:val="000000"/>
+          <w:sz w:val="24"/>
+          <w:szCs w:val="24"/>
+        </w:rPr>
+        <w:t xml:space="preserve">Objek penelitian adalah kawanan broiler 10 hingga 15 ekor pada kandang mitra 【lokasi kandang】 dengan siklus pemeliharaan normal. Penelitian bersifat observasional terhadap hewan, namun tetap memerlukan persetujuan kesejahteraan hewan; dokumen persetujuan disiapkan sebelum pengambilan data. Jalur kelas positif dikoordinasikan dengan puskeswan atau fakultas kedokteran hewan sejak awal untuk event proxy etis berlabel seperti vaksinasi, heat stress ringan, atau pembatasan pakan terkontrol. Seluruh prosedur penanganan hewan mengikuti praktik pemeliharaan normal, tanpa perlakuan yang menambah stres di luar praktik kandang standar.</w:t>
+      </w:r>
+    </w:p>
+    <w:p>
+      <w:pPr>
+        <w:pStyle w:val="Heading2"/>
+        <w:spacing w:after="160" w:before="320" w:line="360"/>
+      </w:pPr>
+      <w:r>
+        <w:rPr>
+          <w:rFonts w:ascii="Times New Roman" w:eastAsia="SimHei"/>
+          <w:b/>
+          <w:bCs/>
+          <w:color w:val="000000"/>
+          <w:sz w:val="30"/>
+          <w:szCs w:val="30"/>
+        </w:rPr>
+        <w:t xml:space="preserve">3.7 Rencana Pengujian</w:t>
+      </w:r>
+    </w:p>
+    <w:p>
+      <w:pPr>
+        <w:spacing w:after="0" w:line="360"/>
+        <w:ind w:firstLine="709"/>
+        <w:jc w:val="both"/>
+      </w:pPr>
+      <w:r>
+        <w:rPr>
+          <w:rFonts w:ascii="Times New Roman" w:eastAsia="SimSun"/>
+          <w:color w:val="000000"/>
+          <w:sz w:val="24"/>
+          <w:szCs w:val="24"/>
+        </w:rPr>
+        <w:t xml:space="preserve">Rencana pengujian terdiri atas tiga kelompok yang berurutan. Pengujian pertama adalah uji fisik Delta-CSI pada minggu pertama hingga ketiga: dua ESP32 diposisikan mengapit kandang, lalu amplitudo CSI direkam window 60 detik untuk tiga skenario kandang kosong, satu ayam bergerak, dan kawanan penuh bergerak, ketiganya dibandingkan terhadap noise floor. Pengujian kedua adalah uji indeks aktivitas: energi motion-band diagregasi menjadi indeks per window dan dibandingkan dengan referensi intensitas gerak dari kamera sinkron pada tiap window. Pengujian ketiga adalah uji peringatan: control chart z-score adaptif dijalankan pada data blok hari, dan setiap alarm diaudit terhadap rekaman kamera retrospektif untuk menilai benar-salahnya. Setiap kelompok pengujian menghasilkan tabel hasil dan catatan kejadian yang melekat pada dataset.</w:t>
+      </w:r>
+    </w:p>
+    <w:p>
+      <w:pPr>
+        <w:pStyle w:val="Heading2"/>
+        <w:spacing w:after="160" w:before="320" w:line="360"/>
+      </w:pPr>
+      <w:r>
+        <w:rPr>
+          <w:rFonts w:ascii="Times New Roman" w:eastAsia="SimHei"/>
+          <w:b/>
+          <w:bCs/>
+          <w:color w:val="000000"/>
+          <w:sz w:val="30"/>
+          <w:szCs w:val="30"/>
+        </w:rPr>
+        <w:t xml:space="preserve">3.8 Evaluasi dan Kriteria Keberhasilan</w:t>
+      </w:r>
+    </w:p>
+    <w:p>
+      <w:pPr>
+        <w:spacing w:after="0" w:line="360"/>
+        <w:ind w:firstLine="709"/>
+        <w:jc w:val="both"/>
+      </w:pPr>
+      <w:r>
+        <w:rPr>
+          <w:rFonts w:ascii="Times New Roman" w:eastAsia="SimSun"/>
+          <w:color w:val="000000"/>
+          <w:sz w:val="24"/>
+          <w:szCs w:val="24"/>
+        </w:rPr>
+        <w:t xml:space="preserve">Evaluasi memakai dua jalur yang jujur terhadap kondisi tanpa kelas positif. Jalur utama, yang selalu berjalan, memakai control chart pada indeks aktivitas dengan dua metrik: alarm palsu per 24 jam dengan target paling banyak satu per hari, dan precision@k minimal 0,5 berdasarkan audit kamera retrospektif pada k event teratas. Jalur sekunder hanya berjalan bila event proxy etis berlabel tersedia, memakai F1 minimal 0,70 pada level kawanan dengan split blok-waktu. Target macro F1 di atas 0,80 sengaja tidak dijanjikan karena secara metodologis tidak terdefinisi tanpa minimal 50 event anomali.</w:t>
+      </w:r>
+    </w:p>
+    <w:p>
+      <w:pPr>
+        <w:spacing w:after="0" w:line="360"/>
+        <w:ind w:firstLine="709"/>
+        <w:jc w:val="both"/>
+      </w:pPr>
+      <w:r>
+        <w:rPr>
+          <w:rFonts w:ascii="Times New Roman" w:eastAsia="SimSun"/>
+          <w:color w:val="000000"/>
+          <w:sz w:val="24"/>
+          <w:szCs w:val="24"/>
+        </w:rPr>
+        <w:t xml:space="preserve">Minggu ketiga ditetapkan sebagai gerbang keputusan go/no-go. Bila aktivitas kawanan penuh tidak terlihat dari derau pada uji Delta-CSI, judul, metrik, dan arsitektur dipivot sebelum satu baris pipeline besar ditulis, dan kegagalan ini dicatat sebagai temuan studi kelayakan, bukan kegagalan skripsi. Bila kontras sinyal memadai, penelitian lanjut ke pengumpulan dataset dan evaluasi sesuai rencana. Kriteria kontras minimum ditetapkan bersama pembimbing pada pertemuan penjajakan judul sehingga keputusan go/no-go bersifat objektif.</w:t>
+      </w:r>
+    </w:p>
+    <w:p>
+      <w:pPr>
+        <w:pStyle w:val="Heading2"/>
+        <w:spacing w:after="160" w:before="320" w:line="360"/>
+      </w:pPr>
+      <w:r>
+        <w:rPr>
+          <w:rFonts w:ascii="Times New Roman" w:eastAsia="SimHei"/>
+          <w:b/>
+          <w:bCs/>
+          <w:color w:val="000000"/>
+          <w:sz w:val="30"/>
+          <w:szCs w:val="30"/>
+        </w:rPr>
+        <w:t xml:space="preserve">3.9 Rencana Kegiatan dan Jadwal Penelitian</w:t>
+      </w:r>
+    </w:p>
+    <w:p>
+      <w:pPr>
+        <w:spacing w:after="0" w:line="360"/>
+        <w:ind w:firstLine="709"/>
+        <w:jc w:val="both"/>
+      </w:pPr>
+      <w:r>
+        <w:rPr>
+          <w:rFonts w:ascii="Times New Roman" w:eastAsia="SimSun"/>
+          <w:color w:val="000000"/>
+          <w:sz w:val="24"/>
+          <w:szCs w:val="24"/>
+        </w:rPr>
+        <w:t xml:space="preserve">Jadwal disusun untuk satu semester (sekitar 4,5 bulan efektif) dengan gerbang keputusan dini pada minggu ketiga dan eksperimen yang dipadatkan setelah gerbang lolos, sebagaimana Tabel 3.1. Baris pertama memuat gerbang go/no-go yang menentukan lanjut atau pivot seluruh rencana.</w:t>
       </w:r>
     </w:p>
     <w:p>
@@ -2497,7 +4181,1599 @@
           <w:sz w:val="21"/>
           <w:szCs w:val="21"/>
         </w:rPr>
-        <w:t xml:space="preserve">Tabel 3 Risiko utama dan mitigasi</w:t>
+        <w:t xml:space="preserve">Tabel 3.1 Jadwal penelitian satu semester</w:t>
+      </w:r>
+    </w:p>
+    <w:tbl>
+      <w:tblPr>
+        <w:tblW w:type="pct" w:w="5000"/>
+        <w:tblBorders>
+          <w:top w:val="single" w:color="000000" w:sz="4"/>
+          <w:left w:val="none"/>
+          <w:bottom w:val="single" w:color="000000" w:sz="4"/>
+          <w:right w:val="none"/>
+          <w:insideH w:val="none"/>
+          <w:insideV w:val="none"/>
+        </w:tblBorders>
+      </w:tblPr>
+      <w:tblGrid>
+        <w:gridCol w:w="1933"/>
+        <w:gridCol w:w="4042"/>
+        <w:gridCol w:w="2812"/>
+      </w:tblGrid>
+      <w:tr>
+        <w:trPr>
+          <w:cantSplit/>
+          <w:tblHeader/>
+        </w:trPr>
+        <w:tc>
+          <w:tcPr>
+            <w:tcW w:type="pct" w:w="1100"/>
+            <w:tcBorders>
+              <w:top w:val="none"/>
+              <w:left w:val="none"/>
+              <w:bottom w:val="single" w:color="000000" w:sz="2"/>
+              <w:right w:val="none"/>
+            </w:tcBorders>
+            <w:shd w:fill="F5F7FA" w:val="clear"/>
+            <w:tcMar>
+              <w:top w:type="dxa" w:w="60"/>
+              <w:left w:type="dxa" w:w="120"/>
+              <w:bottom w:type="dxa" w:w="60"/>
+              <w:right w:type="dxa" w:w="120"/>
+            </w:tcMar>
+          </w:tcPr>
+          <w:p>
+            <w:pPr>
+              <w:spacing w:line="280"/>
+              <w:jc w:val="center"/>
+            </w:pPr>
+            <w:r>
+              <w:rPr>
+                <w:rFonts w:ascii="Times New Roman" w:eastAsia="SimSun"/>
+                <w:b/>
+                <w:bCs/>
+                <w:color w:val="000000"/>
+                <w:sz w:val="21"/>
+                <w:szCs w:val="21"/>
+              </w:rPr>
+              <w:t xml:space="preserve">Periode</w:t>
+            </w:r>
+          </w:p>
+        </w:tc>
+        <w:tc>
+          <w:tcPr>
+            <w:tcW w:type="pct" w:w="2300"/>
+            <w:tcBorders>
+              <w:top w:val="none"/>
+              <w:left w:val="none"/>
+              <w:bottom w:val="single" w:color="000000" w:sz="2"/>
+              <w:right w:val="none"/>
+            </w:tcBorders>
+            <w:shd w:fill="F5F7FA" w:val="clear"/>
+            <w:tcMar>
+              <w:top w:type="dxa" w:w="60"/>
+              <w:left w:type="dxa" w:w="120"/>
+              <w:bottom w:type="dxa" w:w="60"/>
+              <w:right w:type="dxa" w:w="120"/>
+            </w:tcMar>
+          </w:tcPr>
+          <w:p>
+            <w:pPr>
+              <w:spacing w:line="280"/>
+              <w:jc w:val="center"/>
+            </w:pPr>
+            <w:r>
+              <w:rPr>
+                <w:rFonts w:ascii="Times New Roman" w:eastAsia="SimSun"/>
+                <w:b/>
+                <w:bCs/>
+                <w:color w:val="000000"/>
+                <w:sz w:val="21"/>
+                <w:szCs w:val="21"/>
+              </w:rPr>
+              <w:t xml:space="preserve">Aktivitas</w:t>
+            </w:r>
+          </w:p>
+        </w:tc>
+        <w:tc>
+          <w:tcPr>
+            <w:tcW w:type="pct" w:w="1600"/>
+            <w:tcBorders>
+              <w:top w:val="none"/>
+              <w:left w:val="none"/>
+              <w:bottom w:val="single" w:color="000000" w:sz="2"/>
+              <w:right w:val="none"/>
+            </w:tcBorders>
+            <w:shd w:fill="F5F7FA" w:val="clear"/>
+            <w:tcMar>
+              <w:top w:type="dxa" w:w="60"/>
+              <w:left w:type="dxa" w:w="120"/>
+              <w:bottom w:type="dxa" w:w="60"/>
+              <w:right w:type="dxa" w:w="120"/>
+            </w:tcMar>
+          </w:tcPr>
+          <w:p>
+            <w:pPr>
+              <w:spacing w:line="280"/>
+              <w:jc w:val="center"/>
+            </w:pPr>
+            <w:r>
+              <w:rPr>
+                <w:rFonts w:ascii="Times New Roman" w:eastAsia="SimSun"/>
+                <w:b/>
+                <w:bCs/>
+                <w:color w:val="000000"/>
+                <w:sz w:val="21"/>
+                <w:szCs w:val="21"/>
+              </w:rPr>
+              <w:t xml:space="preserve">Keluaran</w:t>
+            </w:r>
+          </w:p>
+        </w:tc>
+      </w:tr>
+      <w:tr>
+        <w:trPr>
+          <w:cantSplit/>
+        </w:trPr>
+        <w:tc>
+          <w:tcPr>
+            <w:tcW w:type="pct" w:w="1100"/>
+            <w:tcBorders>
+              <w:top w:val="none"/>
+              <w:left w:val="none"/>
+              <w:bottom w:val="none"/>
+              <w:right w:val="none"/>
+            </w:tcBorders>
+            <w:tcMar>
+              <w:top w:type="dxa" w:w="60"/>
+              <w:left w:type="dxa" w:w="120"/>
+              <w:bottom w:type="dxa" w:w="60"/>
+              <w:right w:type="dxa" w:w="120"/>
+            </w:tcMar>
+          </w:tcPr>
+          <w:p>
+            <w:pPr>
+              <w:spacing w:line="280"/>
+              <w:jc w:val="left"/>
+            </w:pPr>
+            <w:r>
+              <w:rPr>
+                <w:rFonts w:ascii="Times New Roman" w:eastAsia="SimSun"/>
+                <w:color w:val="000000"/>
+                <w:sz w:val="21"/>
+                <w:szCs w:val="21"/>
+              </w:rPr>
+              <w:t xml:space="preserve">Minggu 1-3</w:t>
+            </w:r>
+          </w:p>
+        </w:tc>
+        <w:tc>
+          <w:tcPr>
+            <w:tcW w:type="pct" w:w="2300"/>
+            <w:tcBorders>
+              <w:top w:val="none"/>
+              <w:left w:val="none"/>
+              <w:bottom w:val="none"/>
+              <w:right w:val="none"/>
+            </w:tcBorders>
+            <w:tcMar>
+              <w:top w:type="dxa" w:w="60"/>
+              <w:left w:type="dxa" w:w="120"/>
+              <w:bottom w:type="dxa" w:w="60"/>
+              <w:right w:type="dxa" w:w="120"/>
+            </w:tcMar>
+          </w:tcPr>
+          <w:p>
+            <w:pPr>
+              <w:spacing w:line="280"/>
+              <w:jc w:val="left"/>
+            </w:pPr>
+            <w:r>
+              <w:rPr>
+                <w:rFonts w:ascii="Times New Roman" w:eastAsia="SimSun"/>
+                <w:color w:val="000000"/>
+                <w:sz w:val="21"/>
+                <w:szCs w:val="21"/>
+              </w:rPr>
+              <w:t xml:space="preserve">Pembelian alat; pemasangan 3 ESP32; uji Delta-CSI tiga skenario (kosong, satu ekor, kawanan) — GERBANG GO/NO-GO; dokumen kesejahteraan hewan; kalibrasi baseline 600 frame</w:t>
+            </w:r>
+          </w:p>
+        </w:tc>
+        <w:tc>
+          <w:tcPr>
+            <w:tcW w:type="pct" w:w="1600"/>
+            <w:tcBorders>
+              <w:top w:val="none"/>
+              <w:left w:val="none"/>
+              <w:bottom w:val="none"/>
+              <w:right w:val="none"/>
+            </w:tcBorders>
+            <w:tcMar>
+              <w:top w:type="dxa" w:w="60"/>
+              <w:left w:type="dxa" w:w="120"/>
+              <w:bottom w:type="dxa" w:w="60"/>
+              <w:right w:type="dxa" w:w="120"/>
+            </w:tcMar>
+          </w:tcPr>
+          <w:p>
+            <w:pPr>
+              <w:spacing w:line="280"/>
+              <w:jc w:val="left"/>
+            </w:pPr>
+            <w:r>
+              <w:rPr>
+                <w:rFonts w:ascii="Times New Roman" w:eastAsia="SimSun"/>
+                <w:color w:val="000000"/>
+                <w:sz w:val="21"/>
+                <w:szCs w:val="21"/>
+              </w:rPr>
+              <w:t xml:space="preserve">Keputusan go/no-go; baseline kandang; izin etik</w:t>
+            </w:r>
+          </w:p>
+        </w:tc>
+      </w:tr>
+      <w:tr>
+        <w:trPr>
+          <w:cantSplit/>
+        </w:trPr>
+        <w:tc>
+          <w:tcPr>
+            <w:tcW w:type="pct" w:w="1100"/>
+            <w:tcBorders>
+              <w:top w:val="none"/>
+              <w:left w:val="none"/>
+              <w:bottom w:val="none"/>
+              <w:right w:val="none"/>
+            </w:tcBorders>
+            <w:tcMar>
+              <w:top w:type="dxa" w:w="60"/>
+              <w:left w:type="dxa" w:w="120"/>
+              <w:bottom w:type="dxa" w:w="60"/>
+              <w:right w:type="dxa" w:w="120"/>
+            </w:tcMar>
+          </w:tcPr>
+          <w:p>
+            <w:pPr>
+              <w:spacing w:line="280"/>
+              <w:jc w:val="left"/>
+            </w:pPr>
+            <w:r>
+              <w:rPr>
+                <w:rFonts w:ascii="Times New Roman" w:eastAsia="SimSun"/>
+                <w:color w:val="000000"/>
+                <w:sz w:val="21"/>
+                <w:szCs w:val="21"/>
+              </w:rPr>
+              <w:t xml:space="preserve">Minggu 4-7</w:t>
+            </w:r>
+          </w:p>
+        </w:tc>
+        <w:tc>
+          <w:tcPr>
+            <w:tcW w:type="pct" w:w="2300"/>
+            <w:tcBorders>
+              <w:top w:val="none"/>
+              <w:left w:val="none"/>
+              <w:bottom w:val="none"/>
+              <w:right w:val="none"/>
+            </w:tcBorders>
+            <w:tcMar>
+              <w:top w:type="dxa" w:w="60"/>
+              <w:left w:type="dxa" w:w="120"/>
+              <w:bottom w:type="dxa" w:w="60"/>
+              <w:right w:type="dxa" w:w="120"/>
+            </w:tcMar>
+          </w:tcPr>
+          <w:p>
+            <w:pPr>
+              <w:spacing w:line="280"/>
+              <w:jc w:val="left"/>
+            </w:pPr>
+            <w:r>
+              <w:rPr>
+                <w:rFonts w:ascii="Times New Roman" w:eastAsia="SimSun"/>
+                <w:color w:val="000000"/>
+                <w:sz w:val="21"/>
+                <w:szCs w:val="21"/>
+              </w:rPr>
+              <w:t xml:space="preserve">Pengumpulan dataset blok hari A-B; kamera sinkron untuk ground truth; log kejadian harian; identifikasi event proxy etis bersama puskeswan</w:t>
+            </w:r>
+          </w:p>
+        </w:tc>
+        <w:tc>
+          <w:tcPr>
+            <w:tcW w:type="pct" w:w="1600"/>
+            <w:tcBorders>
+              <w:top w:val="none"/>
+              <w:left w:val="none"/>
+              <w:bottom w:val="none"/>
+              <w:right w:val="none"/>
+            </w:tcBorders>
+            <w:tcMar>
+              <w:top w:type="dxa" w:w="60"/>
+              <w:left w:type="dxa" w:w="120"/>
+              <w:bottom w:type="dxa" w:w="60"/>
+              <w:right w:type="dxa" w:w="120"/>
+            </w:tcMar>
+          </w:tcPr>
+          <w:p>
+            <w:pPr>
+              <w:spacing w:line="280"/>
+              <w:jc w:val="left"/>
+            </w:pPr>
+            <w:r>
+              <w:rPr>
+                <w:rFonts w:ascii="Times New Roman" w:eastAsia="SimSun"/>
+                <w:color w:val="000000"/>
+                <w:sz w:val="21"/>
+                <w:szCs w:val="21"/>
+              </w:rPr>
+              <w:t xml:space="preserve">Dataset mentah berlabel proxy + log kovariat</w:t>
+            </w:r>
+          </w:p>
+        </w:tc>
+      </w:tr>
+      <w:tr>
+        <w:trPr>
+          <w:cantSplit/>
+        </w:trPr>
+        <w:tc>
+          <w:tcPr>
+            <w:tcW w:type="pct" w:w="1100"/>
+            <w:tcBorders>
+              <w:top w:val="none"/>
+              <w:left w:val="none"/>
+              <w:bottom w:val="none"/>
+              <w:right w:val="none"/>
+            </w:tcBorders>
+            <w:tcMar>
+              <w:top w:type="dxa" w:w="60"/>
+              <w:left w:type="dxa" w:w="120"/>
+              <w:bottom w:type="dxa" w:w="60"/>
+              <w:right w:type="dxa" w:w="120"/>
+            </w:tcMar>
+          </w:tcPr>
+          <w:p>
+            <w:pPr>
+              <w:spacing w:line="280"/>
+              <w:jc w:val="left"/>
+            </w:pPr>
+            <w:r>
+              <w:rPr>
+                <w:rFonts w:ascii="Times New Roman" w:eastAsia="SimSun"/>
+                <w:color w:val="000000"/>
+                <w:sz w:val="21"/>
+                <w:szCs w:val="21"/>
+              </w:rPr>
+              <w:t xml:space="preserve">Minggu 8-11</w:t>
+            </w:r>
+          </w:p>
+        </w:tc>
+        <w:tc>
+          <w:tcPr>
+            <w:tcW w:type="pct" w:w="2300"/>
+            <w:tcBorders>
+              <w:top w:val="none"/>
+              <w:left w:val="none"/>
+              <w:bottom w:val="none"/>
+              <w:right w:val="none"/>
+            </w:tcBorders>
+            <w:tcMar>
+              <w:top w:type="dxa" w:w="60"/>
+              <w:left w:type="dxa" w:w="120"/>
+              <w:bottom w:type="dxa" w:w="60"/>
+              <w:right w:type="dxa" w:w="120"/>
+            </w:tcMar>
+          </w:tcPr>
+          <w:p>
+            <w:pPr>
+              <w:spacing w:line="280"/>
+              <w:jc w:val="left"/>
+            </w:pPr>
+            <w:r>
+              <w:rPr>
+                <w:rFonts w:ascii="Times New Roman" w:eastAsia="SimSun"/>
+                <w:color w:val="000000"/>
+                <w:sz w:val="21"/>
+                <w:szCs w:val="21"/>
+              </w:rPr>
+              <w:t xml:space="preserve">Ekstraksi fitur amplitudo-only window 60 detik; z-score adaptif + SVM RBF; split blok-waktu (latih A-B, uji C); control chart dan precision@k</w:t>
+            </w:r>
+          </w:p>
+        </w:tc>
+        <w:tc>
+          <w:tcPr>
+            <w:tcW w:type="pct" w:w="1600"/>
+            <w:tcBorders>
+              <w:top w:val="none"/>
+              <w:left w:val="none"/>
+              <w:bottom w:val="none"/>
+              <w:right w:val="none"/>
+            </w:tcBorders>
+            <w:tcMar>
+              <w:top w:type="dxa" w:w="60"/>
+              <w:left w:type="dxa" w:w="120"/>
+              <w:bottom w:type="dxa" w:w="60"/>
+              <w:right w:type="dxa" w:w="120"/>
+            </w:tcMar>
+          </w:tcPr>
+          <w:p>
+            <w:pPr>
+              <w:spacing w:line="280"/>
+              <w:jc w:val="left"/>
+            </w:pPr>
+            <w:r>
+              <w:rPr>
+                <w:rFonts w:ascii="Times New Roman" w:eastAsia="SimSun"/>
+                <w:color w:val="000000"/>
+                <w:sz w:val="21"/>
+                <w:szCs w:val="21"/>
+              </w:rPr>
+              <w:t xml:space="preserve">Model baseline + metrik dua jalur</w:t>
+            </w:r>
+          </w:p>
+        </w:tc>
+      </w:tr>
+      <w:tr>
+        <w:trPr>
+          <w:cantSplit/>
+        </w:trPr>
+        <w:tc>
+          <w:tcPr>
+            <w:tcW w:type="pct" w:w="1100"/>
+            <w:tcBorders>
+              <w:top w:val="none"/>
+              <w:left w:val="none"/>
+              <w:bottom w:val="none"/>
+              <w:right w:val="none"/>
+            </w:tcBorders>
+            <w:tcMar>
+              <w:top w:type="dxa" w:w="60"/>
+              <w:left w:type="dxa" w:w="120"/>
+              <w:bottom w:type="dxa" w:w="60"/>
+              <w:right w:type="dxa" w:w="120"/>
+            </w:tcMar>
+          </w:tcPr>
+          <w:p>
+            <w:pPr>
+              <w:spacing w:line="280"/>
+              <w:jc w:val="left"/>
+            </w:pPr>
+            <w:r>
+              <w:rPr>
+                <w:rFonts w:ascii="Times New Roman" w:eastAsia="SimSun"/>
+                <w:color w:val="000000"/>
+                <w:sz w:val="21"/>
+                <w:szCs w:val="21"/>
+              </w:rPr>
+              <w:t xml:space="preserve">Minggu 12-15</w:t>
+            </w:r>
+          </w:p>
+        </w:tc>
+        <w:tc>
+          <w:tcPr>
+            <w:tcW w:type="pct" w:w="2300"/>
+            <w:tcBorders>
+              <w:top w:val="none"/>
+              <w:left w:val="none"/>
+              <w:bottom w:val="none"/>
+              <w:right w:val="none"/>
+            </w:tcBorders>
+            <w:tcMar>
+              <w:top w:type="dxa" w:w="60"/>
+              <w:left w:type="dxa" w:w="120"/>
+              <w:bottom w:type="dxa" w:w="60"/>
+              <w:right w:type="dxa" w:w="120"/>
+            </w:tcMar>
+          </w:tcPr>
+          <w:p>
+            <w:pPr>
+              <w:spacing w:line="280"/>
+              <w:jc w:val="left"/>
+            </w:pPr>
+            <w:r>
+              <w:rPr>
+                <w:rFonts w:ascii="Times New Roman" w:eastAsia="SimSun"/>
+                <w:color w:val="000000"/>
+                <w:sz w:val="21"/>
+                <w:szCs w:val="21"/>
+              </w:rPr>
+              <w:t xml:space="preserve">Analisis hasil; penyetelan ambang; audit kamera retrospektif; penyusunan dataset rilis (opsional, dengan DOI) bila pembimbing menyetujui</w:t>
+            </w:r>
+          </w:p>
+        </w:tc>
+        <w:tc>
+          <w:tcPr>
+            <w:tcW w:type="pct" w:w="1600"/>
+            <w:tcBorders>
+              <w:top w:val="none"/>
+              <w:left w:val="none"/>
+              <w:bottom w:val="none"/>
+              <w:right w:val="none"/>
+            </w:tcBorders>
+            <w:tcMar>
+              <w:top w:type="dxa" w:w="60"/>
+              <w:left w:type="dxa" w:w="120"/>
+              <w:bottom w:type="dxa" w:w="60"/>
+              <w:right w:type="dxa" w:w="120"/>
+            </w:tcMar>
+          </w:tcPr>
+          <w:p>
+            <w:pPr>
+              <w:spacing w:line="280"/>
+              <w:jc w:val="left"/>
+            </w:pPr>
+            <w:r>
+              <w:rPr>
+                <w:rFonts w:ascii="Times New Roman" w:eastAsia="SimSun"/>
+                <w:color w:val="000000"/>
+                <w:sz w:val="21"/>
+                <w:szCs w:val="21"/>
+              </w:rPr>
+              <w:t xml:space="preserve">Hasil evaluasi utuh + catatan rilis dataset</w:t>
+            </w:r>
+          </w:p>
+        </w:tc>
+      </w:tr>
+      <w:tr>
+        <w:trPr>
+          <w:cantSplit/>
+        </w:trPr>
+        <w:tc>
+          <w:tcPr>
+            <w:tcW w:type="pct" w:w="1100"/>
+            <w:tcBorders>
+              <w:top w:val="none"/>
+              <w:left w:val="none"/>
+              <w:bottom w:val="none"/>
+              <w:right w:val="none"/>
+            </w:tcBorders>
+            <w:tcMar>
+              <w:top w:type="dxa" w:w="60"/>
+              <w:left w:type="dxa" w:w="120"/>
+              <w:bottom w:type="dxa" w:w="60"/>
+              <w:right w:type="dxa" w:w="120"/>
+            </w:tcMar>
+          </w:tcPr>
+          <w:p>
+            <w:pPr>
+              <w:spacing w:line="280"/>
+              <w:jc w:val="left"/>
+            </w:pPr>
+            <w:r>
+              <w:rPr>
+                <w:rFonts w:ascii="Times New Roman" w:eastAsia="SimSun"/>
+                <w:color w:val="000000"/>
+                <w:sz w:val="21"/>
+                <w:szCs w:val="21"/>
+              </w:rPr>
+              <w:t xml:space="preserve">Minggu 16-18</w:t>
+            </w:r>
+          </w:p>
+        </w:tc>
+        <w:tc>
+          <w:tcPr>
+            <w:tcW w:type="pct" w:w="2300"/>
+            <w:tcBorders>
+              <w:top w:val="none"/>
+              <w:left w:val="none"/>
+              <w:bottom w:val="none"/>
+              <w:right w:val="none"/>
+            </w:tcBorders>
+            <w:tcMar>
+              <w:top w:type="dxa" w:w="60"/>
+              <w:left w:type="dxa" w:w="120"/>
+              <w:bottom w:type="dxa" w:w="60"/>
+              <w:right w:type="dxa" w:w="120"/>
+            </w:tcMar>
+          </w:tcPr>
+          <w:p>
+            <w:pPr>
+              <w:spacing w:line="280"/>
+              <w:jc w:val="left"/>
+            </w:pPr>
+            <w:r>
+              <w:rPr>
+                <w:rFonts w:ascii="Times New Roman" w:eastAsia="SimSun"/>
+                <w:color w:val="000000"/>
+                <w:sz w:val="21"/>
+                <w:szCs w:val="21"/>
+              </w:rPr>
+              <w:t xml:space="preserve">Penulisan naskah skripsi; finalisasi bab metode dan hasil; persiapan sidang</w:t>
+            </w:r>
+          </w:p>
+        </w:tc>
+        <w:tc>
+          <w:tcPr>
+            <w:tcW w:type="pct" w:w="1600"/>
+            <w:tcBorders>
+              <w:top w:val="none"/>
+              <w:left w:val="none"/>
+              <w:bottom w:val="none"/>
+              <w:right w:val="none"/>
+            </w:tcBorders>
+            <w:tcMar>
+              <w:top w:type="dxa" w:w="60"/>
+              <w:left w:type="dxa" w:w="120"/>
+              <w:bottom w:type="dxa" w:w="60"/>
+              <w:right w:type="dxa" w:w="120"/>
+            </w:tcMar>
+          </w:tcPr>
+          <w:p>
+            <w:pPr>
+              <w:spacing w:line="280"/>
+              <w:jc w:val="left"/>
+            </w:pPr>
+            <w:r>
+              <w:rPr>
+                <w:rFonts w:ascii="Times New Roman" w:eastAsia="SimSun"/>
+                <w:color w:val="000000"/>
+                <w:sz w:val="21"/>
+                <w:szCs w:val="21"/>
+              </w:rPr>
+              <w:t xml:space="preserve">Naskah skripsi siap sidang</w:t>
+            </w:r>
+          </w:p>
+        </w:tc>
+      </w:tr>
+    </w:tbl>
+    <w:p>
+      <w:pPr>
+        <w:spacing w:after="160" w:line="240"/>
+      </w:pPr>
+      <w:r>
+        <w:rPr>
+          <w:sz w:val="12"/>
+          <w:szCs w:val="12"/>
+        </w:rPr>
+        <w:t xml:space="preserve"> </w:t>
+      </w:r>
+    </w:p>
+    <w:p>
+      <w:pPr>
+        <w:pStyle w:val="Heading2"/>
+        <w:spacing w:after="160" w:before="320" w:line="360"/>
+      </w:pPr>
+      <w:r>
+        <w:rPr>
+          <w:rFonts w:ascii="Times New Roman" w:eastAsia="SimHei"/>
+          <w:b/>
+          <w:bCs/>
+          <w:color w:val="000000"/>
+          <w:sz w:val="30"/>
+          <w:szCs w:val="30"/>
+        </w:rPr>
+        <w:t xml:space="preserve">3.10 Rencana Biaya Penelitian</w:t>
+      </w:r>
+    </w:p>
+    <w:p>
+      <w:pPr>
+        <w:spacing w:after="0" w:line="360"/>
+        <w:ind w:firstLine="709"/>
+        <w:jc w:val="both"/>
+      </w:pPr>
+      <w:r>
+        <w:rPr>
+          <w:rFonts w:ascii="Times New Roman" w:eastAsia="SimSun"/>
+          <w:color w:val="000000"/>
+          <w:sz w:val="24"/>
+          <w:szCs w:val="24"/>
+        </w:rPr>
+        <w:t xml:space="preserve">Tabel 3.2 merangkum rencana biaya perangkat dan operasional dalam Rupiah. Nilai bersifat estimasi pasar saat penyusunan proposal dan akan disesuaikan saat rekap belanja; platform RuView tidak menimbulkan biaya lisensi karena open-source.</w:t>
+      </w:r>
+    </w:p>
+    <w:p>
+      <w:pPr>
+        <w:keepNext/>
+        <w:spacing w:after="80" w:before="200" w:line="300"/>
+        <w:jc w:val="center"/>
+      </w:pPr>
+      <w:r>
+        <w:rPr>
+          <w:rFonts w:ascii="Times New Roman" w:eastAsia="SimSun"/>
+          <w:color w:val="000000"/>
+          <w:sz w:val="21"/>
+          <w:szCs w:val="21"/>
+        </w:rPr>
+        <w:t xml:space="preserve">Tabel 3.2 Rencana biaya penelitian</w:t>
+      </w:r>
+    </w:p>
+    <w:tbl>
+      <w:tblPr>
+        <w:tblW w:type="pct" w:w="5000"/>
+        <w:tblBorders>
+          <w:top w:val="single" w:color="000000" w:sz="4"/>
+          <w:left w:val="none"/>
+          <w:bottom w:val="single" w:color="000000" w:sz="4"/>
+          <w:right w:val="none"/>
+          <w:insideH w:val="none"/>
+          <w:insideV w:val="none"/>
+        </w:tblBorders>
+      </w:tblPr>
+      <w:tblGrid>
+        <w:gridCol w:w="3867"/>
+        <w:gridCol w:w="2285"/>
+        <w:gridCol w:w="2636"/>
+      </w:tblGrid>
+      <w:tr>
+        <w:trPr>
+          <w:cantSplit/>
+          <w:tblHeader/>
+        </w:trPr>
+        <w:tc>
+          <w:tcPr>
+            <w:tcW w:type="pct" w:w="2200"/>
+            <w:tcBorders>
+              <w:top w:val="none"/>
+              <w:left w:val="none"/>
+              <w:bottom w:val="single" w:color="000000" w:sz="2"/>
+              <w:right w:val="none"/>
+            </w:tcBorders>
+            <w:shd w:fill="F5F7FA" w:val="clear"/>
+            <w:tcMar>
+              <w:top w:type="dxa" w:w="60"/>
+              <w:left w:type="dxa" w:w="120"/>
+              <w:bottom w:type="dxa" w:w="60"/>
+              <w:right w:type="dxa" w:w="120"/>
+            </w:tcMar>
+          </w:tcPr>
+          <w:p>
+            <w:pPr>
+              <w:spacing w:line="280"/>
+              <w:jc w:val="center"/>
+            </w:pPr>
+            <w:r>
+              <w:rPr>
+                <w:rFonts w:ascii="Times New Roman" w:eastAsia="SimSun"/>
+                <w:b/>
+                <w:bCs/>
+                <w:color w:val="000000"/>
+                <w:sz w:val="21"/>
+                <w:szCs w:val="21"/>
+              </w:rPr>
+              <w:t xml:space="preserve">Komponen</w:t>
+            </w:r>
+          </w:p>
+        </w:tc>
+        <w:tc>
+          <w:tcPr>
+            <w:tcW w:type="pct" w:w="1300"/>
+            <w:tcBorders>
+              <w:top w:val="none"/>
+              <w:left w:val="none"/>
+              <w:bottom w:val="single" w:color="000000" w:sz="2"/>
+              <w:right w:val="none"/>
+            </w:tcBorders>
+            <w:shd w:fill="F5F7FA" w:val="clear"/>
+            <w:tcMar>
+              <w:top w:type="dxa" w:w="60"/>
+              <w:left w:type="dxa" w:w="120"/>
+              <w:bottom w:type="dxa" w:w="60"/>
+              <w:right w:type="dxa" w:w="120"/>
+            </w:tcMar>
+          </w:tcPr>
+          <w:p>
+            <w:pPr>
+              <w:spacing w:line="280"/>
+              <w:jc w:val="center"/>
+            </w:pPr>
+            <w:r>
+              <w:rPr>
+                <w:rFonts w:ascii="Times New Roman" w:eastAsia="SimSun"/>
+                <w:b/>
+                <w:bCs/>
+                <w:color w:val="000000"/>
+                <w:sz w:val="21"/>
+                <w:szCs w:val="21"/>
+              </w:rPr>
+              <w:t xml:space="preserve">Jumlah</w:t>
+            </w:r>
+          </w:p>
+        </w:tc>
+        <w:tc>
+          <w:tcPr>
+            <w:tcW w:type="pct" w:w="1500"/>
+            <w:tcBorders>
+              <w:top w:val="none"/>
+              <w:left w:val="none"/>
+              <w:bottom w:val="single" w:color="000000" w:sz="2"/>
+              <w:right w:val="none"/>
+            </w:tcBorders>
+            <w:shd w:fill="F5F7FA" w:val="clear"/>
+            <w:tcMar>
+              <w:top w:type="dxa" w:w="60"/>
+              <w:left w:type="dxa" w:w="120"/>
+              <w:bottom w:type="dxa" w:w="60"/>
+              <w:right w:type="dxa" w:w="120"/>
+            </w:tcMar>
+          </w:tcPr>
+          <w:p>
+            <w:pPr>
+              <w:spacing w:line="280"/>
+              <w:jc w:val="center"/>
+            </w:pPr>
+            <w:r>
+              <w:rPr>
+                <w:rFonts w:ascii="Times New Roman" w:eastAsia="SimSun"/>
+                <w:b/>
+                <w:bCs/>
+                <w:color w:val="000000"/>
+                <w:sz w:val="21"/>
+                <w:szCs w:val="21"/>
+              </w:rPr>
+              <w:t xml:space="preserve">Estimasi Biaya (Rp)</w:t>
+            </w:r>
+          </w:p>
+        </w:tc>
+      </w:tr>
+      <w:tr>
+        <w:trPr>
+          <w:cantSplit/>
+        </w:trPr>
+        <w:tc>
+          <w:tcPr>
+            <w:tcW w:type="pct" w:w="2200"/>
+            <w:tcBorders>
+              <w:top w:val="none"/>
+              <w:left w:val="none"/>
+              <w:bottom w:val="none"/>
+              <w:right w:val="none"/>
+            </w:tcBorders>
+            <w:tcMar>
+              <w:top w:type="dxa" w:w="60"/>
+              <w:left w:type="dxa" w:w="120"/>
+              <w:bottom w:type="dxa" w:w="60"/>
+              <w:right w:type="dxa" w:w="120"/>
+            </w:tcMar>
+          </w:tcPr>
+          <w:p>
+            <w:pPr>
+              <w:spacing w:line="280"/>
+              <w:jc w:val="left"/>
+            </w:pPr>
+            <w:r>
+              <w:rPr>
+                <w:rFonts w:ascii="Times New Roman" w:eastAsia="SimSun"/>
+                <w:color w:val="000000"/>
+                <w:sz w:val="21"/>
+                <w:szCs w:val="21"/>
+              </w:rPr>
+              <w:t xml:space="preserve">ESP32-S3 (satu access point, dua station, plus satu cadangan)</w:t>
+            </w:r>
+          </w:p>
+        </w:tc>
+        <w:tc>
+          <w:tcPr>
+            <w:tcW w:type="pct" w:w="1300"/>
+            <w:tcBorders>
+              <w:top w:val="none"/>
+              <w:left w:val="none"/>
+              <w:bottom w:val="none"/>
+              <w:right w:val="none"/>
+            </w:tcBorders>
+            <w:tcMar>
+              <w:top w:type="dxa" w:w="60"/>
+              <w:left w:type="dxa" w:w="120"/>
+              <w:bottom w:type="dxa" w:w="60"/>
+              <w:right w:type="dxa" w:w="120"/>
+            </w:tcMar>
+          </w:tcPr>
+          <w:p>
+            <w:pPr>
+              <w:spacing w:line="280"/>
+              <w:jc w:val="left"/>
+            </w:pPr>
+            <w:r>
+              <w:rPr>
+                <w:rFonts w:ascii="Times New Roman" w:eastAsia="SimSun"/>
+                <w:color w:val="000000"/>
+                <w:sz w:val="21"/>
+                <w:szCs w:val="21"/>
+              </w:rPr>
+              <w:t xml:space="preserve">4 unit</w:t>
+            </w:r>
+          </w:p>
+        </w:tc>
+        <w:tc>
+          <w:tcPr>
+            <w:tcW w:type="pct" w:w="1500"/>
+            <w:tcBorders>
+              <w:top w:val="none"/>
+              <w:left w:val="none"/>
+              <w:bottom w:val="none"/>
+              <w:right w:val="none"/>
+            </w:tcBorders>
+            <w:tcMar>
+              <w:top w:type="dxa" w:w="60"/>
+              <w:left w:type="dxa" w:w="120"/>
+              <w:bottom w:type="dxa" w:w="60"/>
+              <w:right w:type="dxa" w:w="120"/>
+            </w:tcMar>
+          </w:tcPr>
+          <w:p>
+            <w:pPr>
+              <w:spacing w:line="280"/>
+              <w:jc w:val="left"/>
+            </w:pPr>
+            <w:r>
+              <w:rPr>
+                <w:rFonts w:ascii="Times New Roman" w:eastAsia="SimSun"/>
+                <w:color w:val="000000"/>
+                <w:sz w:val="21"/>
+                <w:szCs w:val="21"/>
+              </w:rPr>
+              <w:t xml:space="preserve">800.000</w:t>
+            </w:r>
+          </w:p>
+        </w:tc>
+      </w:tr>
+      <w:tr>
+        <w:trPr>
+          <w:cantSplit/>
+        </w:trPr>
+        <w:tc>
+          <w:tcPr>
+            <w:tcW w:type="pct" w:w="2200"/>
+            <w:tcBorders>
+              <w:top w:val="none"/>
+              <w:left w:val="none"/>
+              <w:bottom w:val="none"/>
+              <w:right w:val="none"/>
+            </w:tcBorders>
+            <w:tcMar>
+              <w:top w:type="dxa" w:w="60"/>
+              <w:left w:type="dxa" w:w="120"/>
+              <w:bottom w:type="dxa" w:w="60"/>
+              <w:right w:type="dxa" w:w="120"/>
+            </w:tcMar>
+          </w:tcPr>
+          <w:p>
+            <w:pPr>
+              <w:spacing w:line="280"/>
+              <w:jc w:val="left"/>
+            </w:pPr>
+            <w:r>
+              <w:rPr>
+                <w:rFonts w:ascii="Times New Roman" w:eastAsia="SimSun"/>
+                <w:color w:val="000000"/>
+                <w:sz w:val="21"/>
+                <w:szCs w:val="21"/>
+              </w:rPr>
+              <w:t xml:space="preserve">Single board computer (Orange Pi atau Raspberry Pi) + kartu memori</w:t>
+            </w:r>
+          </w:p>
+        </w:tc>
+        <w:tc>
+          <w:tcPr>
+            <w:tcW w:type="pct" w:w="1300"/>
+            <w:tcBorders>
+              <w:top w:val="none"/>
+              <w:left w:val="none"/>
+              <w:bottom w:val="none"/>
+              <w:right w:val="none"/>
+            </w:tcBorders>
+            <w:tcMar>
+              <w:top w:type="dxa" w:w="60"/>
+              <w:left w:type="dxa" w:w="120"/>
+              <w:bottom w:type="dxa" w:w="60"/>
+              <w:right w:type="dxa" w:w="120"/>
+            </w:tcMar>
+          </w:tcPr>
+          <w:p>
+            <w:pPr>
+              <w:spacing w:line="280"/>
+              <w:jc w:val="left"/>
+            </w:pPr>
+            <w:r>
+              <w:rPr>
+                <w:rFonts w:ascii="Times New Roman" w:eastAsia="SimSun"/>
+                <w:color w:val="000000"/>
+                <w:sz w:val="21"/>
+                <w:szCs w:val="21"/>
+              </w:rPr>
+              <w:t xml:space="preserve">1 set</w:t>
+            </w:r>
+          </w:p>
+        </w:tc>
+        <w:tc>
+          <w:tcPr>
+            <w:tcW w:type="pct" w:w="1500"/>
+            <w:tcBorders>
+              <w:top w:val="none"/>
+              <w:left w:val="none"/>
+              <w:bottom w:val="none"/>
+              <w:right w:val="none"/>
+            </w:tcBorders>
+            <w:tcMar>
+              <w:top w:type="dxa" w:w="60"/>
+              <w:left w:type="dxa" w:w="120"/>
+              <w:bottom w:type="dxa" w:w="60"/>
+              <w:right w:type="dxa" w:w="120"/>
+            </w:tcMar>
+          </w:tcPr>
+          <w:p>
+            <w:pPr>
+              <w:spacing w:line="280"/>
+              <w:jc w:val="left"/>
+            </w:pPr>
+            <w:r>
+              <w:rPr>
+                <w:rFonts w:ascii="Times New Roman" w:eastAsia="SimSun"/>
+                <w:color w:val="000000"/>
+                <w:sz w:val="21"/>
+                <w:szCs w:val="21"/>
+              </w:rPr>
+              <w:t xml:space="preserve">750.000</w:t>
+            </w:r>
+          </w:p>
+        </w:tc>
+      </w:tr>
+      <w:tr>
+        <w:trPr>
+          <w:cantSplit/>
+        </w:trPr>
+        <w:tc>
+          <w:tcPr>
+            <w:tcW w:type="pct" w:w="2200"/>
+            <w:tcBorders>
+              <w:top w:val="none"/>
+              <w:left w:val="none"/>
+              <w:bottom w:val="none"/>
+              <w:right w:val="none"/>
+            </w:tcBorders>
+            <w:tcMar>
+              <w:top w:type="dxa" w:w="60"/>
+              <w:left w:type="dxa" w:w="120"/>
+              <w:bottom w:type="dxa" w:w="60"/>
+              <w:right w:type="dxa" w:w="120"/>
+            </w:tcMar>
+          </w:tcPr>
+          <w:p>
+            <w:pPr>
+              <w:spacing w:line="280"/>
+              <w:jc w:val="left"/>
+            </w:pPr>
+            <w:r>
+              <w:rPr>
+                <w:rFonts w:ascii="Times New Roman" w:eastAsia="SimSun"/>
+                <w:color w:val="000000"/>
+                <w:sz w:val="21"/>
+                <w:szCs w:val="21"/>
+              </w:rPr>
+              <w:t xml:space="preserve">Housing tertutup, pigtail antena, grounding (anti korosi amonia)</w:t>
+            </w:r>
+          </w:p>
+        </w:tc>
+        <w:tc>
+          <w:tcPr>
+            <w:tcW w:type="pct" w:w="1300"/>
+            <w:tcBorders>
+              <w:top w:val="none"/>
+              <w:left w:val="none"/>
+              <w:bottom w:val="none"/>
+              <w:right w:val="none"/>
+            </w:tcBorders>
+            <w:tcMar>
+              <w:top w:type="dxa" w:w="60"/>
+              <w:left w:type="dxa" w:w="120"/>
+              <w:bottom w:type="dxa" w:w="60"/>
+              <w:right w:type="dxa" w:w="120"/>
+            </w:tcMar>
+          </w:tcPr>
+          <w:p>
+            <w:pPr>
+              <w:spacing w:line="280"/>
+              <w:jc w:val="left"/>
+            </w:pPr>
+            <w:r>
+              <w:rPr>
+                <w:rFonts w:ascii="Times New Roman" w:eastAsia="SimSun"/>
+                <w:color w:val="000000"/>
+                <w:sz w:val="21"/>
+                <w:szCs w:val="21"/>
+              </w:rPr>
+              <w:t xml:space="preserve">1 set</w:t>
+            </w:r>
+          </w:p>
+        </w:tc>
+        <w:tc>
+          <w:tcPr>
+            <w:tcW w:type="pct" w:w="1500"/>
+            <w:tcBorders>
+              <w:top w:val="none"/>
+              <w:left w:val="none"/>
+              <w:bottom w:val="none"/>
+              <w:right w:val="none"/>
+            </w:tcBorders>
+            <w:tcMar>
+              <w:top w:type="dxa" w:w="60"/>
+              <w:left w:type="dxa" w:w="120"/>
+              <w:bottom w:type="dxa" w:w="60"/>
+              <w:right w:type="dxa" w:w="120"/>
+            </w:tcMar>
+          </w:tcPr>
+          <w:p>
+            <w:pPr>
+              <w:spacing w:line="280"/>
+              <w:jc w:val="left"/>
+            </w:pPr>
+            <w:r>
+              <w:rPr>
+                <w:rFonts w:ascii="Times New Roman" w:eastAsia="SimSun"/>
+                <w:color w:val="000000"/>
+                <w:sz w:val="21"/>
+                <w:szCs w:val="21"/>
+              </w:rPr>
+              <w:t xml:space="preserve">150.000</w:t>
+            </w:r>
+          </w:p>
+        </w:tc>
+      </w:tr>
+      <w:tr>
+        <w:trPr>
+          <w:cantSplit/>
+        </w:trPr>
+        <w:tc>
+          <w:tcPr>
+            <w:tcW w:type="pct" w:w="2200"/>
+            <w:tcBorders>
+              <w:top w:val="none"/>
+              <w:left w:val="none"/>
+              <w:bottom w:val="none"/>
+              <w:right w:val="none"/>
+            </w:tcBorders>
+            <w:tcMar>
+              <w:top w:type="dxa" w:w="60"/>
+              <w:left w:type="dxa" w:w="120"/>
+              <w:bottom w:type="dxa" w:w="60"/>
+              <w:right w:type="dxa" w:w="120"/>
+            </w:tcMar>
+          </w:tcPr>
+          <w:p>
+            <w:pPr>
+              <w:spacing w:line="280"/>
+              <w:jc w:val="left"/>
+            </w:pPr>
+            <w:r>
+              <w:rPr>
+                <w:rFonts w:ascii="Times New Roman" w:eastAsia="SimSun"/>
+                <w:color w:val="000000"/>
+                <w:sz w:val="21"/>
+                <w:szCs w:val="21"/>
+              </w:rPr>
+              <w:t xml:space="preserve">Kamera/WebCam sinkron untuk ground truth pelabelan</w:t>
+            </w:r>
+          </w:p>
+        </w:tc>
+        <w:tc>
+          <w:tcPr>
+            <w:tcW w:type="pct" w:w="1300"/>
+            <w:tcBorders>
+              <w:top w:val="none"/>
+              <w:left w:val="none"/>
+              <w:bottom w:val="none"/>
+              <w:right w:val="none"/>
+            </w:tcBorders>
+            <w:tcMar>
+              <w:top w:type="dxa" w:w="60"/>
+              <w:left w:type="dxa" w:w="120"/>
+              <w:bottom w:type="dxa" w:w="60"/>
+              <w:right w:type="dxa" w:w="120"/>
+            </w:tcMar>
+          </w:tcPr>
+          <w:p>
+            <w:pPr>
+              <w:spacing w:line="280"/>
+              <w:jc w:val="left"/>
+            </w:pPr>
+            <w:r>
+              <w:rPr>
+                <w:rFonts w:ascii="Times New Roman" w:eastAsia="SimSun"/>
+                <w:color w:val="000000"/>
+                <w:sz w:val="21"/>
+                <w:szCs w:val="21"/>
+              </w:rPr>
+              <w:t xml:space="preserve">1 unit</w:t>
+            </w:r>
+          </w:p>
+        </w:tc>
+        <w:tc>
+          <w:tcPr>
+            <w:tcW w:type="pct" w:w="1500"/>
+            <w:tcBorders>
+              <w:top w:val="none"/>
+              <w:left w:val="none"/>
+              <w:bottom w:val="none"/>
+              <w:right w:val="none"/>
+            </w:tcBorders>
+            <w:tcMar>
+              <w:top w:type="dxa" w:w="60"/>
+              <w:left w:type="dxa" w:w="120"/>
+              <w:bottom w:type="dxa" w:w="60"/>
+              <w:right w:type="dxa" w:w="120"/>
+            </w:tcMar>
+          </w:tcPr>
+          <w:p>
+            <w:pPr>
+              <w:spacing w:line="280"/>
+              <w:jc w:val="left"/>
+            </w:pPr>
+            <w:r>
+              <w:rPr>
+                <w:rFonts w:ascii="Times New Roman" w:eastAsia="SimSun"/>
+                <w:color w:val="000000"/>
+                <w:sz w:val="21"/>
+                <w:szCs w:val="21"/>
+              </w:rPr>
+              <w:t xml:space="preserve">250.000</w:t>
+            </w:r>
+          </w:p>
+        </w:tc>
+      </w:tr>
+      <w:tr>
+        <w:trPr>
+          <w:cantSplit/>
+        </w:trPr>
+        <w:tc>
+          <w:tcPr>
+            <w:tcW w:type="pct" w:w="2200"/>
+            <w:tcBorders>
+              <w:top w:val="none"/>
+              <w:left w:val="none"/>
+              <w:bottom w:val="none"/>
+              <w:right w:val="none"/>
+            </w:tcBorders>
+            <w:tcMar>
+              <w:top w:type="dxa" w:w="60"/>
+              <w:left w:type="dxa" w:w="120"/>
+              <w:bottom w:type="dxa" w:w="60"/>
+              <w:right w:type="dxa" w:w="120"/>
+            </w:tcMar>
+          </w:tcPr>
+          <w:p>
+            <w:pPr>
+              <w:spacing w:line="280"/>
+              <w:jc w:val="left"/>
+            </w:pPr>
+            <w:r>
+              <w:rPr>
+                <w:rFonts w:ascii="Times New Roman" w:eastAsia="SimSun"/>
+                <w:color w:val="000000"/>
+                <w:sz w:val="21"/>
+                <w:szCs w:val="21"/>
+              </w:rPr>
+              <w:t xml:space="preserve">Adaptor, kabel, power backup, komponen kecil</w:t>
+            </w:r>
+          </w:p>
+        </w:tc>
+        <w:tc>
+          <w:tcPr>
+            <w:tcW w:type="pct" w:w="1300"/>
+            <w:tcBorders>
+              <w:top w:val="none"/>
+              <w:left w:val="none"/>
+              <w:bottom w:val="none"/>
+              <w:right w:val="none"/>
+            </w:tcBorders>
+            <w:tcMar>
+              <w:top w:type="dxa" w:w="60"/>
+              <w:left w:type="dxa" w:w="120"/>
+              <w:bottom w:type="dxa" w:w="60"/>
+              <w:right w:type="dxa" w:w="120"/>
+            </w:tcMar>
+          </w:tcPr>
+          <w:p>
+            <w:pPr>
+              <w:spacing w:line="280"/>
+              <w:jc w:val="left"/>
+            </w:pPr>
+            <w:r>
+              <w:rPr>
+                <w:rFonts w:ascii="Times New Roman" w:eastAsia="SimSun"/>
+                <w:color w:val="000000"/>
+                <w:sz w:val="21"/>
+                <w:szCs w:val="21"/>
+              </w:rPr>
+              <w:t xml:space="preserve">1 set</w:t>
+            </w:r>
+          </w:p>
+        </w:tc>
+        <w:tc>
+          <w:tcPr>
+            <w:tcW w:type="pct" w:w="1500"/>
+            <w:tcBorders>
+              <w:top w:val="none"/>
+              <w:left w:val="none"/>
+              <w:bottom w:val="none"/>
+              <w:right w:val="none"/>
+            </w:tcBorders>
+            <w:tcMar>
+              <w:top w:type="dxa" w:w="60"/>
+              <w:left w:type="dxa" w:w="120"/>
+              <w:bottom w:type="dxa" w:w="60"/>
+              <w:right w:type="dxa" w:w="120"/>
+            </w:tcMar>
+          </w:tcPr>
+          <w:p>
+            <w:pPr>
+              <w:spacing w:line="280"/>
+              <w:jc w:val="left"/>
+            </w:pPr>
+            <w:r>
+              <w:rPr>
+                <w:rFonts w:ascii="Times New Roman" w:eastAsia="SimSun"/>
+                <w:color w:val="000000"/>
+                <w:sz w:val="21"/>
+                <w:szCs w:val="21"/>
+              </w:rPr>
+              <w:t xml:space="preserve">200.000</w:t>
+            </w:r>
+          </w:p>
+        </w:tc>
+      </w:tr>
+      <w:tr>
+        <w:trPr>
+          <w:cantSplit/>
+        </w:trPr>
+        <w:tc>
+          <w:tcPr>
+            <w:tcW w:type="pct" w:w="2200"/>
+            <w:tcBorders>
+              <w:top w:val="none"/>
+              <w:left w:val="none"/>
+              <w:bottom w:val="none"/>
+              <w:right w:val="none"/>
+            </w:tcBorders>
+            <w:tcMar>
+              <w:top w:type="dxa" w:w="60"/>
+              <w:left w:type="dxa" w:w="120"/>
+              <w:bottom w:type="dxa" w:w="60"/>
+              <w:right w:type="dxa" w:w="120"/>
+            </w:tcMar>
+          </w:tcPr>
+          <w:p>
+            <w:pPr>
+              <w:spacing w:line="280"/>
+              <w:jc w:val="left"/>
+            </w:pPr>
+            <w:r>
+              <w:rPr>
+                <w:rFonts w:ascii="Times New Roman" w:eastAsia="SimSun"/>
+                <w:color w:val="000000"/>
+                <w:sz w:val="21"/>
+                <w:szCs w:val="21"/>
+              </w:rPr>
+              <w:t xml:space="preserve">Operasional mitra kandang dan dokumen kesejahteraan hewan</w:t>
+            </w:r>
+          </w:p>
+        </w:tc>
+        <w:tc>
+          <w:tcPr>
+            <w:tcW w:type="pct" w:w="1300"/>
+            <w:tcBorders>
+              <w:top w:val="none"/>
+              <w:left w:val="none"/>
+              <w:bottom w:val="none"/>
+              <w:right w:val="none"/>
+            </w:tcBorders>
+            <w:tcMar>
+              <w:top w:type="dxa" w:w="60"/>
+              <w:left w:type="dxa" w:w="120"/>
+              <w:bottom w:type="dxa" w:w="60"/>
+              <w:right w:type="dxa" w:w="120"/>
+            </w:tcMar>
+          </w:tcPr>
+          <w:p>
+            <w:pPr>
+              <w:spacing w:line="280"/>
+              <w:jc w:val="left"/>
+            </w:pPr>
+            <w:r>
+              <w:rPr>
+                <w:rFonts w:ascii="Times New Roman" w:eastAsia="SimSun"/>
+                <w:color w:val="000000"/>
+                <w:sz w:val="21"/>
+                <w:szCs w:val="21"/>
+              </w:rPr>
+              <w:t xml:space="preserve">—</w:t>
+            </w:r>
+          </w:p>
+        </w:tc>
+        <w:tc>
+          <w:tcPr>
+            <w:tcW w:type="pct" w:w="1500"/>
+            <w:tcBorders>
+              <w:top w:val="none"/>
+              <w:left w:val="none"/>
+              <w:bottom w:val="none"/>
+              <w:right w:val="none"/>
+            </w:tcBorders>
+            <w:tcMar>
+              <w:top w:type="dxa" w:w="60"/>
+              <w:left w:type="dxa" w:w="120"/>
+              <w:bottom w:type="dxa" w:w="60"/>
+              <w:right w:type="dxa" w:w="120"/>
+            </w:tcMar>
+          </w:tcPr>
+          <w:p>
+            <w:pPr>
+              <w:spacing w:line="280"/>
+              <w:jc w:val="left"/>
+            </w:pPr>
+            <w:r>
+              <w:rPr>
+                <w:rFonts w:ascii="Times New Roman" w:eastAsia="SimSun"/>
+                <w:color w:val="000000"/>
+                <w:sz w:val="21"/>
+                <w:szCs w:val="21"/>
+              </w:rPr>
+              <w:t xml:space="preserve">150.000</w:t>
+            </w:r>
+          </w:p>
+        </w:tc>
+      </w:tr>
+      <w:tr>
+        <w:trPr>
+          <w:cantSplit/>
+        </w:trPr>
+        <w:tc>
+          <w:tcPr>
+            <w:tcW w:type="pct" w:w="2200"/>
+            <w:tcBorders>
+              <w:top w:val="none"/>
+              <w:left w:val="none"/>
+              <w:bottom w:val="none"/>
+              <w:right w:val="none"/>
+            </w:tcBorders>
+            <w:tcMar>
+              <w:top w:type="dxa" w:w="60"/>
+              <w:left w:type="dxa" w:w="120"/>
+              <w:bottom w:type="dxa" w:w="60"/>
+              <w:right w:type="dxa" w:w="120"/>
+            </w:tcMar>
+          </w:tcPr>
+          <w:p>
+            <w:pPr>
+              <w:spacing w:line="280"/>
+              <w:jc w:val="left"/>
+            </w:pPr>
+            <w:r>
+              <w:rPr>
+                <w:rFonts w:ascii="Times New Roman" w:eastAsia="SimSun"/>
+                <w:color w:val="000000"/>
+                <w:sz w:val="21"/>
+                <w:szCs w:val="21"/>
+              </w:rPr>
+              <w:t xml:space="preserve">Total</w:t>
+            </w:r>
+          </w:p>
+        </w:tc>
+        <w:tc>
+          <w:tcPr>
+            <w:tcW w:type="pct" w:w="1300"/>
+            <w:tcBorders>
+              <w:top w:val="none"/>
+              <w:left w:val="none"/>
+              <w:bottom w:val="none"/>
+              <w:right w:val="none"/>
+            </w:tcBorders>
+            <w:tcMar>
+              <w:top w:type="dxa" w:w="60"/>
+              <w:left w:type="dxa" w:w="120"/>
+              <w:bottom w:type="dxa" w:w="60"/>
+              <w:right w:type="dxa" w:w="120"/>
+            </w:tcMar>
+          </w:tcPr>
+          <w:p>
+            <w:pPr>
+              <w:spacing w:line="280"/>
+              <w:jc w:val="left"/>
+            </w:pPr>
+            <w:r>
+              <w:rPr>
+                <w:rFonts w:ascii="Times New Roman" w:eastAsia="SimSun"/>
+                <w:color w:val="000000"/>
+                <w:sz w:val="21"/>
+                <w:szCs w:val="21"/>
+              </w:rPr>
+              <w:t xml:space="preserve">—</w:t>
+            </w:r>
+          </w:p>
+        </w:tc>
+        <w:tc>
+          <w:tcPr>
+            <w:tcW w:type="pct" w:w="1500"/>
+            <w:tcBorders>
+              <w:top w:val="none"/>
+              <w:left w:val="none"/>
+              <w:bottom w:val="none"/>
+              <w:right w:val="none"/>
+            </w:tcBorders>
+            <w:tcMar>
+              <w:top w:type="dxa" w:w="60"/>
+              <w:left w:type="dxa" w:w="120"/>
+              <w:bottom w:type="dxa" w:w="60"/>
+              <w:right w:type="dxa" w:w="120"/>
+            </w:tcMar>
+          </w:tcPr>
+          <w:p>
+            <w:pPr>
+              <w:spacing w:line="280"/>
+              <w:jc w:val="left"/>
+            </w:pPr>
+            <w:r>
+              <w:rPr>
+                <w:rFonts w:ascii="Times New Roman" w:eastAsia="SimSun"/>
+                <w:color w:val="000000"/>
+                <w:sz w:val="21"/>
+                <w:szCs w:val="21"/>
+              </w:rPr>
+              <w:t xml:space="preserve">2.300.000</w:t>
+            </w:r>
+          </w:p>
+        </w:tc>
+      </w:tr>
+    </w:tbl>
+    <w:p>
+      <w:pPr>
+        <w:spacing w:after="160" w:line="240"/>
+      </w:pPr>
+      <w:r>
+        <w:rPr>
+          <w:sz w:val="12"/>
+          <w:szCs w:val="12"/>
+        </w:rPr>
+        <w:t xml:space="preserve"> </w:t>
+      </w:r>
+    </w:p>
+    <w:p>
+      <w:pPr>
+        <w:pStyle w:val="Heading2"/>
+        <w:spacing w:after="160" w:before="320" w:line="360"/>
+      </w:pPr>
+      <w:r>
+        <w:rPr>
+          <w:rFonts w:ascii="Times New Roman" w:eastAsia="SimHei"/>
+          <w:b/>
+          <w:bCs/>
+          <w:color w:val="000000"/>
+          <w:sz w:val="30"/>
+          <w:szCs w:val="30"/>
+        </w:rPr>
+        <w:t xml:space="preserve">3.11 Analisis Risiko dan Rencana Cadangan</w:t>
+      </w:r>
+    </w:p>
+    <w:p>
+      <w:pPr>
+        <w:spacing w:after="0" w:line="360"/>
+        <w:ind w:firstLine="709"/>
+        <w:jc w:val="both"/>
+      </w:pPr>
+      <w:r>
+        <w:rPr>
+          <w:rFonts w:ascii="Times New Roman" w:eastAsia="SimSun"/>
+          <w:color w:val="000000"/>
+          <w:sz w:val="24"/>
+          <w:szCs w:val="24"/>
+        </w:rPr>
+        <w:t xml:space="preserve">Tabel 3.3 merangkum risiko utama beserta mitigasinya. Setiap risiko dipasangkan dengan rencana cadangan yang menjaga penelitian tetap menghasilkan temuan, sehingga tidak ada satu pun skenario kegagalan yang mengosongkan skripsi.</w:t>
+      </w:r>
+    </w:p>
+    <w:p>
+      <w:pPr>
+        <w:keepNext/>
+        <w:spacing w:after="80" w:before="200" w:line="300"/>
+        <w:jc w:val="center"/>
+      </w:pPr>
+      <w:r>
+        <w:rPr>
+          <w:rFonts w:ascii="Times New Roman" w:eastAsia="SimSun"/>
+          <w:color w:val="000000"/>
+          <w:sz w:val="21"/>
+          <w:szCs w:val="21"/>
+        </w:rPr>
+        <w:t xml:space="preserve">Tabel 3.3 Risiko utama dan rencana cadangan</w:t>
       </w:r>
     </w:p>
     <w:tbl>
@@ -3161,1601 +6437,7 @@
           <w:sz w:val="32"/>
           <w:szCs w:val="32"/>
         </w:rPr>
-        <w:t xml:space="preserve">8. Jadwal Penelitian</w:t>
-      </w:r>
-    </w:p>
-    <w:p>
-      <w:pPr>
-        <w:spacing w:after="0" w:line="360"/>
-        <w:ind w:firstLine="709"/>
-        <w:jc w:val="both"/>
-      </w:pPr>
-      <w:r>
-        <w:rPr>
-          <w:rFonts w:ascii="Times New Roman" w:eastAsia="SimSun"/>
-          <w:color w:val="000000"/>
-          <w:sz w:val="24"/>
-          <w:szCs w:val="24"/>
-        </w:rPr>
-        <w:t xml:space="preserve">Jadwal disusun untuk satu semester (sekitar 4,5 bulan) dengan gerbang keputusan dini pada minggu ketiga dan eksperimen yang dipadatkan setelah gerbang lolos, sebagaimana Tabel 4.</w:t>
-      </w:r>
-    </w:p>
-    <w:p>
-      <w:pPr>
-        <w:keepNext/>
-        <w:spacing w:after="80" w:before="200" w:line="300"/>
-        <w:jc w:val="center"/>
-      </w:pPr>
-      <w:r>
-        <w:rPr>
-          <w:rFonts w:ascii="Times New Roman" w:eastAsia="SimSun"/>
-          <w:color w:val="000000"/>
-          <w:sz w:val="21"/>
-          <w:szCs w:val="21"/>
-        </w:rPr>
-        <w:t xml:space="preserve">Tabel 4 Jadwal penelitian satu semester</w:t>
-      </w:r>
-    </w:p>
-    <w:tbl>
-      <w:tblPr>
-        <w:tblW w:type="pct" w:w="5000"/>
-        <w:tblBorders>
-          <w:top w:val="single" w:color="000000" w:sz="4"/>
-          <w:left w:val="none"/>
-          <w:bottom w:val="single" w:color="000000" w:sz="4"/>
-          <w:right w:val="none"/>
-          <w:insideH w:val="none"/>
-          <w:insideV w:val="none"/>
-        </w:tblBorders>
-      </w:tblPr>
-      <w:tblGrid>
-        <w:gridCol w:w="1933"/>
-        <w:gridCol w:w="4042"/>
-        <w:gridCol w:w="2812"/>
-      </w:tblGrid>
-      <w:tr>
-        <w:trPr>
-          <w:cantSplit/>
-          <w:tblHeader/>
-        </w:trPr>
-        <w:tc>
-          <w:tcPr>
-            <w:tcW w:type="pct" w:w="1100"/>
-            <w:tcBorders>
-              <w:top w:val="none"/>
-              <w:left w:val="none"/>
-              <w:bottom w:val="single" w:color="000000" w:sz="2"/>
-              <w:right w:val="none"/>
-            </w:tcBorders>
-            <w:shd w:fill="F5F7FA" w:val="clear"/>
-            <w:tcMar>
-              <w:top w:type="dxa" w:w="60"/>
-              <w:left w:type="dxa" w:w="120"/>
-              <w:bottom w:type="dxa" w:w="60"/>
-              <w:right w:type="dxa" w:w="120"/>
-            </w:tcMar>
-          </w:tcPr>
-          <w:p>
-            <w:pPr>
-              <w:spacing w:line="280"/>
-              <w:jc w:val="center"/>
-            </w:pPr>
-            <w:r>
-              <w:rPr>
-                <w:rFonts w:ascii="Times New Roman" w:eastAsia="SimSun"/>
-                <w:b/>
-                <w:bCs/>
-                <w:color w:val="000000"/>
-                <w:sz w:val="21"/>
-                <w:szCs w:val="21"/>
-              </w:rPr>
-              <w:t xml:space="preserve">Periode</w:t>
-            </w:r>
-          </w:p>
-        </w:tc>
-        <w:tc>
-          <w:tcPr>
-            <w:tcW w:type="pct" w:w="2300"/>
-            <w:tcBorders>
-              <w:top w:val="none"/>
-              <w:left w:val="none"/>
-              <w:bottom w:val="single" w:color="000000" w:sz="2"/>
-              <w:right w:val="none"/>
-            </w:tcBorders>
-            <w:shd w:fill="F5F7FA" w:val="clear"/>
-            <w:tcMar>
-              <w:top w:type="dxa" w:w="60"/>
-              <w:left w:type="dxa" w:w="120"/>
-              <w:bottom w:type="dxa" w:w="60"/>
-              <w:right w:type="dxa" w:w="120"/>
-            </w:tcMar>
-          </w:tcPr>
-          <w:p>
-            <w:pPr>
-              <w:spacing w:line="280"/>
-              <w:jc w:val="center"/>
-            </w:pPr>
-            <w:r>
-              <w:rPr>
-                <w:rFonts w:ascii="Times New Roman" w:eastAsia="SimSun"/>
-                <w:b/>
-                <w:bCs/>
-                <w:color w:val="000000"/>
-                <w:sz w:val="21"/>
-                <w:szCs w:val="21"/>
-              </w:rPr>
-              <w:t xml:space="preserve">Aktivitas</w:t>
-            </w:r>
-          </w:p>
-        </w:tc>
-        <w:tc>
-          <w:tcPr>
-            <w:tcW w:type="pct" w:w="1600"/>
-            <w:tcBorders>
-              <w:top w:val="none"/>
-              <w:left w:val="none"/>
-              <w:bottom w:val="single" w:color="000000" w:sz="2"/>
-              <w:right w:val="none"/>
-            </w:tcBorders>
-            <w:shd w:fill="F5F7FA" w:val="clear"/>
-            <w:tcMar>
-              <w:top w:type="dxa" w:w="60"/>
-              <w:left w:type="dxa" w:w="120"/>
-              <w:bottom w:type="dxa" w:w="60"/>
-              <w:right w:type="dxa" w:w="120"/>
-            </w:tcMar>
-          </w:tcPr>
-          <w:p>
-            <w:pPr>
-              <w:spacing w:line="280"/>
-              <w:jc w:val="center"/>
-            </w:pPr>
-            <w:r>
-              <w:rPr>
-                <w:rFonts w:ascii="Times New Roman" w:eastAsia="SimSun"/>
-                <w:b/>
-                <w:bCs/>
-                <w:color w:val="000000"/>
-                <w:sz w:val="21"/>
-                <w:szCs w:val="21"/>
-              </w:rPr>
-              <w:t xml:space="preserve">Keluaran</w:t>
-            </w:r>
-          </w:p>
-        </w:tc>
-      </w:tr>
-      <w:tr>
-        <w:trPr>
-          <w:cantSplit/>
-        </w:trPr>
-        <w:tc>
-          <w:tcPr>
-            <w:tcW w:type="pct" w:w="1100"/>
-            <w:tcBorders>
-              <w:top w:val="none"/>
-              <w:left w:val="none"/>
-              <w:bottom w:val="none"/>
-              <w:right w:val="none"/>
-            </w:tcBorders>
-            <w:tcMar>
-              <w:top w:type="dxa" w:w="60"/>
-              <w:left w:type="dxa" w:w="120"/>
-              <w:bottom w:type="dxa" w:w="60"/>
-              <w:right w:type="dxa" w:w="120"/>
-            </w:tcMar>
-          </w:tcPr>
-          <w:p>
-            <w:pPr>
-              <w:spacing w:line="280"/>
-              <w:jc w:val="left"/>
-            </w:pPr>
-            <w:r>
-              <w:rPr>
-                <w:rFonts w:ascii="Times New Roman" w:eastAsia="SimSun"/>
-                <w:color w:val="000000"/>
-                <w:sz w:val="21"/>
-                <w:szCs w:val="21"/>
-              </w:rPr>
-              <w:t xml:space="preserve">Minggu 1-3</w:t>
-            </w:r>
-          </w:p>
-        </w:tc>
-        <w:tc>
-          <w:tcPr>
-            <w:tcW w:type="pct" w:w="2300"/>
-            <w:tcBorders>
-              <w:top w:val="none"/>
-              <w:left w:val="none"/>
-              <w:bottom w:val="none"/>
-              <w:right w:val="none"/>
-            </w:tcBorders>
-            <w:tcMar>
-              <w:top w:type="dxa" w:w="60"/>
-              <w:left w:type="dxa" w:w="120"/>
-              <w:bottom w:type="dxa" w:w="60"/>
-              <w:right w:type="dxa" w:w="120"/>
-            </w:tcMar>
-          </w:tcPr>
-          <w:p>
-            <w:pPr>
-              <w:spacing w:line="280"/>
-              <w:jc w:val="left"/>
-            </w:pPr>
-            <w:r>
-              <w:rPr>
-                <w:rFonts w:ascii="Times New Roman" w:eastAsia="SimSun"/>
-                <w:color w:val="000000"/>
-                <w:sz w:val="21"/>
-                <w:szCs w:val="21"/>
-              </w:rPr>
-              <w:t xml:space="preserve">Pembelian alat; pemasangan 3 ESP32; uji Delta-CSI tiga skenario (kosong, satu ekor, kawanan); dokumen kesejahteraan hewan; kalibrasi baseline 600 frame</w:t>
-            </w:r>
-          </w:p>
-        </w:tc>
-        <w:tc>
-          <w:tcPr>
-            <w:tcW w:type="pct" w:w="1600"/>
-            <w:tcBorders>
-              <w:top w:val="none"/>
-              <w:left w:val="none"/>
-              <w:bottom w:val="none"/>
-              <w:right w:val="none"/>
-            </w:tcBorders>
-            <w:tcMar>
-              <w:top w:type="dxa" w:w="60"/>
-              <w:left w:type="dxa" w:w="120"/>
-              <w:bottom w:type="dxa" w:w="60"/>
-              <w:right w:type="dxa" w:w="120"/>
-            </w:tcMar>
-          </w:tcPr>
-          <w:p>
-            <w:pPr>
-              <w:spacing w:line="280"/>
-              <w:jc w:val="left"/>
-            </w:pPr>
-            <w:r>
-              <w:rPr>
-                <w:rFonts w:ascii="Times New Roman" w:eastAsia="SimSun"/>
-                <w:color w:val="000000"/>
-                <w:sz w:val="21"/>
-                <w:szCs w:val="21"/>
-              </w:rPr>
-              <w:t xml:space="preserve">Keputusan go/no-go; baseline kandang; izin etik</w:t>
-            </w:r>
-          </w:p>
-        </w:tc>
-      </w:tr>
-      <w:tr>
-        <w:trPr>
-          <w:cantSplit/>
-        </w:trPr>
-        <w:tc>
-          <w:tcPr>
-            <w:tcW w:type="pct" w:w="1100"/>
-            <w:tcBorders>
-              <w:top w:val="none"/>
-              <w:left w:val="none"/>
-              <w:bottom w:val="none"/>
-              <w:right w:val="none"/>
-            </w:tcBorders>
-            <w:tcMar>
-              <w:top w:type="dxa" w:w="60"/>
-              <w:left w:type="dxa" w:w="120"/>
-              <w:bottom w:type="dxa" w:w="60"/>
-              <w:right w:type="dxa" w:w="120"/>
-            </w:tcMar>
-          </w:tcPr>
-          <w:p>
-            <w:pPr>
-              <w:spacing w:line="280"/>
-              <w:jc w:val="left"/>
-            </w:pPr>
-            <w:r>
-              <w:rPr>
-                <w:rFonts w:ascii="Times New Roman" w:eastAsia="SimSun"/>
-                <w:color w:val="000000"/>
-                <w:sz w:val="21"/>
-                <w:szCs w:val="21"/>
-              </w:rPr>
-              <w:t xml:space="preserve">Minggu 4-7</w:t>
-            </w:r>
-          </w:p>
-        </w:tc>
-        <w:tc>
-          <w:tcPr>
-            <w:tcW w:type="pct" w:w="2300"/>
-            <w:tcBorders>
-              <w:top w:val="none"/>
-              <w:left w:val="none"/>
-              <w:bottom w:val="none"/>
-              <w:right w:val="none"/>
-            </w:tcBorders>
-            <w:tcMar>
-              <w:top w:type="dxa" w:w="60"/>
-              <w:left w:type="dxa" w:w="120"/>
-              <w:bottom w:type="dxa" w:w="60"/>
-              <w:right w:type="dxa" w:w="120"/>
-            </w:tcMar>
-          </w:tcPr>
-          <w:p>
-            <w:pPr>
-              <w:spacing w:line="280"/>
-              <w:jc w:val="left"/>
-            </w:pPr>
-            <w:r>
-              <w:rPr>
-                <w:rFonts w:ascii="Times New Roman" w:eastAsia="SimSun"/>
-                <w:color w:val="000000"/>
-                <w:sz w:val="21"/>
-                <w:szCs w:val="21"/>
-              </w:rPr>
-              <w:t xml:space="preserve">Pengumpulan dataset blok hari A-B; kamera sinkron untuk ground truth; log kejadian harian; identifikasi event proxy etis bersama puskeswan</w:t>
-            </w:r>
-          </w:p>
-        </w:tc>
-        <w:tc>
-          <w:tcPr>
-            <w:tcW w:type="pct" w:w="1600"/>
-            <w:tcBorders>
-              <w:top w:val="none"/>
-              <w:left w:val="none"/>
-              <w:bottom w:val="none"/>
-              <w:right w:val="none"/>
-            </w:tcBorders>
-            <w:tcMar>
-              <w:top w:type="dxa" w:w="60"/>
-              <w:left w:type="dxa" w:w="120"/>
-              <w:bottom w:type="dxa" w:w="60"/>
-              <w:right w:type="dxa" w:w="120"/>
-            </w:tcMar>
-          </w:tcPr>
-          <w:p>
-            <w:pPr>
-              <w:spacing w:line="280"/>
-              <w:jc w:val="left"/>
-            </w:pPr>
-            <w:r>
-              <w:rPr>
-                <w:rFonts w:ascii="Times New Roman" w:eastAsia="SimSun"/>
-                <w:color w:val="000000"/>
-                <w:sz w:val="21"/>
-                <w:szCs w:val="21"/>
-              </w:rPr>
-              <w:t xml:space="preserve">Dataset mentah berlabel proxy + log kovariat</w:t>
-            </w:r>
-          </w:p>
-        </w:tc>
-      </w:tr>
-      <w:tr>
-        <w:trPr>
-          <w:cantSplit/>
-        </w:trPr>
-        <w:tc>
-          <w:tcPr>
-            <w:tcW w:type="pct" w:w="1100"/>
-            <w:tcBorders>
-              <w:top w:val="none"/>
-              <w:left w:val="none"/>
-              <w:bottom w:val="none"/>
-              <w:right w:val="none"/>
-            </w:tcBorders>
-            <w:tcMar>
-              <w:top w:type="dxa" w:w="60"/>
-              <w:left w:type="dxa" w:w="120"/>
-              <w:bottom w:type="dxa" w:w="60"/>
-              <w:right w:type="dxa" w:w="120"/>
-            </w:tcMar>
-          </w:tcPr>
-          <w:p>
-            <w:pPr>
-              <w:spacing w:line="280"/>
-              <w:jc w:val="left"/>
-            </w:pPr>
-            <w:r>
-              <w:rPr>
-                <w:rFonts w:ascii="Times New Roman" w:eastAsia="SimSun"/>
-                <w:color w:val="000000"/>
-                <w:sz w:val="21"/>
-                <w:szCs w:val="21"/>
-              </w:rPr>
-              <w:t xml:space="preserve">Minggu 8-11</w:t>
-            </w:r>
-          </w:p>
-        </w:tc>
-        <w:tc>
-          <w:tcPr>
-            <w:tcW w:type="pct" w:w="2300"/>
-            <w:tcBorders>
-              <w:top w:val="none"/>
-              <w:left w:val="none"/>
-              <w:bottom w:val="none"/>
-              <w:right w:val="none"/>
-            </w:tcBorders>
-            <w:tcMar>
-              <w:top w:type="dxa" w:w="60"/>
-              <w:left w:type="dxa" w:w="120"/>
-              <w:bottom w:type="dxa" w:w="60"/>
-              <w:right w:type="dxa" w:w="120"/>
-            </w:tcMar>
-          </w:tcPr>
-          <w:p>
-            <w:pPr>
-              <w:spacing w:line="280"/>
-              <w:jc w:val="left"/>
-            </w:pPr>
-            <w:r>
-              <w:rPr>
-                <w:rFonts w:ascii="Times New Roman" w:eastAsia="SimSun"/>
-                <w:color w:val="000000"/>
-                <w:sz w:val="21"/>
-                <w:szCs w:val="21"/>
-              </w:rPr>
-              <w:t xml:space="preserve">Ekstraksi fitur amplitudo-only window 60 detik; z-score adaptif + SVM RBF; split blok-waktu (latih A-B, uji C); control chart dan precision@k</w:t>
-            </w:r>
-          </w:p>
-        </w:tc>
-        <w:tc>
-          <w:tcPr>
-            <w:tcW w:type="pct" w:w="1600"/>
-            <w:tcBorders>
-              <w:top w:val="none"/>
-              <w:left w:val="none"/>
-              <w:bottom w:val="none"/>
-              <w:right w:val="none"/>
-            </w:tcBorders>
-            <w:tcMar>
-              <w:top w:type="dxa" w:w="60"/>
-              <w:left w:type="dxa" w:w="120"/>
-              <w:bottom w:type="dxa" w:w="60"/>
-              <w:right w:type="dxa" w:w="120"/>
-            </w:tcMar>
-          </w:tcPr>
-          <w:p>
-            <w:pPr>
-              <w:spacing w:line="280"/>
-              <w:jc w:val="left"/>
-            </w:pPr>
-            <w:r>
-              <w:rPr>
-                <w:rFonts w:ascii="Times New Roman" w:eastAsia="SimSun"/>
-                <w:color w:val="000000"/>
-                <w:sz w:val="21"/>
-                <w:szCs w:val="21"/>
-              </w:rPr>
-              <w:t xml:space="preserve">Model baseline + metrik dua jalur</w:t>
-            </w:r>
-          </w:p>
-        </w:tc>
-      </w:tr>
-      <w:tr>
-        <w:trPr>
-          <w:cantSplit/>
-        </w:trPr>
-        <w:tc>
-          <w:tcPr>
-            <w:tcW w:type="pct" w:w="1100"/>
-            <w:tcBorders>
-              <w:top w:val="none"/>
-              <w:left w:val="none"/>
-              <w:bottom w:val="none"/>
-              <w:right w:val="none"/>
-            </w:tcBorders>
-            <w:tcMar>
-              <w:top w:type="dxa" w:w="60"/>
-              <w:left w:type="dxa" w:w="120"/>
-              <w:bottom w:type="dxa" w:w="60"/>
-              <w:right w:type="dxa" w:w="120"/>
-            </w:tcMar>
-          </w:tcPr>
-          <w:p>
-            <w:pPr>
-              <w:spacing w:line="280"/>
-              <w:jc w:val="left"/>
-            </w:pPr>
-            <w:r>
-              <w:rPr>
-                <w:rFonts w:ascii="Times New Roman" w:eastAsia="SimSun"/>
-                <w:color w:val="000000"/>
-                <w:sz w:val="21"/>
-                <w:szCs w:val="21"/>
-              </w:rPr>
-              <w:t xml:space="preserve">Minggu 12-15</w:t>
-            </w:r>
-          </w:p>
-        </w:tc>
-        <w:tc>
-          <w:tcPr>
-            <w:tcW w:type="pct" w:w="2300"/>
-            <w:tcBorders>
-              <w:top w:val="none"/>
-              <w:left w:val="none"/>
-              <w:bottom w:val="none"/>
-              <w:right w:val="none"/>
-            </w:tcBorders>
-            <w:tcMar>
-              <w:top w:type="dxa" w:w="60"/>
-              <w:left w:type="dxa" w:w="120"/>
-              <w:bottom w:type="dxa" w:w="60"/>
-              <w:right w:type="dxa" w:w="120"/>
-            </w:tcMar>
-          </w:tcPr>
-          <w:p>
-            <w:pPr>
-              <w:spacing w:line="280"/>
-              <w:jc w:val="left"/>
-            </w:pPr>
-            <w:r>
-              <w:rPr>
-                <w:rFonts w:ascii="Times New Roman" w:eastAsia="SimSun"/>
-                <w:color w:val="000000"/>
-                <w:sz w:val="21"/>
-                <w:szCs w:val="21"/>
-              </w:rPr>
-              <w:t xml:space="preserve">Analisis hasil; penyetelan ambang; audit kamera retrospektif; penyusunan dataset rilis (opsional, dengan DOI) bila pembimbing menyetujui</w:t>
-            </w:r>
-          </w:p>
-        </w:tc>
-        <w:tc>
-          <w:tcPr>
-            <w:tcW w:type="pct" w:w="1600"/>
-            <w:tcBorders>
-              <w:top w:val="none"/>
-              <w:left w:val="none"/>
-              <w:bottom w:val="none"/>
-              <w:right w:val="none"/>
-            </w:tcBorders>
-            <w:tcMar>
-              <w:top w:type="dxa" w:w="60"/>
-              <w:left w:type="dxa" w:w="120"/>
-              <w:bottom w:type="dxa" w:w="60"/>
-              <w:right w:type="dxa" w:w="120"/>
-            </w:tcMar>
-          </w:tcPr>
-          <w:p>
-            <w:pPr>
-              <w:spacing w:line="280"/>
-              <w:jc w:val="left"/>
-            </w:pPr>
-            <w:r>
-              <w:rPr>
-                <w:rFonts w:ascii="Times New Roman" w:eastAsia="SimSun"/>
-                <w:color w:val="000000"/>
-                <w:sz w:val="21"/>
-                <w:szCs w:val="21"/>
-              </w:rPr>
-              <w:t xml:space="preserve">Hasil evaluasi utuh + catatan rilis dataset</w:t>
-            </w:r>
-          </w:p>
-        </w:tc>
-      </w:tr>
-      <w:tr>
-        <w:trPr>
-          <w:cantSplit/>
-        </w:trPr>
-        <w:tc>
-          <w:tcPr>
-            <w:tcW w:type="pct" w:w="1100"/>
-            <w:tcBorders>
-              <w:top w:val="none"/>
-              <w:left w:val="none"/>
-              <w:bottom w:val="none"/>
-              <w:right w:val="none"/>
-            </w:tcBorders>
-            <w:tcMar>
-              <w:top w:type="dxa" w:w="60"/>
-              <w:left w:type="dxa" w:w="120"/>
-              <w:bottom w:type="dxa" w:w="60"/>
-              <w:right w:type="dxa" w:w="120"/>
-            </w:tcMar>
-          </w:tcPr>
-          <w:p>
-            <w:pPr>
-              <w:spacing w:line="280"/>
-              <w:jc w:val="left"/>
-            </w:pPr>
-            <w:r>
-              <w:rPr>
-                <w:rFonts w:ascii="Times New Roman" w:eastAsia="SimSun"/>
-                <w:color w:val="000000"/>
-                <w:sz w:val="21"/>
-                <w:szCs w:val="21"/>
-              </w:rPr>
-              <w:t xml:space="preserve">Minggu 16-18</w:t>
-            </w:r>
-          </w:p>
-        </w:tc>
-        <w:tc>
-          <w:tcPr>
-            <w:tcW w:type="pct" w:w="2300"/>
-            <w:tcBorders>
-              <w:top w:val="none"/>
-              <w:left w:val="none"/>
-              <w:bottom w:val="none"/>
-              <w:right w:val="none"/>
-            </w:tcBorders>
-            <w:tcMar>
-              <w:top w:type="dxa" w:w="60"/>
-              <w:left w:type="dxa" w:w="120"/>
-              <w:bottom w:type="dxa" w:w="60"/>
-              <w:right w:type="dxa" w:w="120"/>
-            </w:tcMar>
-          </w:tcPr>
-          <w:p>
-            <w:pPr>
-              <w:spacing w:line="280"/>
-              <w:jc w:val="left"/>
-            </w:pPr>
-            <w:r>
-              <w:rPr>
-                <w:rFonts w:ascii="Times New Roman" w:eastAsia="SimSun"/>
-                <w:color w:val="000000"/>
-                <w:sz w:val="21"/>
-                <w:szCs w:val="21"/>
-              </w:rPr>
-              <w:t xml:space="preserve">Penulisan naskah skripsi; finalisasi bab metode dan hasil; persiapan sidang</w:t>
-            </w:r>
-          </w:p>
-        </w:tc>
-        <w:tc>
-          <w:tcPr>
-            <w:tcW w:type="pct" w:w="1600"/>
-            <w:tcBorders>
-              <w:top w:val="none"/>
-              <w:left w:val="none"/>
-              <w:bottom w:val="none"/>
-              <w:right w:val="none"/>
-            </w:tcBorders>
-            <w:tcMar>
-              <w:top w:type="dxa" w:w="60"/>
-              <w:left w:type="dxa" w:w="120"/>
-              <w:bottom w:type="dxa" w:w="60"/>
-              <w:right w:type="dxa" w:w="120"/>
-            </w:tcMar>
-          </w:tcPr>
-          <w:p>
-            <w:pPr>
-              <w:spacing w:line="280"/>
-              <w:jc w:val="left"/>
-            </w:pPr>
-            <w:r>
-              <w:rPr>
-                <w:rFonts w:ascii="Times New Roman" w:eastAsia="SimSun"/>
-                <w:color w:val="000000"/>
-                <w:sz w:val="21"/>
-                <w:szCs w:val="21"/>
-              </w:rPr>
-              <w:t xml:space="preserve">Naskah skripsi siap sidang</w:t>
-            </w:r>
-          </w:p>
-        </w:tc>
-      </w:tr>
-    </w:tbl>
-    <w:p>
-      <w:pPr>
-        <w:spacing w:after="160" w:line="240"/>
-      </w:pPr>
-      <w:r>
-        <w:rPr>
-          <w:sz w:val="12"/>
-          <w:szCs w:val="12"/>
-        </w:rPr>
-        <w:t xml:space="preserve"> </w:t>
-      </w:r>
-    </w:p>
-    <w:p>
-      <w:pPr>
-        <w:pStyle w:val="Heading1"/>
-        <w:spacing w:after="240" w:before="480" w:line="360"/>
-        <w:jc w:val="center"/>
-      </w:pPr>
-      <w:r>
-        <w:rPr>
-          <w:rFonts w:ascii="Times New Roman" w:eastAsia="SimHei"/>
-          <w:b/>
-          <w:bCs/>
-          <w:color w:val="000000"/>
-          <w:sz w:val="32"/>
-          <w:szCs w:val="32"/>
-        </w:rPr>
-        <w:t xml:space="preserve">9. Estimasi Anggaran</w:t>
-      </w:r>
-    </w:p>
-    <w:p>
-      <w:pPr>
-        <w:spacing w:after="0" w:line="360"/>
-        <w:ind w:firstLine="709"/>
-        <w:jc w:val="both"/>
-      </w:pPr>
-      <w:r>
-        <w:rPr>
-          <w:rFonts w:ascii="Times New Roman" w:eastAsia="SimSun"/>
-          <w:color w:val="000000"/>
-          <w:sz w:val="24"/>
-          <w:szCs w:val="24"/>
-        </w:rPr>
-        <w:t xml:space="preserve">Tabel 5 merangkum estimasi anggaran perangkat dan operasional. Nilai bersifat estimasi pasar saat penyusunan proposal dan akan disesuaikan saat rekap belanja.</w:t>
-      </w:r>
-    </w:p>
-    <w:p>
-      <w:pPr>
-        <w:keepNext/>
-        <w:spacing w:after="80" w:before="200" w:line="300"/>
-        <w:jc w:val="center"/>
-      </w:pPr>
-      <w:r>
-        <w:rPr>
-          <w:rFonts w:ascii="Times New Roman" w:eastAsia="SimSun"/>
-          <w:color w:val="000000"/>
-          <w:sz w:val="21"/>
-          <w:szCs w:val="21"/>
-        </w:rPr>
-        <w:t xml:space="preserve">Tabel 5 Estimasi anggaran perangkat dan operasional</w:t>
-      </w:r>
-    </w:p>
-    <w:tbl>
-      <w:tblPr>
-        <w:tblW w:type="pct" w:w="5000"/>
-        <w:tblBorders>
-          <w:top w:val="single" w:color="000000" w:sz="4"/>
-          <w:left w:val="none"/>
-          <w:bottom w:val="single" w:color="000000" w:sz="4"/>
-          <w:right w:val="none"/>
-          <w:insideH w:val="none"/>
-          <w:insideV w:val="none"/>
-        </w:tblBorders>
-      </w:tblPr>
-      <w:tblGrid>
-        <w:gridCol w:w="3867"/>
-        <w:gridCol w:w="2285"/>
-        <w:gridCol w:w="2636"/>
-      </w:tblGrid>
-      <w:tr>
-        <w:trPr>
-          <w:cantSplit/>
-          <w:tblHeader/>
-        </w:trPr>
-        <w:tc>
-          <w:tcPr>
-            <w:tcW w:type="pct" w:w="2200"/>
-            <w:tcBorders>
-              <w:top w:val="none"/>
-              <w:left w:val="none"/>
-              <w:bottom w:val="single" w:color="000000" w:sz="2"/>
-              <w:right w:val="none"/>
-            </w:tcBorders>
-            <w:shd w:fill="F5F7FA" w:val="clear"/>
-            <w:tcMar>
-              <w:top w:type="dxa" w:w="60"/>
-              <w:left w:type="dxa" w:w="120"/>
-              <w:bottom w:type="dxa" w:w="60"/>
-              <w:right w:type="dxa" w:w="120"/>
-            </w:tcMar>
-          </w:tcPr>
-          <w:p>
-            <w:pPr>
-              <w:spacing w:line="280"/>
-              <w:jc w:val="center"/>
-            </w:pPr>
-            <w:r>
-              <w:rPr>
-                <w:rFonts w:ascii="Times New Roman" w:eastAsia="SimSun"/>
-                <w:b/>
-                <w:bCs/>
-                <w:color w:val="000000"/>
-                <w:sz w:val="21"/>
-                <w:szCs w:val="21"/>
-              </w:rPr>
-              <w:t xml:space="preserve">Komponen</w:t>
-            </w:r>
-          </w:p>
-        </w:tc>
-        <w:tc>
-          <w:tcPr>
-            <w:tcW w:type="pct" w:w="1300"/>
-            <w:tcBorders>
-              <w:top w:val="none"/>
-              <w:left w:val="none"/>
-              <w:bottom w:val="single" w:color="000000" w:sz="2"/>
-              <w:right w:val="none"/>
-            </w:tcBorders>
-            <w:shd w:fill="F5F7FA" w:val="clear"/>
-            <w:tcMar>
-              <w:top w:type="dxa" w:w="60"/>
-              <w:left w:type="dxa" w:w="120"/>
-              <w:bottom w:type="dxa" w:w="60"/>
-              <w:right w:type="dxa" w:w="120"/>
-            </w:tcMar>
-          </w:tcPr>
-          <w:p>
-            <w:pPr>
-              <w:spacing w:line="280"/>
-              <w:jc w:val="center"/>
-            </w:pPr>
-            <w:r>
-              <w:rPr>
-                <w:rFonts w:ascii="Times New Roman" w:eastAsia="SimSun"/>
-                <w:b/>
-                <w:bCs/>
-                <w:color w:val="000000"/>
-                <w:sz w:val="21"/>
-                <w:szCs w:val="21"/>
-              </w:rPr>
-              <w:t xml:space="preserve">Jumlah</w:t>
-            </w:r>
-          </w:p>
-        </w:tc>
-        <w:tc>
-          <w:tcPr>
-            <w:tcW w:type="pct" w:w="1500"/>
-            <w:tcBorders>
-              <w:top w:val="none"/>
-              <w:left w:val="none"/>
-              <w:bottom w:val="single" w:color="000000" w:sz="2"/>
-              <w:right w:val="none"/>
-            </w:tcBorders>
-            <w:shd w:fill="F5F7FA" w:val="clear"/>
-            <w:tcMar>
-              <w:top w:type="dxa" w:w="60"/>
-              <w:left w:type="dxa" w:w="120"/>
-              <w:bottom w:type="dxa" w:w="60"/>
-              <w:right w:type="dxa" w:w="120"/>
-            </w:tcMar>
-          </w:tcPr>
-          <w:p>
-            <w:pPr>
-              <w:spacing w:line="280"/>
-              <w:jc w:val="center"/>
-            </w:pPr>
-            <w:r>
-              <w:rPr>
-                <w:rFonts w:ascii="Times New Roman" w:eastAsia="SimSun"/>
-                <w:b/>
-                <w:bCs/>
-                <w:color w:val="000000"/>
-                <w:sz w:val="21"/>
-                <w:szCs w:val="21"/>
-              </w:rPr>
-              <w:t xml:space="preserve">Estimasi Biaya</w:t>
-            </w:r>
-          </w:p>
-        </w:tc>
-      </w:tr>
-      <w:tr>
-        <w:trPr>
-          <w:cantSplit/>
-        </w:trPr>
-        <w:tc>
-          <w:tcPr>
-            <w:tcW w:type="pct" w:w="2200"/>
-            <w:tcBorders>
-              <w:top w:val="none"/>
-              <w:left w:val="none"/>
-              <w:bottom w:val="none"/>
-              <w:right w:val="none"/>
-            </w:tcBorders>
-            <w:tcMar>
-              <w:top w:type="dxa" w:w="60"/>
-              <w:left w:type="dxa" w:w="120"/>
-              <w:bottom w:type="dxa" w:w="60"/>
-              <w:right w:type="dxa" w:w="120"/>
-            </w:tcMar>
-          </w:tcPr>
-          <w:p>
-            <w:pPr>
-              <w:spacing w:line="280"/>
-              <w:jc w:val="left"/>
-            </w:pPr>
-            <w:r>
-              <w:rPr>
-                <w:rFonts w:ascii="Times New Roman" w:eastAsia="SimSun"/>
-                <w:color w:val="000000"/>
-                <w:sz w:val="21"/>
-                <w:szCs w:val="21"/>
-              </w:rPr>
-              <w:t xml:space="preserve">ESP32-S3 (satu access point, dua station, plus satu cadangan)</w:t>
-            </w:r>
-          </w:p>
-        </w:tc>
-        <w:tc>
-          <w:tcPr>
-            <w:tcW w:type="pct" w:w="1300"/>
-            <w:tcBorders>
-              <w:top w:val="none"/>
-              <w:left w:val="none"/>
-              <w:bottom w:val="none"/>
-              <w:right w:val="none"/>
-            </w:tcBorders>
-            <w:tcMar>
-              <w:top w:type="dxa" w:w="60"/>
-              <w:left w:type="dxa" w:w="120"/>
-              <w:bottom w:type="dxa" w:w="60"/>
-              <w:right w:type="dxa" w:w="120"/>
-            </w:tcMar>
-          </w:tcPr>
-          <w:p>
-            <w:pPr>
-              <w:spacing w:line="280"/>
-              <w:jc w:val="left"/>
-            </w:pPr>
-            <w:r>
-              <w:rPr>
-                <w:rFonts w:ascii="Times New Roman" w:eastAsia="SimSun"/>
-                <w:color w:val="000000"/>
-                <w:sz w:val="21"/>
-                <w:szCs w:val="21"/>
-              </w:rPr>
-              <w:t xml:space="preserve">4 unit</w:t>
-            </w:r>
-          </w:p>
-        </w:tc>
-        <w:tc>
-          <w:tcPr>
-            <w:tcW w:type="pct" w:w="1500"/>
-            <w:tcBorders>
-              <w:top w:val="none"/>
-              <w:left w:val="none"/>
-              <w:bottom w:val="none"/>
-              <w:right w:val="none"/>
-            </w:tcBorders>
-            <w:tcMar>
-              <w:top w:type="dxa" w:w="60"/>
-              <w:left w:type="dxa" w:w="120"/>
-              <w:bottom w:type="dxa" w:w="60"/>
-              <w:right w:type="dxa" w:w="120"/>
-            </w:tcMar>
-          </w:tcPr>
-          <w:p>
-            <w:pPr>
-              <w:spacing w:line="280"/>
-              <w:jc w:val="left"/>
-            </w:pPr>
-            <w:r>
-              <w:rPr>
-                <w:rFonts w:ascii="Times New Roman" w:eastAsia="SimSun"/>
-                <w:color w:val="000000"/>
-                <w:sz w:val="21"/>
-                <w:szCs w:val="21"/>
-              </w:rPr>
-              <w:t xml:space="preserve">Rp 800.000</w:t>
-            </w:r>
-          </w:p>
-        </w:tc>
-      </w:tr>
-      <w:tr>
-        <w:trPr>
-          <w:cantSplit/>
-        </w:trPr>
-        <w:tc>
-          <w:tcPr>
-            <w:tcW w:type="pct" w:w="2200"/>
-            <w:tcBorders>
-              <w:top w:val="none"/>
-              <w:left w:val="none"/>
-              <w:bottom w:val="none"/>
-              <w:right w:val="none"/>
-            </w:tcBorders>
-            <w:tcMar>
-              <w:top w:type="dxa" w:w="60"/>
-              <w:left w:type="dxa" w:w="120"/>
-              <w:bottom w:type="dxa" w:w="60"/>
-              <w:right w:type="dxa" w:w="120"/>
-            </w:tcMar>
-          </w:tcPr>
-          <w:p>
-            <w:pPr>
-              <w:spacing w:line="280"/>
-              <w:jc w:val="left"/>
-            </w:pPr>
-            <w:r>
-              <w:rPr>
-                <w:rFonts w:ascii="Times New Roman" w:eastAsia="SimSun"/>
-                <w:color w:val="000000"/>
-                <w:sz w:val="21"/>
-                <w:szCs w:val="21"/>
-              </w:rPr>
-              <w:t xml:space="preserve">Single board computer (Orange Pi atau Raspberry Pi) + kartu memori</w:t>
-            </w:r>
-          </w:p>
-        </w:tc>
-        <w:tc>
-          <w:tcPr>
-            <w:tcW w:type="pct" w:w="1300"/>
-            <w:tcBorders>
-              <w:top w:val="none"/>
-              <w:left w:val="none"/>
-              <w:bottom w:val="none"/>
-              <w:right w:val="none"/>
-            </w:tcBorders>
-            <w:tcMar>
-              <w:top w:type="dxa" w:w="60"/>
-              <w:left w:type="dxa" w:w="120"/>
-              <w:bottom w:type="dxa" w:w="60"/>
-              <w:right w:type="dxa" w:w="120"/>
-            </w:tcMar>
-          </w:tcPr>
-          <w:p>
-            <w:pPr>
-              <w:spacing w:line="280"/>
-              <w:jc w:val="left"/>
-            </w:pPr>
-            <w:r>
-              <w:rPr>
-                <w:rFonts w:ascii="Times New Roman" w:eastAsia="SimSun"/>
-                <w:color w:val="000000"/>
-                <w:sz w:val="21"/>
-                <w:szCs w:val="21"/>
-              </w:rPr>
-              <w:t xml:space="preserve">1 set</w:t>
-            </w:r>
-          </w:p>
-        </w:tc>
-        <w:tc>
-          <w:tcPr>
-            <w:tcW w:type="pct" w:w="1500"/>
-            <w:tcBorders>
-              <w:top w:val="none"/>
-              <w:left w:val="none"/>
-              <w:bottom w:val="none"/>
-              <w:right w:val="none"/>
-            </w:tcBorders>
-            <w:tcMar>
-              <w:top w:type="dxa" w:w="60"/>
-              <w:left w:type="dxa" w:w="120"/>
-              <w:bottom w:type="dxa" w:w="60"/>
-              <w:right w:type="dxa" w:w="120"/>
-            </w:tcMar>
-          </w:tcPr>
-          <w:p>
-            <w:pPr>
-              <w:spacing w:line="280"/>
-              <w:jc w:val="left"/>
-            </w:pPr>
-            <w:r>
-              <w:rPr>
-                <w:rFonts w:ascii="Times New Roman" w:eastAsia="SimSun"/>
-                <w:color w:val="000000"/>
-                <w:sz w:val="21"/>
-                <w:szCs w:val="21"/>
-              </w:rPr>
-              <w:t xml:space="preserve">Rp 750.000</w:t>
-            </w:r>
-          </w:p>
-        </w:tc>
-      </w:tr>
-      <w:tr>
-        <w:trPr>
-          <w:cantSplit/>
-        </w:trPr>
-        <w:tc>
-          <w:tcPr>
-            <w:tcW w:type="pct" w:w="2200"/>
-            <w:tcBorders>
-              <w:top w:val="none"/>
-              <w:left w:val="none"/>
-              <w:bottom w:val="none"/>
-              <w:right w:val="none"/>
-            </w:tcBorders>
-            <w:tcMar>
-              <w:top w:type="dxa" w:w="60"/>
-              <w:left w:type="dxa" w:w="120"/>
-              <w:bottom w:type="dxa" w:w="60"/>
-              <w:right w:type="dxa" w:w="120"/>
-            </w:tcMar>
-          </w:tcPr>
-          <w:p>
-            <w:pPr>
-              <w:spacing w:line="280"/>
-              <w:jc w:val="left"/>
-            </w:pPr>
-            <w:r>
-              <w:rPr>
-                <w:rFonts w:ascii="Times New Roman" w:eastAsia="SimSun"/>
-                <w:color w:val="000000"/>
-                <w:sz w:val="21"/>
-                <w:szCs w:val="21"/>
-              </w:rPr>
-              <w:t xml:space="preserve">Housing tertutup, pigtail antena, grounding (anti korosi amonia)</w:t>
-            </w:r>
-          </w:p>
-        </w:tc>
-        <w:tc>
-          <w:tcPr>
-            <w:tcW w:type="pct" w:w="1300"/>
-            <w:tcBorders>
-              <w:top w:val="none"/>
-              <w:left w:val="none"/>
-              <w:bottom w:val="none"/>
-              <w:right w:val="none"/>
-            </w:tcBorders>
-            <w:tcMar>
-              <w:top w:type="dxa" w:w="60"/>
-              <w:left w:type="dxa" w:w="120"/>
-              <w:bottom w:type="dxa" w:w="60"/>
-              <w:right w:type="dxa" w:w="120"/>
-            </w:tcMar>
-          </w:tcPr>
-          <w:p>
-            <w:pPr>
-              <w:spacing w:line="280"/>
-              <w:jc w:val="left"/>
-            </w:pPr>
-            <w:r>
-              <w:rPr>
-                <w:rFonts w:ascii="Times New Roman" w:eastAsia="SimSun"/>
-                <w:color w:val="000000"/>
-                <w:sz w:val="21"/>
-                <w:szCs w:val="21"/>
-              </w:rPr>
-              <w:t xml:space="preserve">1 set</w:t>
-            </w:r>
-          </w:p>
-        </w:tc>
-        <w:tc>
-          <w:tcPr>
-            <w:tcW w:type="pct" w:w="1500"/>
-            <w:tcBorders>
-              <w:top w:val="none"/>
-              <w:left w:val="none"/>
-              <w:bottom w:val="none"/>
-              <w:right w:val="none"/>
-            </w:tcBorders>
-            <w:tcMar>
-              <w:top w:type="dxa" w:w="60"/>
-              <w:left w:type="dxa" w:w="120"/>
-              <w:bottom w:type="dxa" w:w="60"/>
-              <w:right w:type="dxa" w:w="120"/>
-            </w:tcMar>
-          </w:tcPr>
-          <w:p>
-            <w:pPr>
-              <w:spacing w:line="280"/>
-              <w:jc w:val="left"/>
-            </w:pPr>
-            <w:r>
-              <w:rPr>
-                <w:rFonts w:ascii="Times New Roman" w:eastAsia="SimSun"/>
-                <w:color w:val="000000"/>
-                <w:sz w:val="21"/>
-                <w:szCs w:val="21"/>
-              </w:rPr>
-              <w:t xml:space="preserve">Rp 150.000</w:t>
-            </w:r>
-          </w:p>
-        </w:tc>
-      </w:tr>
-      <w:tr>
-        <w:trPr>
-          <w:cantSplit/>
-        </w:trPr>
-        <w:tc>
-          <w:tcPr>
-            <w:tcW w:type="pct" w:w="2200"/>
-            <w:tcBorders>
-              <w:top w:val="none"/>
-              <w:left w:val="none"/>
-              <w:bottom w:val="none"/>
-              <w:right w:val="none"/>
-            </w:tcBorders>
-            <w:tcMar>
-              <w:top w:type="dxa" w:w="60"/>
-              <w:left w:type="dxa" w:w="120"/>
-              <w:bottom w:type="dxa" w:w="60"/>
-              <w:right w:type="dxa" w:w="120"/>
-            </w:tcMar>
-          </w:tcPr>
-          <w:p>
-            <w:pPr>
-              <w:spacing w:line="280"/>
-              <w:jc w:val="left"/>
-            </w:pPr>
-            <w:r>
-              <w:rPr>
-                <w:rFonts w:ascii="Times New Roman" w:eastAsia="SimSun"/>
-                <w:color w:val="000000"/>
-                <w:sz w:val="21"/>
-                <w:szCs w:val="21"/>
-              </w:rPr>
-              <w:t xml:space="preserve">Kamera/WebCam sinkron untuk ground truth pelabelan</w:t>
-            </w:r>
-          </w:p>
-        </w:tc>
-        <w:tc>
-          <w:tcPr>
-            <w:tcW w:type="pct" w:w="1300"/>
-            <w:tcBorders>
-              <w:top w:val="none"/>
-              <w:left w:val="none"/>
-              <w:bottom w:val="none"/>
-              <w:right w:val="none"/>
-            </w:tcBorders>
-            <w:tcMar>
-              <w:top w:type="dxa" w:w="60"/>
-              <w:left w:type="dxa" w:w="120"/>
-              <w:bottom w:type="dxa" w:w="60"/>
-              <w:right w:type="dxa" w:w="120"/>
-            </w:tcMar>
-          </w:tcPr>
-          <w:p>
-            <w:pPr>
-              <w:spacing w:line="280"/>
-              <w:jc w:val="left"/>
-            </w:pPr>
-            <w:r>
-              <w:rPr>
-                <w:rFonts w:ascii="Times New Roman" w:eastAsia="SimSun"/>
-                <w:color w:val="000000"/>
-                <w:sz w:val="21"/>
-                <w:szCs w:val="21"/>
-              </w:rPr>
-              <w:t xml:space="preserve">1 unit</w:t>
-            </w:r>
-          </w:p>
-        </w:tc>
-        <w:tc>
-          <w:tcPr>
-            <w:tcW w:type="pct" w:w="1500"/>
-            <w:tcBorders>
-              <w:top w:val="none"/>
-              <w:left w:val="none"/>
-              <w:bottom w:val="none"/>
-              <w:right w:val="none"/>
-            </w:tcBorders>
-            <w:tcMar>
-              <w:top w:type="dxa" w:w="60"/>
-              <w:left w:type="dxa" w:w="120"/>
-              <w:bottom w:type="dxa" w:w="60"/>
-              <w:right w:type="dxa" w:w="120"/>
-            </w:tcMar>
-          </w:tcPr>
-          <w:p>
-            <w:pPr>
-              <w:spacing w:line="280"/>
-              <w:jc w:val="left"/>
-            </w:pPr>
-            <w:r>
-              <w:rPr>
-                <w:rFonts w:ascii="Times New Roman" w:eastAsia="SimSun"/>
-                <w:color w:val="000000"/>
-                <w:sz w:val="21"/>
-                <w:szCs w:val="21"/>
-              </w:rPr>
-              <w:t xml:space="preserve">Rp 250.000</w:t>
-            </w:r>
-          </w:p>
-        </w:tc>
-      </w:tr>
-      <w:tr>
-        <w:trPr>
-          <w:cantSplit/>
-        </w:trPr>
-        <w:tc>
-          <w:tcPr>
-            <w:tcW w:type="pct" w:w="2200"/>
-            <w:tcBorders>
-              <w:top w:val="none"/>
-              <w:left w:val="none"/>
-              <w:bottom w:val="none"/>
-              <w:right w:val="none"/>
-            </w:tcBorders>
-            <w:tcMar>
-              <w:top w:type="dxa" w:w="60"/>
-              <w:left w:type="dxa" w:w="120"/>
-              <w:bottom w:type="dxa" w:w="60"/>
-              <w:right w:type="dxa" w:w="120"/>
-            </w:tcMar>
-          </w:tcPr>
-          <w:p>
-            <w:pPr>
-              <w:spacing w:line="280"/>
-              <w:jc w:val="left"/>
-            </w:pPr>
-            <w:r>
-              <w:rPr>
-                <w:rFonts w:ascii="Times New Roman" w:eastAsia="SimSun"/>
-                <w:color w:val="000000"/>
-                <w:sz w:val="21"/>
-                <w:szCs w:val="21"/>
-              </w:rPr>
-              <w:t xml:space="preserve">Adaptor, kabel, power backup, komponen kecil</w:t>
-            </w:r>
-          </w:p>
-        </w:tc>
-        <w:tc>
-          <w:tcPr>
-            <w:tcW w:type="pct" w:w="1300"/>
-            <w:tcBorders>
-              <w:top w:val="none"/>
-              <w:left w:val="none"/>
-              <w:bottom w:val="none"/>
-              <w:right w:val="none"/>
-            </w:tcBorders>
-            <w:tcMar>
-              <w:top w:type="dxa" w:w="60"/>
-              <w:left w:type="dxa" w:w="120"/>
-              <w:bottom w:type="dxa" w:w="60"/>
-              <w:right w:type="dxa" w:w="120"/>
-            </w:tcMar>
-          </w:tcPr>
-          <w:p>
-            <w:pPr>
-              <w:spacing w:line="280"/>
-              <w:jc w:val="left"/>
-            </w:pPr>
-            <w:r>
-              <w:rPr>
-                <w:rFonts w:ascii="Times New Roman" w:eastAsia="SimSun"/>
-                <w:color w:val="000000"/>
-                <w:sz w:val="21"/>
-                <w:szCs w:val="21"/>
-              </w:rPr>
-              <w:t xml:space="preserve">1 set</w:t>
-            </w:r>
-          </w:p>
-        </w:tc>
-        <w:tc>
-          <w:tcPr>
-            <w:tcW w:type="pct" w:w="1500"/>
-            <w:tcBorders>
-              <w:top w:val="none"/>
-              <w:left w:val="none"/>
-              <w:bottom w:val="none"/>
-              <w:right w:val="none"/>
-            </w:tcBorders>
-            <w:tcMar>
-              <w:top w:type="dxa" w:w="60"/>
-              <w:left w:type="dxa" w:w="120"/>
-              <w:bottom w:type="dxa" w:w="60"/>
-              <w:right w:type="dxa" w:w="120"/>
-            </w:tcMar>
-          </w:tcPr>
-          <w:p>
-            <w:pPr>
-              <w:spacing w:line="280"/>
-              <w:jc w:val="left"/>
-            </w:pPr>
-            <w:r>
-              <w:rPr>
-                <w:rFonts w:ascii="Times New Roman" w:eastAsia="SimSun"/>
-                <w:color w:val="000000"/>
-                <w:sz w:val="21"/>
-                <w:szCs w:val="21"/>
-              </w:rPr>
-              <w:t xml:space="preserve">Rp 200.000</w:t>
-            </w:r>
-          </w:p>
-        </w:tc>
-      </w:tr>
-      <w:tr>
-        <w:trPr>
-          <w:cantSplit/>
-        </w:trPr>
-        <w:tc>
-          <w:tcPr>
-            <w:tcW w:type="pct" w:w="2200"/>
-            <w:tcBorders>
-              <w:top w:val="none"/>
-              <w:left w:val="none"/>
-              <w:bottom w:val="none"/>
-              <w:right w:val="none"/>
-            </w:tcBorders>
-            <w:tcMar>
-              <w:top w:type="dxa" w:w="60"/>
-              <w:left w:type="dxa" w:w="120"/>
-              <w:bottom w:type="dxa" w:w="60"/>
-              <w:right w:type="dxa" w:w="120"/>
-            </w:tcMar>
-          </w:tcPr>
-          <w:p>
-            <w:pPr>
-              <w:spacing w:line="280"/>
-              <w:jc w:val="left"/>
-            </w:pPr>
-            <w:r>
-              <w:rPr>
-                <w:rFonts w:ascii="Times New Roman" w:eastAsia="SimSun"/>
-                <w:color w:val="000000"/>
-                <w:sz w:val="21"/>
-                <w:szCs w:val="21"/>
-              </w:rPr>
-              <w:t xml:space="preserve">Operasional mitra kandang dan dokumen kesejahteraan hewan</w:t>
-            </w:r>
-          </w:p>
-        </w:tc>
-        <w:tc>
-          <w:tcPr>
-            <w:tcW w:type="pct" w:w="1300"/>
-            <w:tcBorders>
-              <w:top w:val="none"/>
-              <w:left w:val="none"/>
-              <w:bottom w:val="none"/>
-              <w:right w:val="none"/>
-            </w:tcBorders>
-            <w:tcMar>
-              <w:top w:type="dxa" w:w="60"/>
-              <w:left w:type="dxa" w:w="120"/>
-              <w:bottom w:type="dxa" w:w="60"/>
-              <w:right w:type="dxa" w:w="120"/>
-            </w:tcMar>
-          </w:tcPr>
-          <w:p>
-            <w:pPr>
-              <w:spacing w:line="280"/>
-              <w:jc w:val="left"/>
-            </w:pPr>
-            <w:r>
-              <w:rPr>
-                <w:rFonts w:ascii="Times New Roman" w:eastAsia="SimSun"/>
-                <w:color w:val="000000"/>
-                <w:sz w:val="21"/>
-                <w:szCs w:val="21"/>
-              </w:rPr>
-              <w:t xml:space="preserve">—</w:t>
-            </w:r>
-          </w:p>
-        </w:tc>
-        <w:tc>
-          <w:tcPr>
-            <w:tcW w:type="pct" w:w="1500"/>
-            <w:tcBorders>
-              <w:top w:val="none"/>
-              <w:left w:val="none"/>
-              <w:bottom w:val="none"/>
-              <w:right w:val="none"/>
-            </w:tcBorders>
-            <w:tcMar>
-              <w:top w:type="dxa" w:w="60"/>
-              <w:left w:type="dxa" w:w="120"/>
-              <w:bottom w:type="dxa" w:w="60"/>
-              <w:right w:type="dxa" w:w="120"/>
-            </w:tcMar>
-          </w:tcPr>
-          <w:p>
-            <w:pPr>
-              <w:spacing w:line="280"/>
-              <w:jc w:val="left"/>
-            </w:pPr>
-            <w:r>
-              <w:rPr>
-                <w:rFonts w:ascii="Times New Roman" w:eastAsia="SimSun"/>
-                <w:color w:val="000000"/>
-                <w:sz w:val="21"/>
-                <w:szCs w:val="21"/>
-              </w:rPr>
-              <w:t xml:space="preserve">Rp 150.000</w:t>
-            </w:r>
-          </w:p>
-        </w:tc>
-      </w:tr>
-      <w:tr>
-        <w:trPr>
-          <w:cantSplit/>
-        </w:trPr>
-        <w:tc>
-          <w:tcPr>
-            <w:tcW w:type="pct" w:w="2200"/>
-            <w:tcBorders>
-              <w:top w:val="none"/>
-              <w:left w:val="none"/>
-              <w:bottom w:val="none"/>
-              <w:right w:val="none"/>
-            </w:tcBorders>
-            <w:tcMar>
-              <w:top w:type="dxa" w:w="60"/>
-              <w:left w:type="dxa" w:w="120"/>
-              <w:bottom w:type="dxa" w:w="60"/>
-              <w:right w:type="dxa" w:w="120"/>
-            </w:tcMar>
-          </w:tcPr>
-          <w:p>
-            <w:pPr>
-              <w:spacing w:line="280"/>
-              <w:jc w:val="left"/>
-            </w:pPr>
-            <w:r>
-              <w:rPr>
-                <w:rFonts w:ascii="Times New Roman" w:eastAsia="SimSun"/>
-                <w:color w:val="000000"/>
-                <w:sz w:val="21"/>
-                <w:szCs w:val="21"/>
-              </w:rPr>
-              <w:t xml:space="preserve">Total</w:t>
-            </w:r>
-          </w:p>
-        </w:tc>
-        <w:tc>
-          <w:tcPr>
-            <w:tcW w:type="pct" w:w="1300"/>
-            <w:tcBorders>
-              <w:top w:val="none"/>
-              <w:left w:val="none"/>
-              <w:bottom w:val="none"/>
-              <w:right w:val="none"/>
-            </w:tcBorders>
-            <w:tcMar>
-              <w:top w:type="dxa" w:w="60"/>
-              <w:left w:type="dxa" w:w="120"/>
-              <w:bottom w:type="dxa" w:w="60"/>
-              <w:right w:type="dxa" w:w="120"/>
-            </w:tcMar>
-          </w:tcPr>
-          <w:p>
-            <w:pPr>
-              <w:spacing w:line="280"/>
-              <w:jc w:val="left"/>
-            </w:pPr>
-            <w:r>
-              <w:rPr>
-                <w:rFonts w:ascii="Times New Roman" w:eastAsia="SimSun"/>
-                <w:color w:val="000000"/>
-                <w:sz w:val="21"/>
-                <w:szCs w:val="21"/>
-              </w:rPr>
-              <w:t xml:space="preserve">—</w:t>
-            </w:r>
-          </w:p>
-        </w:tc>
-        <w:tc>
-          <w:tcPr>
-            <w:tcW w:type="pct" w:w="1500"/>
-            <w:tcBorders>
-              <w:top w:val="none"/>
-              <w:left w:val="none"/>
-              <w:bottom w:val="none"/>
-              <w:right w:val="none"/>
-            </w:tcBorders>
-            <w:tcMar>
-              <w:top w:type="dxa" w:w="60"/>
-              <w:left w:type="dxa" w:w="120"/>
-              <w:bottom w:type="dxa" w:w="60"/>
-              <w:right w:type="dxa" w:w="120"/>
-            </w:tcMar>
-          </w:tcPr>
-          <w:p>
-            <w:pPr>
-              <w:spacing w:line="280"/>
-              <w:jc w:val="left"/>
-            </w:pPr>
-            <w:r>
-              <w:rPr>
-                <w:rFonts w:ascii="Times New Roman" w:eastAsia="SimSun"/>
-                <w:color w:val="000000"/>
-                <w:sz w:val="21"/>
-                <w:szCs w:val="21"/>
-              </w:rPr>
-              <w:t xml:space="preserve">Rp 2.300.000</w:t>
-            </w:r>
-          </w:p>
-        </w:tc>
-      </w:tr>
-    </w:tbl>
-    <w:p>
-      <w:pPr>
-        <w:spacing w:after="160" w:line="240"/>
-      </w:pPr>
-      <w:r>
-        <w:rPr>
-          <w:sz w:val="12"/>
-          <w:szCs w:val="12"/>
-        </w:rPr>
-        <w:t xml:space="preserve"> </w:t>
-      </w:r>
-    </w:p>
-    <w:p>
-      <w:pPr>
-        <w:pStyle w:val="Heading1"/>
-        <w:spacing w:after="240" w:before="480" w:line="360"/>
-        <w:jc w:val="center"/>
-      </w:pPr>
-      <w:r>
-        <w:rPr>
-          <w:rFonts w:ascii="Times New Roman" w:eastAsia="SimHei"/>
-          <w:b/>
-          <w:bCs/>
-          <w:color w:val="000000"/>
-          <w:sz w:val="32"/>
-          <w:szCs w:val="32"/>
-        </w:rPr>
-        <w:t xml:space="preserve">10. Daftar Referensi</w:t>
+        <w:t xml:space="preserve">DAFTAR PUSTAKA</w:t>
       </w:r>
     </w:p>
     <w:p>
@@ -5059,7 +6741,7 @@
         <w:sz w:val="18"/>
         <w:szCs w:val="18"/>
       </w:rPr>
-      <w:t xml:space="preserve">Proposal Pengajuan Judul Skripsi — Kandang Ayam Broiler (WiFi CSI pada ESP32)</w:t>
+      <w:t xml:space="preserve">Proposal Pengajuan Judul Skripsi — Kandang Ayam Broiler (Wi-Fi CSI pada ESP32)</w:t>
     </w:r>
   </w:p>
 </w:hdr>

--- a/03-dpj/DPJ-1_Proposal_Judul_Kandang_Ayam_Broiler.docx
+++ b/03-dpj/DPJ-1_Proposal_Judul_Kandang_Ayam_Broiler.docx
@@ -188,7 +188,7 @@
           <w:sz w:val="24"/>
           <w:szCs w:val="24"/>
         </w:rPr>
-        <w:t xml:space="preserve">Perkembangan teknologi telah memengaruhi berbagai aktivitas peternakan, termasuk cara peternak memantau kondisi kawanan unggas yang dipeliharanya. Saat ini, peternakan skala kecil dan menengah dituntut meningkatkan efisiensi produksi di tengah keterbatasan tenaga kerja, sementara penyakit unggas masih sering terdeteksi terlambat. Keterlambatan deteksi menyebabkan penyebaran ke seluruh kawanan, kenaikan mortalitas, dan kerugian ekonomi yang berarti bagi peternak rakyat yang mengelola 10 hingga 50 ekor per siklus. Tinjauan sistematis He et al. (2022) menunjukkan bahwa peringatan dini penyakit ayam selama ini bertumpu pada pemantauan gejala klinis, dan seluruh moda pemantauan otomatis yang tersedia mengandalkan kamera atau sensor lekat yang mahal serta rumit bagi peternak kecil [9]. Kondisi tersebut menunjukkan bahwa dibutuhkan metode pemantauan yang murah, tanpa kamera saat operasi, dan tidak menuntut pemasangan perangkat pada tiap ekor.</w:t>
+        <w:t xml:space="preserve">Perkembangan teknologi telah memengaruhi berbagai aktivitas peternakan, termasuk cara peternak memantau kondisi kawanan unggas yang dipeliharanya. Saat ini, peternakan skala kecil dan menengah dituntut meningkatkan efisiensi produksi di tengah keterbatasan tenaga kerja, sementara penyakit unggas masih sering terdeteksi terlambat. Keterlambatan deteksi menyebabkan penyebaran ke seluruh kawanan, kenaikan mortalitas, dan kerugian ekonomi yang berarti bagi peternak rakyat yang mengelola 10 hingga 50 ekor per siklus. Tinjauan sistematis He dkk. (2022) menunjukkan bahwa peringatan dini penyakit ayam selama ini bertumpu pada pemantauan gejala klinis, dan seluruh moda pemantauan otomatis yang tersedia mengandalkan kamera atau sensor lekat yang mahal serta rumit bagi peternak kecil [9]. Kondisi tersebut menunjukkan bahwa dibutuhkan metode pemantauan yang murah, tanpa kamera saat operasi, dan tidak menuntut pemasangan perangkat pada tiap ekor.</w:t>
       </w:r>
     </w:p>
     <w:p>
@@ -204,7 +204,7 @@
           <w:sz w:val="24"/>
           <w:szCs w:val="24"/>
         </w:rPr>
-        <w:t xml:space="preserve">Wi-Fi Channel State Information (CSI) merupakan jalur teknologi yang menawarkan alternatif atas moda tersebut. CSI adalah data per-subcarrier yang melaporkan bagaimana sinyal Wi-Fi termodulasi oleh lingkungan fisik, sehingga gerakan benda di antara pemancar dan penerima meninggalkan jejak yang terukur pada amplitudo dan fase sinyal. Ma et al. (2019) menjelaskan bahwa keluarga aplikasi sensing Wi-Fi telah mencakup pengenalan aktivitas, deteksi jatuh, dan estimasi respirasi manusia [1]. Hernandez dan Bulut (2020) menunjukkan bahwa sensing Wi-Fi berbasis CSI dapat dijalankan pada perangkat murah kelas Internet of Things, sehingga hambatan biaya perangkat keras semakin rendah [2]. Pada penelitian ini, CSI digunakan untuk membaca jejak gerak kolektif kawanan ayam broiler tanpa kamera dan tanpa perangkat lekat.</w:t>
+        <w:t xml:space="preserve">Wi-Fi Channel State Information (CSI) merupakan jalur teknologi yang menawarkan alternatif atas moda tersebut. CSI adalah data per subcarrier yang melaporkan bagaimana sinyal Wi-Fi termodulasi oleh lingkungan fisik sehingga gerakan benda di antara pemancar dan penerima meninggalkan jejak yang terukur pada amplitudo dan fase sinyal. Ma dkk. (2019) menjelaskan bahwa keluarga aplikasi sensing Wi-Fi telah mencakup pengenalan aktivitas, deteksi jatuh, dan estimasi respirasi manusia [1]. Hernandez dan Bulut (2020) menunjukkan bahwa sensing Wi-Fi berbasis CSI dapat dijalankan pada perangkat murah kelas Internet of Things sehingga hambatan biaya perangkat keras semakin rendah [2]. Pada penelitian ini, CSI digunakan untuk membaca jejak gerak kolektif kawanan ayam broiler tanpa kamera dan tanpa perangkat lekat.</w:t>
       </w:r>
     </w:p>
     <w:p>
@@ -220,7 +220,7 @@
           <w:sz w:val="24"/>
           <w:szCs w:val="24"/>
         </w:rPr>
-        <w:t xml:space="preserve">Pada hewan ternak besar, kemampuan CSI telah terbukti pada lingkungan kandang nyata. Hao et al. (2019) memantau respirasi babi menggunakan informasi kanal jaringan Wi-Fi [3], Lu et al. (2019) melanjutkan pemantauan frekuensi respirasi babi dengan teknologi wireless sensing [4], dan Hao et al. (2020) mengenali perilaku mounting sapi perlah dari sinyal Wi-Fi dengan ribuan sampel uji [5]. Ketiganya bekerja pada satu sampai dua hewan bermassa besar per area, sehingga masih membuka pertanyaan apakah pendekatan yang sama dapat bekerja pada kawanan unggas yang jauh lebih kecil massanya dan jauh lebih banyak jumlahnya. Pencarian literatur yang dilakukan sebelum penyusunan proposal ini tidak menemukan satu pun publikasi Wi-Fi CSI pada unggas, termasuk pada tinjauan peringatan dini penyakit ayam yang menyebut tiga moda utama tanpa menyebut Wi-Fi [9]. Pemantauan broiler hingga kini didominasi akselerometer lekat [6], computer vision [7] [8], sehingga penerapan CSI pada kawanan unggas merupakan wilayah yang belum dipetakan.</w:t>
+        <w:t xml:space="preserve">Pada hewan ternak besar, kemampuan CSI telah terbukti pada lingkungan kandang nyata. Hao dkk. (2019) memantau respirasi babi menggunakan informasi kanal jaringan Wi-Fi [3], Lu dkk. (2019) melanjutkan pemantauan frekuensi respirasi babi dengan teknologi wireless sensing [4], dan Hao dkk. (2020) mengenali perilaku mounting sapi perlah dari sinyal Wi-Fi dengan ribuan sampel uji [5]. Ketiganya bekerja pada satu sampai dua hewan bermassa besar per area sehingga masih membuka pertanyaan apakah pendekatan yang sama dapat bekerja pada kawanan unggas yang jauh lebih kecil massanya dan jauh lebih banyak jumlahnya. Pencarian literatur yang dilakukan sebelum penyusunan proposal ini tidak menemukan satu pun publikasi Wi-Fi CSI pada unggas, termasuk pada tinjauan peringatan dini penyakit ayam yang menyebut tiga moda utama tanpa menyebut Wi-Fi [9]. Pemantauan broiler hingga kini didominasi akselerometer lekat [6], computer vision [7] [8] sehingga penerapan CSI pada kawanan unggas merupakan wilayah yang belum dipetakan.</w:t>
       </w:r>
     </w:p>
     <w:p>
@@ -236,7 +236,7 @@
           <w:sz w:val="24"/>
           <w:szCs w:val="24"/>
         </w:rPr>
-        <w:t xml:space="preserve">Rencana awal penelitian ini yang menjanjikan deteksi dini penyakit per-ekor telah direview secara kritis dan dinyatakan tidak defensibel. Ada tiga alasan struktural. Pertama, fisika sinyal: satu ayam sakit di kawanan 30 ekor hanya menyumbang sekitar 2 hingga 10 persen gangguan total, dan amplitudo Doppler skala dengan massa tubuh sehingga broiler dua kilogram menghasilkan gangguan puluhan kali lebih lemah daripada ternak besar. Kedua, tidak ada kelas positif: contoh ayam sakit terverifikasi tidak akan tersedia dalam satu semester, sehingga metrik klasifikasi seperti macro F1 tinggi tidak terdefinisi secara metodologis. Ketiga, atribusi individu tidak mungkin tanpa kamera pada setiap ekor. Konsekuensinya, unit analisis harus digeser dari individu ke kawanan, dan target pengukuran harus digeser dari deteksi penyakit ke estimasi indeks aktivitas kolektif.</w:t>
+        <w:t xml:space="preserve">Rencana awal penelitian ini yang menjanjikan deteksi dini penyakit per ekor telah direview secara kritis dan dinyatakan tidak defensibel. Ada tiga alasan struktural. Pertama, fisika sinyal: satu ayam sakit di kawanan 30 ekor hanya menyumbang sekitar 2 hingga 10 persen gangguan total, dan amplitudo Doppler skala dengan massa tubuh sehingga broiler dua kilogram menghasilkan gangguan puluhan kali lebih lemah daripada ternak besar. Kedua, tidak ada kelas positif: contoh ayam sakit terverifikasi tidak akan tersedia dalam satu semester sehingga metrik klasifikasi seperti macro F1 tinggi tidak terdefinisi secara metodologis. Ketiga, atribusi individu tidak mungkin tanpa kamera pada setiap ekor. Konsekuensinya, unit analisis harus digeser dari individu ke kawanan, dan target pengukuran harus digeser dari deteksi penyakit ke estimasi indeks aktivitas kolektif.</w:t>
       </w:r>
     </w:p>
     <w:p>
@@ -745,7 +745,7 @@
           <w:sz w:val="24"/>
           <w:szCs w:val="24"/>
         </w:rPr>
-        <w:t xml:space="preserve">Berdasarkan latar belakang permasalahan yang telah diuraikan serta untuk menjawab permasalahan yang menjadi fokus dalam penelitian ini, maka dapat dirumuskan beberapa rumusan masalah yang akan dikaji lebih lanjut. Rumusan masalah pada penelitian ini sebagai berikut.</w:t>
+        <w:t xml:space="preserve">Berdasarkan latar belakang permasalahan yang telah diuraikan serta untuk menjawab permasalahan yang menjadi fokus dalam penelitian ini, maka dapat dirumuskan beberapa rumusan masalah yang akan dikaji lebih lanjut. Rumusan masalah pada penelitian ini adalah sebagai berikut.</w:t>
       </w:r>
     </w:p>
     <w:p>
@@ -826,7 +826,7 @@
           <w:sz w:val="24"/>
           <w:szCs w:val="24"/>
         </w:rPr>
-        <w:t xml:space="preserve">Penelitian ini bertujuan untuk menguji kelayakan estimasi indeks aktivitas kawanan broiler berbasis Wi-Fi CSI pada ESP32 sebagai dasar peringatan dini perubahan kondisi kawanan. Adapun tujuan dari penelitian ini adalah sebagai berikut.</w:t>
+        <w:t xml:space="preserve">Penelitian ini bertujuan menguji kelayakan estimasi indeks aktivitas kawanan broiler berbasis Wi-Fi CSI pada ESP32 sebagai dasar peringatan dini perubahan kondisi kawanan. Adapun tujuan dari penelitian ini adalah sebagai berikut.</w:t>
       </w:r>
     </w:p>
     <w:p>
@@ -858,7 +858,7 @@
           <w:sz w:val="24"/>
           <w:szCs w:val="24"/>
         </w:rPr>
-        <w:t xml:space="preserve">2. Mengimplementasikan indeks aktivitas kawanan kontinyu dari energi motion-band amplitudo CSI dengan window 60 detik dan memvalidasinya terhadap referensi kamera sinkron.</w:t>
+        <w:t xml:space="preserve">2. Mengimplementasikan indeks aktivitas kawanan kontinu dari energi motion-band amplitudo CSI dengan window 60 detik dan memvalidasinya terhadap referensi kamera sinkron.</w:t>
       </w:r>
     </w:p>
     <w:p>
@@ -874,7 +874,7 @@
           <w:sz w:val="24"/>
           <w:szCs w:val="24"/>
         </w:rPr>
-        <w:t xml:space="preserve">3. Mengetahui hasil pengujian control chart z-score adaptif dalam mendeteksi perubahan pola kawanan melalui metrik alarm palsu per 24 jam dan precision@k, serta menyusun protokol pengukuran dan dataset awal yang terdokumentasi untuk penelitian lanjutan.</w:t>
+        <w:t xml:space="preserve">3. Menguji control chart z-score adaptif dalam mendeteksi perubahan pola kawanan melalui metrik alarm palsu per 24 jam dan precision@k, serta menyusun protokol pengukuran dan dataset awal yang terdokumentasi untuk penelitian lanjutan.</w:t>
       </w:r>
     </w:p>
     <w:p>
@@ -907,7 +907,7 @@
           <w:sz w:val="24"/>
           <w:szCs w:val="24"/>
         </w:rPr>
-        <w:t xml:space="preserve">Agar penelitian ini memiliki ruang lingkup yang jelas dan terarah sesuai dengan tujuan yang telah ditetapkan, maka ditentukan batasan masalah guna membatasi pembahasan terhadap aspek-aspek yang relevan dengan topik penelitian. Adapun batasan masalah pada penelitian ini sebagai berikut.</w:t>
+        <w:t xml:space="preserve">Agar penelitian ini memiliki ruang lingkup yang jelas dan terarah sesuai dengan tujuan yang telah ditetapkan, maka ditentukan batasan masalah guna membatasi pembahasan terhadap aspek-aspek yang relevan dengan topik penelitian. Adapun batasan masalah pada penelitian ini adalah sebagai berikut.</w:t>
       </w:r>
     </w:p>
     <w:p>
@@ -923,7 +923,7 @@
           <w:sz w:val="24"/>
           <w:szCs w:val="24"/>
         </w:rPr>
-        <w:t xml:space="preserve">1. Unit analisis adalah kawanan 10 hingga 15 ekor broiler dalam satu kandang mitra 【lokasi kandang】 dengan siklus pemeliharaan normal, bukan ayam per-ekor.</w:t>
+        <w:t xml:space="preserve">1. Unit analisis adalah kawanan 10 hingga 15 ekor broiler dalam satu kandang mitra 【lokasi kandang】 dengan siklus pemeliharaan normal, bukan ayam per ekor.</w:t>
       </w:r>
     </w:p>
     <w:p>
@@ -971,7 +971,7 @@
           <w:sz w:val="24"/>
           <w:szCs w:val="24"/>
         </w:rPr>
-        <w:t xml:space="preserve">4. Objek terbatas pada satu kandang mitra, sehingga desain evaluasi memakai split blok-waktu (latih pada hari A sampai B, uji pada hari C) untuk mengelola risiko pseudoreplikasi.</w:t>
+        <w:t xml:space="preserve">4. Objek terbatas pada satu kandang mitra sehingga desain evaluasi memakai split blok waktu (latih pada hari A sampai B, uji pada hari C) untuk mengelola risiko pseudoreplikasi.</w:t>
       </w:r>
     </w:p>
     <w:p>
@@ -1003,7 +1003,7 @@
           <w:sz w:val="24"/>
           <w:szCs w:val="24"/>
         </w:rPr>
-        <w:t xml:space="preserve">6. Penelitian ini tidak membahas identifikasi ayam per-ekor, diagnosis penyakit, pengukuran fisiologi per-ekor seperti denyut jantung unggas, maupun perluasan ke kandang skala industri.</w:t>
+        <w:t xml:space="preserve">6. Penelitian ini tidak membahas identifikasi ayam per ekor, diagnosis penyakit, pengukuran fisiologi per ekor seperti denyut jantung unggas, maupun perluasan ke kandang skala industri.</w:t>
       </w:r>
     </w:p>
     <w:p>
@@ -1036,7 +1036,7 @@
           <w:sz w:val="24"/>
           <w:szCs w:val="24"/>
         </w:rPr>
-        <w:t xml:space="preserve">Penerapan sensing Wi-Fi pada kawanan unggas kecil-kecil banyak merupakan wilayah yang belum terpetakan sehingga hasil penelitian ini berpotensi menjadi rujukan bagi kajian lanjutan. Proses pengujian yang bergerbang juga memberi contoh tata kelola risiko dan kejujuran metrik pada penelitian tugas akhir. Manfaat penelitian ini diuraikan sebagai berikut.</w:t>
+        <w:t xml:space="preserve">Penerapan sensing Wi-Fi pada kawanan unggas berbadan kecil dan berjumlah banyak merupakan wilayah yang belum terpetakan sehingga hasil penelitian ini berpotensi menjadi rujukan bagi kajian lanjutan. Proses pengujian yang bergerbang juga memberi contoh tata kelola risiko dan kejujuran metrik pada penelitian tugas akhir. Manfaat penelitian ini diuraikan sebagai berikut.</w:t>
       </w:r>
     </w:p>
     <w:p>
@@ -1105,7 +1105,7 @@
           <w:sz w:val="24"/>
           <w:szCs w:val="24"/>
         </w:rPr>
-        <w:t xml:space="preserve">Wi-Fi Channel State Information (CSI) merupakan informasi per-subcarrier yang menggambarkan bagaimana sinyal Wi-Fi merambat dari pemancar ke penerima, mencakup amplitudo dan fase pada tiap subcarrier. Ketika orang, hewan, atau benda bergerak di antara kedua node, jalur pantulan sinyal berubah sehingga pola CSI ikut berubah; perubahan inilah yang dimanfaatkan sebagai sumber data sensing. Ma et al. (2019) menjelaskan bahwa keluarga aplikasi sensing Wi-Fi berbasis CSI mencakup pengenalan aktivitas, deteksi jatuh, estimasi respirasi, dan lokalisasi, dengan tantangan umum berupa sensitivitas lingkungan dan kebutuhan kalibrasi [1]. Karakteristik tersebut menempatkan CSI sebagai sensor tidak kasatmata yang tidak memerlukan kamera maupun perangkat yang dikenakan pada objek, sehingga sesuai untuk kandang yang padat dan lembap seperti pada penelitian ini.</w:t>
+        <w:t xml:space="preserve">Wi-Fi Channel State Information (CSI) merupakan informasi per subcarrier yang menggambarkan bagaimana sinyal Wi-Fi merambat dari pemancar ke penerima, mencakup amplitudo dan fase pada tiap subcarrier. Ketika orang, hewan, atau benda bergerak di antara kedua node, jalur pantulan sinyal berubah sehingga pola CSI ikut berubah; perubahan inilah yang dimanfaatkan sebagai sumber data sensing. Ma dkk. (2019) menjelaskan bahwa keluarga aplikasi sensing Wi-Fi berbasis CSI mencakup pengenalan aktivitas, deteksi jatuh, estimasi respirasi, dan lokalisasi, dengan tantangan umum berupa sensitivitas lingkungan dan kebutuhan kalibrasi [1]. Karakteristik tersebut menempatkan CSI sebagai sensor tidak kasatmata yang tidak memerlukan kamera maupun perangkat yang dikenakan pada objek sehingga sesuai untuk kandang yang padat dan lembap seperti pada penelitian ini.</w:t>
       </w:r>
     </w:p>
     <w:p>
@@ -1138,7 +1138,7 @@
           <w:sz w:val="24"/>
           <w:szCs w:val="24"/>
         </w:rPr>
-        <w:t xml:space="preserve">ESP32 merupakan mikrokontroler murah dengan konektivitas Wi-Fi bawaan yang menyediakan akses CSI pada firmware khusus. Hernandez dan Bulut (2020) menunjukkan bahwa sensing Wi-Fi mandiri dapat berjalan penuh pada perangkat kelas IoT tanpa laptop atau kartu jaringan kelas riset, sehingga biaya per node sensing menjadi sangat rendah [2]. Kemampuan ini menjadi dasar pemilihan ESP32 sebagai perangkat capture pada penelitian ini: tiga node (satu access point, dua station) dapat dipasang mengapit area kawanan dengan anggaran yang masih terjangkau bagi mahasiswa. Dengan perangkat murah tersebut, replikasi protokol pengukuran oleh peneliti lain atau peternak lain juga menjadi lebih realistis.</w:t>
+        <w:t xml:space="preserve">ESP32 merupakan mikrokontroler murah dengan konektivitas Wi-Fi bawaan yang menyediakan akses CSI pada firmware khusus. Hernandez dan Bulut (2020) menunjukkan bahwa sensing Wi-Fi mandiri dapat berjalan penuh pada perangkat kelas IoT tanpa laptop atau kartu jaringan kelas riset sehingga biaya per node sensing menjadi sangat rendah [2]. Kemampuan ini menjadi dasar pemilihan ESP32 sebagai perangkat capture pada penelitian ini: tiga node (satu access point, dua station) dapat dipasang mengapit area kawanan dengan anggaran yang masih terjangkau bagi mahasiswa. Dengan perangkat murah tersebut, replikasi protokol pengukuran oleh peneliti lain atau peternak lain juga menjadi lebih realistis.</w:t>
       </w:r>
     </w:p>
     <w:p>
@@ -1187,7 +1187,7 @@
           <w:sz w:val="24"/>
           <w:szCs w:val="24"/>
         </w:rPr>
-        <w:t xml:space="preserve">Tabel 2.1 memetakan fitur RuView yang dipakai beserta status keterujinya, agar janji teknis proposal ini selalu berada di atas fitur yang benar-benar terukur. Dua hal jujur perlu dicatat sejak awal. Pertama, filter bandpass napas dan jantung pada RuView memiliki rentang yang dikodekan permanen untuk manusia pada semua lapisan; bila penelitian melanjutkan ke estimasi napas unggas, konstanta filter wajib diubah di firmware dan server, dan denyut jantung ayam (250 hingga 330 denyut per menit) tidak mungkin diukur tanpa desain ulang filter. Kedua, fitur pose on-device pada RuView berstatus stub dengan kualitas terukur yang sangat rendah (PCK@20 sekitar 3 persen), sehingga tidak dijanjikan sama sekali dalam proposal ini.</w:t>
+        <w:t xml:space="preserve">Tabel 2.1 memetakan fitur RuView yang dipakai beserta status keterujinya, agar janji teknis proposal ini selalu berada di atas fitur yang benar-benar terukur. Dua catatan jujur perlu dicatat sejak awal. Pertama, filter bandpass napas dan jantung pada RuView memiliki rentang yang dikodekan permanen untuk manusia pada semua lapisan; bila penelitian melanjutkan ke estimasi napas unggas, konstanta filter wajib diubah di firmware dan server. Denyut jantung ayam (250 hingga 330 denyut per menit) bahkan tidak mungkin diukur tanpa desain ulang filter. Kedua, fitur pose on-device pada RuView berstatus stub dengan kualitas terukur yang sangat rendah (PCK@20 sekitar 3 persen) sehingga tidak dijanjikan sama sekali dalam proposal ini.</w:t>
       </w:r>
     </w:p>
     <w:p>
@@ -2286,7 +2286,7 @@
           <w:sz w:val="24"/>
           <w:szCs w:val="24"/>
         </w:rPr>
-        <w:t xml:space="preserve">Pemantauan broiler yang ada kini memakai moda lain di luar CSI. Yang et al. (2021) mengklasifikasi perilaku broiler dari akselerometer triaksial dengan machine learning [6]; Campbell et al. (2024) memantau aktivitas broiler komersial melalui clustering trajektori berbasis kamera [7]; dan Okinda et al. (2019) membangun sistem machine vision untuk deteksi dini burung sakit pada model broiler [8]. Ketiga moda ini menuntut biaya perangkat, pemeliharaan, atau kamera yang sulit bagi peternak kecil, dan ketiganya juga menegaskan bahwa indikator perilaku mendahului gejala klinis. Review He et al. (2022) merangkum kemajuan peringatan dini penyakit ayam dari gejala klinis dan menempatkan pemantauan otomatis sebagai arah penting [9]. Posisi penelitian ini adalah melengkapi moda tersebut dengan sensor yang tidak lekat dan tidak berkamera, dengan imbalan resolusi informasi yang lebih kasar pada tingkat kawanan.</w:t>
+        <w:t xml:space="preserve">Pemantauan broiler yang ada kini memakai moda lain di luar CSI. Yang dkk. (2021) mengklasifikasi perilaku broiler dari akselerometer triaksial dengan machine learning [6]; Campbell dkk. (2024) memantau aktivitas broiler komersial melalui clustering trajektori berbasis kamera [7]; dan Okinda dkk. (2019) membangun sistem machine vision untuk deteksi dini burung sakit pada model broiler [8]. Ketiga moda ini menuntut biaya perangkat, pemeliharaan, atau kamera yang sulit bagi peternak kecil, dan ketiganya juga menegaskan bahwa indikator perilaku mendahului gejala klinis. Review He dkk. (2022) merangkum kemajuan peringatan dini penyakit ayam dari gejala klinis dan menempatkan pemantauan otomatis sebagai arah penting [9]. Posisi penelitian ini adalah melengkapi moda tersebut dengan sensor yang tidak lekat dan tidak berkamera, dengan imbalan resolusi informasi yang lebih kasar pada tingkat kawanan.</w:t>
       </w:r>
     </w:p>
     <w:p>
@@ -2319,7 +2319,7 @@
           <w:sz w:val="24"/>
           <w:szCs w:val="24"/>
         </w:rPr>
-        <w:t xml:space="preserve">Kondisi penelitian ini tidak menyediakan contoh kegagalan yang berlabel, sehingga pendekatan evaluasi harus jujur terhadap keterbatasan tersebut. Antonini et al. (2023) membuktikan bahwa deteksi anomali tanpa supervisi dapat berjalan pada lingkungan industri ekstrem dengan sistem TinyML adaptif [10]. Pola pendekatan ini sejalan dengan kebutuhan penelitian ini: control chart dan z-score adaptif pada indeks aktivitas yang tidak memerlukan contoh kegagalan, dengan audit retrospektif kamera sebagai penilaian kualitas alarm. Strategi semacam ini umum dipakai pada pemantauan proses industri dan dapat ditransfer ke pemantauan aktivitas kawanan tanpa mengubah prinsip kerjanya.</w:t>
+        <w:t xml:space="preserve">Kondisi penelitian ini tidak menyediakan contoh kegagalan yang berlabel sehingga pendekatan evaluasi harus jujur terhadap keterbatasan tersebut. Antonini dkk. (2023) membuktikan bahwa deteksi anomali tanpa supervisi dapat berjalan pada lingkungan industri ekstrem dengan sistem TinyML adaptif [10]. Pola pendekatan tersebut sejalan dengan kebutuhan penelitian ini: control chart dan z-score adaptif pada indeks aktivitas yang tidak memerlukan contoh kegagalan, dengan audit retrospektif kamera sebagai penilaian kualitas alarm. Strategi semacam ini umum dipakai pada pemantauan proses industri dan dapat ditransfer ke pemantauan aktivitas kawanan tanpa mengubah prinsip kerjanya.</w:t>
       </w:r>
     </w:p>
     <w:p>
@@ -2352,7 +2352,7 @@
           <w:sz w:val="24"/>
           <w:szCs w:val="24"/>
         </w:rPr>
-        <w:t xml:space="preserve">Berdasarkan tabel perbandingan di atas, terlihat bahwa penelitian-penelitian sebelumnya terpisah pada dua kelompok: sensing CSI yang matang pada ternak besar per-individu, serta pemantauan unggas yang seluruhnya memakai sensor lekat atau kamera. Belum banyak penelitian yang secara spesifik menerapkan sensing CSI pada kawanan unggas kecil-kecil banyak dengan perangkat murah, terdapat juga beberapa celah masalah (gap) yang belum terselesaikan secara simultan oleh peneliti sebelumnya. Penelitian ini mengisi celah tersebut dengan langkah-langkah berikut.</w:t>
+        <w:t xml:space="preserve">Berdasarkan tabel perbandingan di atas, terlihat bahwa penelitian-penelitian sebelumnya terpisah pada dua kelompok: sensing CSI yang matang pada ternak besar per individu, serta pemantauan unggas yang seluruhnya memakai sensor lekat atau kamera. Belum banyak penelitian yang secara spesifik menerapkan sensing CSI pada kawanan unggas berbadan kecil dan berjumlah banyak dengan perangkat murah. Masih terdapat beberapa celah masalah (gap) yang belum terselesaikan secara simultan oleh peneliti sebelumnya. Penelitian ini mengisi celah tersebut dengan langkah-langkah berikut.</w:t>
       </w:r>
     </w:p>
     <w:p>
@@ -2384,7 +2384,7 @@
           <w:sz w:val="24"/>
           <w:szCs w:val="24"/>
         </w:rPr>
-        <w:t xml:space="preserve">2. Memakai perangkat murah ESP32 dan platform open-source RuView agar seluruh rantai capture hingga alert dapat direplikasi peternak dan peneliti lain.</w:t>
+        <w:t xml:space="preserve">2. Memakai perangkat murah ESP32 dan platform open-source RuView agar seluruh rantai capture hingga alert dapat direplikasi oleh peternak dan peneliti lain.</w:t>
       </w:r>
     </w:p>
     <w:p>
@@ -2651,7 +2651,7 @@
                 <w:sz w:val="21"/>
                 <w:szCs w:val="21"/>
               </w:rPr>
-              <w:t xml:space="preserve">Hao et al. (2019) — monitoring respirasi babi via CSI</w:t>
+              <w:t xml:space="preserve">Hao dkk. (2019) — monitoring respirasi babi via CSI</w:t>
             </w:r>
           </w:p>
         </w:tc>
@@ -2816,7 +2816,7 @@
                 <w:sz w:val="21"/>
                 <w:szCs w:val="21"/>
               </w:rPr>
-              <w:t xml:space="preserve">Lu et al. (2019) — frekuensi respirasi babi, wireless sensing</w:t>
+              <w:t xml:space="preserve">Lu dkk. (2019) — frekuensi respirasi babi, wireless sensing</w:t>
             </w:r>
           </w:p>
         </w:tc>
@@ -2981,7 +2981,7 @@
                 <w:sz w:val="21"/>
                 <w:szCs w:val="21"/>
               </w:rPr>
-              <w:t xml:space="preserve">Hao et al. (2020) — perilaku mounting sapi perah via Wi-Fi</w:t>
+              <w:t xml:space="preserve">Hao dkk. (2020) — perilaku mounting sapi perah via Wi-Fi</w:t>
             </w:r>
           </w:p>
         </w:tc>
@@ -3146,7 +3146,7 @@
                 <w:sz w:val="21"/>
                 <w:szCs w:val="21"/>
               </w:rPr>
-              <w:t xml:space="preserve">Yang et al. (2021) — klasifikasi perilaku broiler akselerometer</w:t>
+              <w:t xml:space="preserve">Yang dkk. (2021) — klasifikasi perilaku broiler akselerometer</w:t>
             </w:r>
           </w:p>
         </w:tc>
@@ -3311,7 +3311,7 @@
                 <w:sz w:val="21"/>
                 <w:szCs w:val="21"/>
               </w:rPr>
-              <w:t xml:space="preserve">Campbell et al. (2024) — aktivitas broiler via kamera</w:t>
+              <w:t xml:space="preserve">Campbell dkk. (2024) — aktivitas broiler via kamera</w:t>
             </w:r>
           </w:p>
         </w:tc>
@@ -3476,7 +3476,7 @@
                 <w:sz w:val="21"/>
                 <w:szCs w:val="21"/>
               </w:rPr>
-              <w:t xml:space="preserve">Okinda et al. (2019) — deteksi dini burung sakit, machine vision</w:t>
+              <w:t xml:space="preserve">Okinda dkk. (2019) — deteksi dini burung sakit, machine vision</w:t>
             </w:r>
           </w:p>
         </w:tc>
@@ -3869,7 +3869,7 @@
           <w:sz w:val="24"/>
           <w:szCs w:val="24"/>
         </w:rPr>
-        <w:t xml:space="preserve">Setiap tahap dirancang menghasilkan artefak tetap, mulai dari karakterisasi sinyal, protokol pengukuran, dataset awal, hingga laporan evaluasi, sehingga penelitian tetap bernilai sekalipun berhenti pada salah satu gerbang. Desain penelitian yang dipakai adalah studi kelayakan kuantitatif dengan gerbang go/no-go pada minggu ketiga; keputusan lanjut atau pivot diambil sebelum pipeline besar dibangun mengikuti prinsip bahwa biaya menemukan kelemahan di awal jauh lebih murah daripada di akhir.</w:t>
+        <w:t xml:space="preserve">Setiap tahap dirancang menghasilkan artefak tetap, mulai dari karakterisasi sinyal, protokol pengukuran, dataset awal, hingga laporan evaluasi sehingga penelitian tetap bernilai sekalipun berhenti pada salah satu gerbang. Desain penelitian yang dipakai adalah studi kelayakan kuantitatif dengan gerbang go/no-go pada minggu ketiga; keputusan lanjut atau pivot diambil sebelum pipeline besar dibangun mengikuti prinsip bahwa biaya menemukan kelemahan di awal jauh lebih murah daripada di akhir.</w:t>
       </w:r>
     </w:p>
     <w:p>
@@ -3902,7 +3902,7 @@
           <w:sz w:val="24"/>
           <w:szCs w:val="24"/>
         </w:rPr>
-        <w:t xml:space="preserve">Studi literatur dilakukan terhadap tiga kelompok sumber, yaitu sensing Wi-Fi berbasis CSI pada manusia dan ternak, pemantauan perilaku unggas, serta metode deteksi anomali tanpa label. Sumber diutamakan dari jurnal dan prosiding terindeks (ACM, IEEE, Elsevier, MDPI, Sensors) pada rentang 2014 hingga 2024. Setiap referensi yang dikutip diverifikasi keasliannya melalui API Crossref dengan mencocokkan judul, penulis, tahun, dan venue terhadap DOI yang terdaftar, sehingga tidak ada satu pun referensi fiktif dalam dokumen ini. Hasil studi literatur dikonsolidasikan pada Bab II dan menjadi dasar pemilihan metrik serta penetapan celah penelitian pada subbab 2.6.</w:t>
+        <w:t xml:space="preserve">Studi literatur dilakukan terhadap tiga kelompok sumber, yaitu sensing Wi-Fi berbasis CSI pada manusia dan ternak, pemantauan perilaku unggas, serta metode deteksi anomali tanpa label. Sumber diutamakan dari jurnal dan prosiding terindeks (ACM, IEEE, Elsevier, MDPI, Sensors) pada rentang 2014 hingga 2024. Setiap referensi yang dikutip diverifikasi keasliannya melalui API Crossref dengan mencocokkan judul, penulis, tahun, dan venue terhadap DOI yang terdaftar sehingga tidak ada satu pun referensi fiktif dalam dokumen ini. Hasil studi literatur dikonsolidasikan pada Bab II dan menjadi dasar pemilihan metrik serta penetapan celah penelitian pada subbab 2.6.</w:t>
       </w:r>
     </w:p>
     <w:p>
@@ -3935,7 +3935,7 @@
           <w:sz w:val="24"/>
           <w:szCs w:val="24"/>
         </w:rPr>
-        <w:t xml:space="preserve">Arsitektur sistem terdiri atas tiga lapisan. Lapisan sensing berisi tiga ESP32 (satu access point, dua station) yang dipasang TX-RX mengapit area kawanan agar geometri antena memotong zona Fresnel area bergerak; ketiganya mengirim frame CSI melalui UDP sesuai format frame ADR-018 milik RuView. Lapisan pengolahan berisi server Rust RuView pada single board computer yang melakukan dekoding frame, kalibrasi, ekstraksi motion-band power, dan agregasi indeks aktivitas per window 60 detik. Lapisan penyajian berisi dashboard web dan saluran alert MQTT ke perangkat peternak. Pemisahan tiga lapisan ini menjaga agar penggantian komponen pada satu lapisan tidak merombak lapisan lain.</w:t>
+        <w:t xml:space="preserve">Arsitektur sistem terdiri atas tiga lapisan. Lapisan sensing berisi tiga ESP32 (satu access point, dua station) yang dipasang TX-RX mengapit area kawanan agar geometri antena memotong zona Fresnel area bergerak; ketiganya mengirim frame CSI melalui UDP sesuai format frame ADR-018 milik RuView. Lapisan pengolahan berisi server Rust RuView pada single board computer yang menangani dekoding frame, kalibrasi, ekstraksi motion-band power, dan agregasi indeks aktivitas per window 60 detik. Lapisan penyajian berisi dashboard web dan saluran alert MQTT ke perangkat peternak. Pemisahan tiga lapisan ini menjaga agar penggantian komponen pada satu lapisan tidak merombak lapisan lain.</w:t>
       </w:r>
     </w:p>
     <w:p>
@@ -4017,7 +4017,7 @@
           <w:sz w:val="24"/>
           <w:szCs w:val="24"/>
         </w:rPr>
-        <w:t xml:space="preserve">Dataset disusun dalam blok hari berturut-turut dengan kamera sinkron untuk ground truth dan log kejadian harian (jadwal pakan, cahaya, suhu, kelembapan litter, panen) sebagai kovariat. Evaluasi memakai split blok-waktu, yaitu latih pada hari A sampai B dan uji pada hari C, karena split acak pada data time-series membocorkan informasi dan membuat hasil terlalu optimistis. Seluruh dataset, log, dan kode analisis disimpan terdokumentasi agar dapat dirilis sebagai dataset awal sensing kawanan unggas bila pembimbing menyetujui.</w:t>
+        <w:t xml:space="preserve">Dataset disusun dalam blok hari berturut-turut dengan kamera sinkron untuk ground truth dan log kejadian harian (jadwal pakan, cahaya, suhu, kelembapan litter, panen) sebagai kovariat. Evaluasi memakai split blok waktu, yaitu latih pada hari A sampai B dan uji pada hari C karena split acak pada data time-series membocorkan informasi dan membuat hasil terlalu optimistis. Seluruh dataset, log, dan kode analisis disimpan terdokumentasi agar dapat dirilis sebagai dataset awal sensing kawanan unggas bila pembimbing menyetujui.</w:t>
       </w:r>
     </w:p>
     <w:p>
@@ -4083,7 +4083,7 @@
           <w:sz w:val="24"/>
           <w:szCs w:val="24"/>
         </w:rPr>
-        <w:t xml:space="preserve">Rencana pengujian terdiri atas tiga kelompok yang berurutan. Pengujian pertama adalah uji fisik Delta-CSI pada minggu pertama hingga ketiga: dua ESP32 diposisikan mengapit kandang, lalu amplitudo CSI direkam window 60 detik untuk tiga skenario kandang kosong, satu ayam bergerak, dan kawanan penuh bergerak, ketiganya dibandingkan terhadap noise floor. Pengujian kedua adalah uji indeks aktivitas: energi motion-band diagregasi menjadi indeks per window dan dibandingkan dengan referensi intensitas gerak dari kamera sinkron pada tiap window. Pengujian ketiga adalah uji peringatan: control chart z-score adaptif dijalankan pada data blok hari, dan setiap alarm diaudit terhadap rekaman kamera retrospektif untuk menilai benar-salahnya. Setiap kelompok pengujian menghasilkan tabel hasil dan catatan kejadian yang melekat pada dataset.</w:t>
+        <w:t xml:space="preserve">Rencana pengujian terdiri atas tiga kelompok yang berurutan. Pengujian pertama adalah uji fisik Delta-CSI pada minggu pertama hingga ketiga: dua ESP32 diposisikan mengapit kandang, lalu amplitudo CSI direkam window 60 detik untuk tiga skenario kandang kosong, satu ayam bergerak, dan kawanan penuh bergerak, ketiganya dibandingkan dengan noise floor. Pengujian kedua adalah uji indeks aktivitas: energi motion-band diagregasi menjadi indeks per window dan dibandingkan dengan referensi intensitas gerak dari kamera sinkron pada tiap window. Pengujian ketiga adalah uji peringatan: control chart z-score adaptif dijalankan pada data blok hari, dan setiap alarm diaudit terhadap rekaman kamera retrospektif untuk menilai benar-salahnya. Setiap kelompok pengujian menghasilkan tabel hasil dan catatan kejadian yang melekat pada dataset.</w:t>
       </w:r>
     </w:p>
     <w:p>
@@ -4116,7 +4116,7 @@
           <w:sz w:val="24"/>
           <w:szCs w:val="24"/>
         </w:rPr>
-        <w:t xml:space="preserve">Evaluasi memakai dua jalur yang jujur terhadap kondisi tanpa kelas positif. Jalur utama, yang selalu berjalan, memakai control chart pada indeks aktivitas dengan dua metrik: alarm palsu per 24 jam dengan target paling banyak satu per hari, dan precision@k minimal 0,5 berdasarkan audit kamera retrospektif pada k event teratas. Jalur sekunder hanya berjalan bila event proxy etis berlabel tersedia, memakai F1 minimal 0,70 pada level kawanan dengan split blok-waktu. Target macro F1 di atas 0,80 sengaja tidak dijanjikan karena secara metodologis tidak terdefinisi tanpa minimal 50 event anomali.</w:t>
+        <w:t xml:space="preserve">Evaluasi memakai dua jalur yang jujur terhadap kondisi tanpa kelas positif. Jalur utama, yang selalu berjalan, memakai control chart pada indeks aktivitas dengan dua metrik: alarm palsu per 24 jam dengan target paling banyak satu per hari, dan precision@k minimal 0,5 berdasarkan audit kamera retrospektif pada k event teratas. Jalur sekunder hanya berjalan bila event proxy etis berlabel tersedia, memakai F1 minimal 0,70 pada level kawanan dengan split blok waktu. Target macro F1 di atas 0,80 sengaja tidak dijanjikan karena secara metodologis tidak terdefinisi tanpa minimal 50 event anomali.</w:t>
       </w:r>
     </w:p>
     <w:p>
@@ -4578,7 +4578,7 @@
                 <w:sz w:val="21"/>
                 <w:szCs w:val="21"/>
               </w:rPr>
-              <w:t xml:space="preserve">Ekstraksi fitur amplitudo-only window 60 detik; z-score adaptif + SVM RBF; split blok-waktu (latih A-B, uji C); control chart dan precision@k</w:t>
+              <w:t xml:space="preserve">Ekstraksi fitur amplitudo-only window 60 detik; z-score adaptif + SVM RBF; split blok waktu (latih A-B, uji C); control chart dan precision@k</w:t>
             </w:r>
           </w:p>
         </w:tc>
@@ -4860,7 +4860,7 @@
           <w:sz w:val="24"/>
           <w:szCs w:val="24"/>
         </w:rPr>
-        <w:t xml:space="preserve">Tabel 3.2 merangkum rencana biaya perangkat dan operasional dalam Rupiah. Nilai bersifat estimasi pasar saat penyusunan proposal dan akan disesuaikan saat rekap belanja; platform RuView tidak menimbulkan biaya lisensi karena open-source.</w:t>
+        <w:t xml:space="preserve">Tabel 3.2 merangkum rencana biaya perangkat dan operasional dalam rupiah. Nilai bersifat estimasi pasar saat penyusunan proposal dan akan disesuaikan saat rekap belanja; platform RuView tidak menimbulkan biaya lisensi karena open-source.</w:t>
       </w:r>
     </w:p>
     <w:p>
@@ -5241,7 +5241,7 @@
                 <w:sz w:val="21"/>
                 <w:szCs w:val="21"/>
               </w:rPr>
-              <w:t xml:space="preserve">Housing tertutup, pigtail antena, grounding (anti korosi amonia)</w:t>
+              <w:t xml:space="preserve">Housing tertutup, pigtail antena, grounding (antikorosi amonia)</w:t>
             </w:r>
           </w:p>
         </w:tc>
@@ -5342,7 +5342,7 @@
                 <w:sz w:val="21"/>
                 <w:szCs w:val="21"/>
               </w:rPr>
-              <w:t xml:space="preserve">Kamera/WebCam sinkron untuk ground truth pelabelan</w:t>
+              <w:t xml:space="preserve">Kamera/webcam sinkron untuk ground truth pelabelan</w:t>
             </w:r>
           </w:p>
         </w:tc>
@@ -5757,7 +5757,7 @@
           <w:sz w:val="24"/>
           <w:szCs w:val="24"/>
         </w:rPr>
-        <w:t xml:space="preserve">Tabel 3.3 merangkum risiko utama beserta mitigasinya. Setiap risiko dipasangkan dengan rencana cadangan yang menjaga penelitian tetap menghasilkan temuan, sehingga tidak ada satu pun skenario kegagalan yang mengosongkan skripsi.</w:t>
+        <w:t xml:space="preserve">Tabel 3.3 merangkum risiko utama beserta mitigasinya. Setiap risiko dipasangkan dengan rencana cadangan yang menjaga penelitian tetap menghasilkan temuan sehingga tidak ada satu pun skenario kegagalan yang mengosongkan skripsi.</w:t>
       </w:r>
     </w:p>
     <w:p>
@@ -6202,7 +6202,7 @@
                 <w:sz w:val="21"/>
                 <w:szCs w:val="21"/>
               </w:rPr>
-              <w:t xml:space="preserve">Split blok-waktu dengan validasi antar-hari; klaim dibatasi pada studi kelayakan pada satu konteks</w:t>
+              <w:t xml:space="preserve">Split blok waktu dengan validasi pada hari yang berbeda; klaim dibatasi pada studi kelayakan pada satu konteks</w:t>
             </w:r>
           </w:p>
         </w:tc>
